--- a/Documentação/A4 Lab. Desenv. Web - FAC.docx
+++ b/Documentação/A4 Lab. Desenv. Web - FAC.docx
@@ -309,12 +309,14 @@
           <w:sz w:val="28"/>
         </w:rPr>
       </w:pPr>
+      <w:proofErr w:type="spellStart"/>
       <w:r>
         <w:rPr>
           <w:sz w:val="28"/>
         </w:rPr>
         <w:t>Fac</w:t>
       </w:r>
+      <w:proofErr w:type="spellEnd"/>
     </w:p>
     <w:p>
       <w:pPr>
@@ -637,12 +639,14 @@
           <w:sz w:val="28"/>
         </w:rPr>
       </w:pPr>
+      <w:proofErr w:type="spellStart"/>
       <w:r>
         <w:rPr>
           <w:sz w:val="28"/>
         </w:rPr>
         <w:t>Fac</w:t>
       </w:r>
+      <w:proofErr w:type="spellEnd"/>
     </w:p>
     <w:p>
       <w:pPr>
@@ -768,8 +772,13 @@
       <w:pPr>
         <w:pStyle w:val="NomedoOrientador"/>
       </w:pPr>
-      <w:r>
-        <w:t xml:space="preserve">Co-orientador: </w:t>
+      <w:proofErr w:type="spellStart"/>
+      <w:r>
+        <w:t>Co-orientador</w:t>
+      </w:r>
+      <w:proofErr w:type="spellEnd"/>
+      <w:r>
+        <w:t xml:space="preserve">: </w:t>
       </w:r>
       <w:r>
         <w:rPr>
@@ -787,8 +796,16 @@
         <w:rPr>
           <w:color w:val="FF0000"/>
         </w:rPr>
-        <w:t xml:space="preserve"> do co-orientador</w:t>
-      </w:r>
+        <w:t xml:space="preserve"> do </w:t>
+      </w:r>
+      <w:proofErr w:type="spellStart"/>
+      <w:r>
+        <w:rPr>
+          <w:color w:val="FF0000"/>
+        </w:rPr>
+        <w:t>co-orientador</w:t>
+      </w:r>
+      <w:proofErr w:type="spellEnd"/>
       <w:r>
         <w:rPr>
           <w:color w:val="FF0000"/>
@@ -1147,12 +1164,21 @@
           <w:color w:val="0000FF"/>
         </w:rPr>
       </w:pPr>
+      <w:proofErr w:type="spellStart"/>
       <w:r>
         <w:rPr>
           <w:rFonts w:cs="Arial"/>
           <w:color w:val="0000FF"/>
         </w:rPr>
-        <w:t>Obs: Gráficos e imagens são tratados como “figura”</w:t>
+        <w:t>Obs</w:t>
+      </w:r>
+      <w:proofErr w:type="spellEnd"/>
+      <w:r>
+        <w:rPr>
+          <w:rFonts w:cs="Arial"/>
+          <w:color w:val="0000FF"/>
+        </w:rPr>
+        <w:t>: Gráficos e imagens são tratados como “figura”</w:t>
       </w:r>
       <w:r>
         <w:rPr>
@@ -2424,7 +2450,15 @@
         </w:numPr>
       </w:pPr>
       <w:r>
-        <w:t>Controle de Jornada: Desenvolver um sistema de controle de plantão com registro de entrada (check-in) e saída (check-out), ligado ao gps, exclusivo para o perfil das cuidadoras.</w:t>
+        <w:t>Controle de Jornada: Desenvolver um sistema de controle de plantão com registro de entrada (check-in) e saída (</w:t>
+      </w:r>
+      <w:proofErr w:type="spellStart"/>
+      <w:r>
+        <w:t>check-out</w:t>
+      </w:r>
+      <w:proofErr w:type="spellEnd"/>
+      <w:r>
+        <w:t>), ligado ao gps, exclusivo para o perfil das cuidadoras.</w:t>
       </w:r>
     </w:p>
     <w:p>
@@ -3689,7 +3723,21 @@
               <w:rPr>
                 <w:rFonts w:cs="Arial"/>
               </w:rPr>
-              <w:t>O sistema deve registrar os horários de entrada (check-in) e saída (check-out) integrados à localização via GPS</w:t>
+              <w:t>O sistema deve registrar os horários de entrada (check-in) e saída (</w:t>
+            </w:r>
+            <w:proofErr w:type="spellStart"/>
+            <w:r>
+              <w:rPr>
+                <w:rFonts w:cs="Arial"/>
+              </w:rPr>
+              <w:t>check-out</w:t>
+            </w:r>
+            <w:proofErr w:type="spellEnd"/>
+            <w:r>
+              <w:rPr>
+                <w:rFonts w:cs="Arial"/>
+              </w:rPr>
+              <w:t>) integrados à localização via GPS</w:t>
             </w:r>
             <w:r>
               <w:rPr>
@@ -3933,12 +3981,28 @@
                 <w:rFonts w:cs="Arial"/>
               </w:rPr>
             </w:pPr>
-            <w:r>
-              <w:rPr>
-                <w:rFonts w:cs="Arial"/>
-              </w:rPr>
-              <w:t>Check-out Automático</w:t>
-            </w:r>
+            <w:proofErr w:type="spellStart"/>
+            <w:r>
+              <w:rPr>
+                <w:rFonts w:cs="Arial"/>
+              </w:rPr>
+              <w:t>Check-</w:t>
+            </w:r>
+            <w:proofErr w:type="gramStart"/>
+            <w:r>
+              <w:rPr>
+                <w:rFonts w:cs="Arial"/>
+              </w:rPr>
+              <w:t>out</w:t>
+            </w:r>
+            <w:proofErr w:type="spellEnd"/>
+            <w:r>
+              <w:rPr>
+                <w:rFonts w:cs="Arial"/>
+              </w:rPr>
+              <w:t xml:space="preserve"> Automático</w:t>
+            </w:r>
+            <w:proofErr w:type="gramEnd"/>
           </w:p>
         </w:tc>
         <w:tc>
@@ -4248,7 +4312,21 @@
                 <w:rFonts w:cs="Arial"/>
               </w:rPr>
               <w:lastRenderedPageBreak/>
-              <w:t>com base nos registros de check-in e check-out, para fins de pagamento.</w:t>
+              <w:t xml:space="preserve">com base nos registros de check-in e </w:t>
+            </w:r>
+            <w:proofErr w:type="spellStart"/>
+            <w:r>
+              <w:rPr>
+                <w:rFonts w:cs="Arial"/>
+              </w:rPr>
+              <w:t>check-out</w:t>
+            </w:r>
+            <w:proofErr w:type="spellEnd"/>
+            <w:r>
+              <w:rPr>
+                <w:rFonts w:cs="Arial"/>
+              </w:rPr>
+              <w:t>, para fins de pagamento.</w:t>
             </w:r>
           </w:p>
         </w:tc>
@@ -4834,12 +4912,14 @@
           <w:rFonts w:cs="Arial"/>
         </w:rPr>
       </w:pPr>
+      <w:proofErr w:type="spellStart"/>
       <w:r>
         <w:rPr>
           <w:rFonts w:cs="Arial"/>
         </w:rPr>
         <w:t>Wireframe</w:t>
       </w:r>
+      <w:proofErr w:type="spellEnd"/>
     </w:p>
     <w:p>
       <w:pPr>
@@ -5014,7 +5094,23 @@
           <w:rFonts w:cs="Arial"/>
           <w:color w:val="FF0000"/>
         </w:rPr>
-        <w:t>O texto do trabalho deve ser escrito em estilo Normal. Usar espaçamento 1,5 entre as linhas e 0 pts entre os parágrafos.</w:t>
+        <w:t xml:space="preserve">O texto do trabalho deve ser escrito em estilo Normal. Usar espaçamento 1,5 entre as linhas e 0 </w:t>
+      </w:r>
+      <w:proofErr w:type="spellStart"/>
+      <w:r>
+        <w:rPr>
+          <w:rFonts w:cs="Arial"/>
+          <w:color w:val="FF0000"/>
+        </w:rPr>
+        <w:t>pts</w:t>
+      </w:r>
+      <w:proofErr w:type="spellEnd"/>
+      <w:r>
+        <w:rPr>
+          <w:rFonts w:cs="Arial"/>
+          <w:color w:val="FF0000"/>
+        </w:rPr>
+        <w:t xml:space="preserve"> entre os parágrafos.</w:t>
       </w:r>
     </w:p>
     <w:p>
@@ -5364,7 +5460,7 @@
           <w:noProof/>
         </w:rPr>
         <w:pict w14:anchorId="5A1BC969">
-          <v:rect id="_x0000_s1025" alt="" style="position:absolute;left:0;text-align:left;margin-left:0;margin-top:0;width:595.3pt;height:841.9pt;z-index:251659264;mso-wrap-edited:f;mso-width-percent:1000;mso-height-percent:1000;mso-position-horizontal-relative:page;mso-position-vertical-relative:page;mso-width-percent:1000;mso-height-percent:1000;mso-width-relative:page;mso-height-relative:page" o:bwmode="white" filled="f" stroked="f" strokeweight="0">
+          <v:rect id="_x0000_s1025" alt="" style="position:absolute;left:0;text-align:left;margin-left:0;margin-top:0;width:595.3pt;height:841.9pt;z-index:251658240;mso-wrap-edited:f;mso-width-percent:1000;mso-height-percent:1000;mso-position-horizontal-relative:page;mso-position-vertical-relative:page;mso-width-percent:1000;mso-height-percent:1000;mso-width-relative:page;mso-height-relative:page" o:bwmode="white" filled="f" stroked="f" strokeweight="0">
             <w10:wrap anchorx="margin" anchory="margin"/>
           </v:rect>
         </w:pict>
@@ -6192,6 +6288,7 @@
   <w:style w:type="character" w:default="1" w:styleId="Fontepargpadro">
     <w:name w:val="Default Paragraph Font"/>
     <w:uiPriority w:val="1"/>
+    <w:semiHidden/>
     <w:unhideWhenUsed/>
   </w:style>
   <w:style w:type="table" w:default="1" w:styleId="Tabelanormal">

--- a/Documentação/A4 Lab. Desenv. Web - FAC.docx
+++ b/Documentação/A4 Lab. Desenv. Web - FAC.docx
@@ -3895,7 +3895,7 @@
               <w:rPr>
                 <w:rFonts w:cs="Arial"/>
               </w:rPr>
-              <w:t>Familiar / Sistema</w:t>
+              <w:t>Familiar</w:t>
             </w:r>
           </w:p>
         </w:tc>
@@ -5364,7 +5364,7 @@
           <w:noProof/>
         </w:rPr>
         <w:pict w14:anchorId="5A1BC969">
-          <v:rect id="_x0000_s1025" alt="" style="position:absolute;left:0;text-align:left;margin-left:0;margin-top:0;width:595.3pt;height:841.9pt;z-index:251659264;mso-wrap-edited:f;mso-width-percent:1000;mso-height-percent:1000;mso-position-horizontal-relative:page;mso-position-vertical-relative:page;mso-width-percent:1000;mso-height-percent:1000;mso-width-relative:page;mso-height-relative:page" o:bwmode="white" filled="f" stroked="f" strokeweight="0">
+          <v:rect id="_x0000_s1025" alt="" style="position:absolute;left:0;text-align:left;margin-left:0;margin-top:0;width:595.3pt;height:841.9pt;z-index:251658240;mso-wrap-edited:f;mso-width-percent:1000;mso-height-percent:1000;mso-position-horizontal-relative:page;mso-position-vertical-relative:page;mso-width-percent:1000;mso-height-percent:1000;mso-width-relative:page;mso-height-relative:page" o:bwmode="white" filled="f" stroked="f" strokeweight="0">
             <w10:wrap anchorx="margin" anchory="margin"/>
           </v:rect>
         </w:pict>
@@ -6192,6 +6192,7 @@
   <w:style w:type="character" w:default="1" w:styleId="Fontepargpadro">
     <w:name w:val="Default Paragraph Font"/>
     <w:uiPriority w:val="1"/>
+    <w:semiHidden/>
     <w:unhideWhenUsed/>
   </w:style>
   <w:style w:type="table" w:default="1" w:styleId="Tabelanormal">

--- a/Documentação/A4 Lab. Desenv. Web - FAC.docx
+++ b/Documentação/A4 Lab. Desenv. Web - FAC.docx
@@ -177,7 +177,7 @@
         <w:pStyle w:val="NomedoAutor"/>
       </w:pPr>
       <w:r>
-        <w:t>Ángelica Lima</w:t>
+        <w:t>Angélica Lima Soares de Oliveira</w:t>
       </w:r>
     </w:p>
     <w:p>
@@ -193,7 +193,13 @@
         <w:pStyle w:val="NomedoAutor"/>
       </w:pPr>
       <w:r>
-        <w:t>Camile Monteiro</w:t>
+        <w:t>Camile Pimenta Monteiro</w:t>
+      </w:r>
+      <w:r>
+        <w:br/>
+      </w:r>
+      <w:r>
+        <w:t>Davi Matos dos Santos</w:t>
       </w:r>
     </w:p>
     <w:p>
@@ -201,7 +207,7 @@
         <w:pStyle w:val="NomedoAutor"/>
       </w:pPr>
       <w:r>
-        <w:t>Davi Matos dos Santos</w:t>
+        <w:t>Felipe Gabriel Ferraz dos Santos</w:t>
       </w:r>
     </w:p>
     <w:p>
@@ -209,7 +215,13 @@
         <w:pStyle w:val="NomedoAutor"/>
       </w:pPr>
       <w:r>
-        <w:t>Felipe Gabriel Ferraz dos Santos</w:t>
+        <w:t>Jo</w:t>
+      </w:r>
+      <w:r>
+        <w:t>ã</w:t>
+      </w:r>
+      <w:r>
+        <w:t>o Lucas Tavares dos Santos</w:t>
       </w:r>
     </w:p>
     <w:p>
@@ -217,13 +229,7 @@
         <w:pStyle w:val="NomedoAutor"/>
       </w:pPr>
       <w:r>
-        <w:t>Jo</w:t>
-      </w:r>
-      <w:r>
-        <w:t>ã</w:t>
-      </w:r>
-      <w:r>
-        <w:t>o Lucas Tavares dos Santos</w:t>
+        <w:t>Kamille Monteiro</w:t>
       </w:r>
     </w:p>
     <w:p>
@@ -231,7 +237,7 @@
         <w:pStyle w:val="NomedoAutor"/>
       </w:pPr>
       <w:r>
-        <w:t>Kamille Monteiro</w:t>
+        <w:t>lUCAS RATS ferreira</w:t>
       </w:r>
     </w:p>
     <w:p>
@@ -239,7 +245,7 @@
         <w:pStyle w:val="NomedoAutor"/>
       </w:pPr>
       <w:r>
-        <w:t>lUCAS RATS ferreira</w:t>
+        <w:t>Letícia dos reis prado</w:t>
       </w:r>
     </w:p>
     <w:p>
@@ -247,14 +253,6 @@
         <w:pStyle w:val="NomedoAutor"/>
       </w:pPr>
       <w:r>
-        <w:t>Letícia dos reis prado</w:t>
-      </w:r>
-    </w:p>
-    <w:p>
-      <w:pPr>
-        <w:pStyle w:val="NomedoAutor"/>
-      </w:pPr>
-      <w:r>
         <w:t>Ricardo dos Santos Dias</w:t>
       </w:r>
     </w:p>
@@ -309,12 +307,14 @@
           <w:sz w:val="28"/>
         </w:rPr>
       </w:pPr>
+      <w:proofErr w:type="spellStart"/>
       <w:r>
         <w:rPr>
           <w:sz w:val="28"/>
         </w:rPr>
         <w:t>Fac</w:t>
       </w:r>
+      <w:proofErr w:type="spellEnd"/>
     </w:p>
     <w:p>
       <w:pPr>
@@ -439,7 +439,7 @@
           <w:rFonts w:cs="Arial"/>
           <w:caps/>
         </w:rPr>
-        <w:t>ÁNGELICA LIMA</w:t>
+        <w:t>Angélica Lima Soares de Oliveira</w:t>
       </w:r>
     </w:p>
     <w:p>
@@ -473,7 +473,7 @@
           <w:rFonts w:cs="Arial"/>
           <w:caps/>
         </w:rPr>
-        <w:t>CAMILE MONTEIRO</w:t>
+        <w:t>Camile Pimenta Monteiro</w:t>
       </w:r>
     </w:p>
     <w:p>
@@ -637,12 +637,14 @@
           <w:sz w:val="28"/>
         </w:rPr>
       </w:pPr>
+      <w:proofErr w:type="spellStart"/>
       <w:r>
         <w:rPr>
           <w:sz w:val="28"/>
         </w:rPr>
         <w:t>Fac</w:t>
       </w:r>
+      <w:proofErr w:type="spellEnd"/>
     </w:p>
     <w:p>
       <w:pPr>
@@ -768,8 +770,13 @@
       <w:pPr>
         <w:pStyle w:val="NomedoOrientador"/>
       </w:pPr>
-      <w:r>
-        <w:t xml:space="preserve">Co-orientador: </w:t>
+      <w:proofErr w:type="spellStart"/>
+      <w:r>
+        <w:t>Co-orientador</w:t>
+      </w:r>
+      <w:proofErr w:type="spellEnd"/>
+      <w:r>
+        <w:t xml:space="preserve">: </w:t>
       </w:r>
       <w:r>
         <w:rPr>
@@ -787,8 +794,16 @@
         <w:rPr>
           <w:color w:val="FF0000"/>
         </w:rPr>
-        <w:t xml:space="preserve"> do co-orientador</w:t>
-      </w:r>
+        <w:t xml:space="preserve"> do </w:t>
+      </w:r>
+      <w:proofErr w:type="spellStart"/>
+      <w:r>
+        <w:rPr>
+          <w:color w:val="FF0000"/>
+        </w:rPr>
+        <w:t>co-orientador</w:t>
+      </w:r>
+      <w:proofErr w:type="spellEnd"/>
       <w:r>
         <w:rPr>
           <w:color w:val="FF0000"/>
@@ -1085,94 +1100,122 @@
     </w:p>
     <w:p>
       <w:pPr>
-        <w:ind w:firstLine="0"/>
-        <w:rPr>
-          <w:rFonts w:cs="Arial"/>
-          <w:color w:val="0000FF"/>
-        </w:rPr>
-      </w:pPr>
-      <w:r>
-        <w:rPr>
-          <w:rFonts w:cs="Arial"/>
-          <w:bCs/>
-          <w:color w:val="0000FF"/>
-        </w:rPr>
-        <w:t>Relação de cada ilustração</w:t>
-      </w:r>
-      <w:r>
-        <w:rPr>
-          <w:rFonts w:cs="Arial"/>
-          <w:bCs/>
-          <w:color w:val="0000FF"/>
-        </w:rPr>
-        <w:t>/imagem/foto</w:t>
-      </w:r>
-      <w:r>
-        <w:rPr>
-          <w:rFonts w:cs="Arial"/>
-          <w:bCs/>
-          <w:color w:val="0000FF"/>
-        </w:rPr>
-        <w:t xml:space="preserve"> de acordo com a ordem apresentada no texto, devendo incluir</w:t>
-      </w:r>
-      <w:r>
-        <w:rPr>
-          <w:rFonts w:cs="Arial"/>
-          <w:color w:val="0000FF"/>
-        </w:rPr>
-        <w:t>: palavra designativa, acompanhada do número de ocorrência no texto (em algarismos arábicos) e seu título</w:t>
-      </w:r>
-      <w:r>
-        <w:rPr>
-          <w:rFonts w:cs="Arial"/>
-          <w:color w:val="0000FF"/>
-        </w:rPr>
-        <w:t xml:space="preserve">. </w:t>
-      </w:r>
-    </w:p>
-    <w:p>
-      <w:pPr>
-        <w:ind w:firstLine="0"/>
-        <w:rPr>
-          <w:rFonts w:cs="Arial"/>
-          <w:color w:val="0000FF"/>
-        </w:rPr>
-      </w:pPr>
-    </w:p>
-    <w:p>
-      <w:pPr>
-        <w:ind w:firstLine="0"/>
-        <w:rPr>
-          <w:rFonts w:cs="Arial"/>
-          <w:color w:val="0000FF"/>
-        </w:rPr>
-      </w:pPr>
-      <w:r>
-        <w:rPr>
-          <w:rFonts w:cs="Arial"/>
-          <w:color w:val="0000FF"/>
-        </w:rPr>
-        <w:t>Obs: Gráficos e imagens são tratados como “figura”</w:t>
-      </w:r>
-      <w:r>
-        <w:rPr>
-          <w:rFonts w:cs="Arial"/>
-          <w:color w:val="0000FF"/>
-        </w:rPr>
-        <w:t xml:space="preserve">. </w:t>
-      </w:r>
-    </w:p>
-    <w:p>
-      <w:pPr>
-        <w:ind w:firstLine="0"/>
-        <w:jc w:val="center"/>
+        <w:pStyle w:val="ndicedeilustraes"/>
+        <w:tabs>
+          <w:tab w:val="right" w:leader="dot" w:pos="9061"/>
+        </w:tabs>
+        <w:ind w:firstLine="0"/>
+        <w:rPr>
+          <w:rFonts w:asciiTheme="minorHAnsi" w:eastAsiaTheme="minorEastAsia" w:hAnsiTheme="minorHAnsi" w:cstheme="minorBidi"/>
+          <w:noProof/>
+          <w:kern w:val="2"/>
+          <w14:ligatures w14:val="standardContextual"/>
+        </w:rPr>
+      </w:pPr>
+      <w:r>
         <w:rPr>
           <w:rFonts w:cs="Arial"/>
           <w:b/>
           <w:bCs/>
           <w:color w:val="FF0000"/>
         </w:rPr>
-      </w:pPr>
+        <w:fldChar w:fldCharType="begin"/>
+      </w:r>
+      <w:r>
+        <w:rPr>
+          <w:rFonts w:cs="Arial"/>
+          <w:b/>
+          <w:bCs/>
+          <w:color w:val="FF0000"/>
+        </w:rPr>
+        <w:instrText xml:space="preserve"> TOC \h \z \c "Figura" </w:instrText>
+      </w:r>
+      <w:r>
+        <w:rPr>
+          <w:rFonts w:cs="Arial"/>
+          <w:b/>
+          <w:bCs/>
+          <w:color w:val="FF0000"/>
+        </w:rPr>
+        <w:fldChar w:fldCharType="separate"/>
+      </w:r>
+      <w:hyperlink w:anchor="_Toc229419437" w:history="1">
+        <w:r>
+          <w:rPr>
+            <w:rStyle w:val="Hyperlink"/>
+            <w:noProof/>
+          </w:rPr>
+          <w:t>Figura 1 – Diagrama de Casos de Uso</w:t>
+        </w:r>
+        <w:r>
+          <w:rPr>
+            <w:noProof/>
+            <w:webHidden/>
+          </w:rPr>
+          <w:tab/>
+        </w:r>
+        <w:r>
+          <w:rPr>
+            <w:noProof/>
+            <w:webHidden/>
+          </w:rPr>
+          <w:fldChar w:fldCharType="begin"/>
+        </w:r>
+        <w:r>
+          <w:rPr>
+            <w:noProof/>
+            <w:webHidden/>
+          </w:rPr>
+          <w:instrText xml:space="preserve"> PAGEREF _Toc229419437 \h </w:instrText>
+        </w:r>
+        <w:r>
+          <w:rPr>
+            <w:noProof/>
+            <w:webHidden/>
+          </w:rPr>
+        </w:r>
+        <w:r>
+          <w:rPr>
+            <w:noProof/>
+            <w:webHidden/>
+          </w:rPr>
+          <w:fldChar w:fldCharType="separate"/>
+        </w:r>
+        <w:r>
+          <w:rPr>
+            <w:noProof/>
+            <w:webHidden/>
+          </w:rPr>
+          <w:t>12</w:t>
+        </w:r>
+        <w:r>
+          <w:rPr>
+            <w:noProof/>
+            <w:webHidden/>
+          </w:rPr>
+          <w:fldChar w:fldCharType="end"/>
+        </w:r>
+      </w:hyperlink>
+    </w:p>
+    <w:p>
+      <w:pPr>
+        <w:ind w:firstLine="0"/>
+        <w:rPr>
+          <w:rFonts w:cs="Arial"/>
+          <w:b/>
+          <w:bCs/>
+          <w:color w:val="FF0000"/>
+        </w:rPr>
+      </w:pPr>
+      <w:r>
+        <w:rPr>
+          <w:rFonts w:cs="Arial"/>
+          <w:b/>
+          <w:bCs/>
+          <w:color w:val="FF0000"/>
+        </w:rPr>
+        <w:fldChar w:fldCharType="end"/>
+      </w:r>
     </w:p>
     <w:p>
       <w:pPr>
@@ -2130,7 +2173,13 @@
         <w:pStyle w:val="Ttulo2"/>
       </w:pPr>
       <w:r>
-        <w:t xml:space="preserve">1.1 </w:t>
+        <w:t>1.1</w:t>
+      </w:r>
+      <w:r>
+        <w:t>.</w:t>
+      </w:r>
+      <w:r>
+        <w:t xml:space="preserve"> </w:t>
       </w:r>
       <w:r>
         <w:t>Descrição</w:t>
@@ -2141,7 +2190,13 @@
         <w:pStyle w:val="Ttulo3"/>
       </w:pPr>
       <w:r>
-        <w:t xml:space="preserve">1.1.1 </w:t>
+        <w:t>1.1.1</w:t>
+      </w:r>
+      <w:r>
+        <w:t>.</w:t>
+      </w:r>
+      <w:r>
+        <w:t xml:space="preserve"> </w:t>
       </w:r>
       <w:r>
         <w:t>Definição</w:t>
@@ -2166,7 +2221,13 @@
         <w:pStyle w:val="Ttulo3"/>
       </w:pPr>
       <w:r>
-        <w:t xml:space="preserve">1.1.2 </w:t>
+        <w:t>1.1.2</w:t>
+      </w:r>
+      <w:r>
+        <w:t>.</w:t>
+      </w:r>
+      <w:r>
+        <w:t xml:space="preserve"> </w:t>
       </w:r>
       <w:r>
         <w:t>Objetivo Geral</w:t>
@@ -2191,7 +2252,13 @@
         <w:pStyle w:val="Ttulo3"/>
       </w:pPr>
       <w:r>
-        <w:t xml:space="preserve">1.1.3 </w:t>
+        <w:t>1.1.3</w:t>
+      </w:r>
+      <w:r>
+        <w:t>.</w:t>
+      </w:r>
+      <w:r>
+        <w:t xml:space="preserve"> </w:t>
       </w:r>
       <w:r>
         <w:t>Cliente</w:t>
@@ -2208,7 +2275,13 @@
         <w:pStyle w:val="Ttulo2"/>
       </w:pPr>
       <w:r>
-        <w:t xml:space="preserve">1.2 </w:t>
+        <w:t>1.2</w:t>
+      </w:r>
+      <w:r>
+        <w:t>.</w:t>
+      </w:r>
+      <w:r>
+        <w:t xml:space="preserve"> </w:t>
       </w:r>
       <w:r>
         <w:t>Justificativa</w:t>
@@ -2308,7 +2381,13 @@
         <w:pStyle w:val="Ttulo3"/>
       </w:pPr>
       <w:r>
-        <w:t xml:space="preserve">1.2.2 </w:t>
+        <w:t>1.2.2</w:t>
+      </w:r>
+      <w:r>
+        <w:t>.</w:t>
+      </w:r>
+      <w:r>
+        <w:t xml:space="preserve"> </w:t>
       </w:r>
       <w:r>
         <w:t>Necessidades</w:t>
@@ -2397,7 +2476,13 @@
         <w:pStyle w:val="Ttulo2"/>
       </w:pPr>
       <w:r>
-        <w:t xml:space="preserve">1.3 </w:t>
+        <w:t>1.3</w:t>
+      </w:r>
+      <w:r>
+        <w:t>.</w:t>
+      </w:r>
+      <w:r>
+        <w:t xml:space="preserve"> </w:t>
       </w:r>
       <w:r>
         <w:t>Objetivo Específico</w:t>
@@ -2424,7 +2509,15 @@
         </w:numPr>
       </w:pPr>
       <w:r>
-        <w:t>Controle de Jornada: Desenvolver um sistema de controle de plantão com registro de entrada (check-in) e saída (check-out), ligado ao gps, exclusivo para o perfil das cuidadoras.</w:t>
+        <w:t>Controle de Jornada: Desenvolver um sistema de controle de plantão com registro de entrada (check-in) e saída (</w:t>
+      </w:r>
+      <w:proofErr w:type="spellStart"/>
+      <w:r>
+        <w:t>check-out</w:t>
+      </w:r>
+      <w:proofErr w:type="spellEnd"/>
+      <w:r>
+        <w:t>), ligado ao gps, exclusivo para o perfil das cuidadoras.</w:t>
       </w:r>
     </w:p>
     <w:p>
@@ -2464,7 +2557,7 @@
       <w:bookmarkStart w:id="1" w:name="_Toc162896122"/>
       <w:r>
         <w:lastRenderedPageBreak/>
-        <w:t>3</w:t>
+        <w:t>2</w:t>
       </w:r>
       <w:r>
         <w:t>.</w:t>
@@ -2479,7 +2572,16 @@
         <w:pStyle w:val="Ttulo2"/>
       </w:pPr>
       <w:r>
-        <w:t>3.1 Minimundo</w:t>
+        <w:t>2</w:t>
+      </w:r>
+      <w:r>
+        <w:t>.1</w:t>
+      </w:r>
+      <w:r>
+        <w:t>.</w:t>
+      </w:r>
+      <w:r>
+        <w:t xml:space="preserve"> Minimundo</w:t>
       </w:r>
     </w:p>
     <w:p>
@@ -2525,7 +2627,16 @@
       </w:pPr>
       <w:r>
         <w:lastRenderedPageBreak/>
-        <w:t>3.2 Regras de Negócio</w:t>
+        <w:t>2</w:t>
+      </w:r>
+      <w:r>
+        <w:t>.2</w:t>
+      </w:r>
+      <w:r>
+        <w:t>.</w:t>
+      </w:r>
+      <w:r>
+        <w:t xml:space="preserve"> Regras de Negócio</w:t>
       </w:r>
     </w:p>
     <w:p>
@@ -2912,7 +3023,16 @@
         <w:pStyle w:val="Ttulo2"/>
       </w:pPr>
       <w:r>
-        <w:t>3.3 Requisitos Funcionais</w:t>
+        <w:t>2</w:t>
+      </w:r>
+      <w:r>
+        <w:t>.3</w:t>
+      </w:r>
+      <w:r>
+        <w:t>.</w:t>
+      </w:r>
+      <w:r>
+        <w:t xml:space="preserve"> Requisitos Funcionais</w:t>
       </w:r>
     </w:p>
     <w:p>
@@ -3689,7 +3809,21 @@
               <w:rPr>
                 <w:rFonts w:cs="Arial"/>
               </w:rPr>
-              <w:t>O sistema deve registrar os horários de entrada (check-in) e saída (check-out) integrados à localização via GPS</w:t>
+              <w:t>O sistema deve registrar os horários de entrada (check-in) e saída (</w:t>
+            </w:r>
+            <w:proofErr w:type="spellStart"/>
+            <w:r>
+              <w:rPr>
+                <w:rFonts w:cs="Arial"/>
+              </w:rPr>
+              <w:t>check-out</w:t>
+            </w:r>
+            <w:proofErr w:type="spellEnd"/>
+            <w:r>
+              <w:rPr>
+                <w:rFonts w:cs="Arial"/>
+              </w:rPr>
+              <w:t>) integrados à localização via GPS</w:t>
             </w:r>
             <w:r>
               <w:rPr>
@@ -3933,12 +4067,28 @@
                 <w:rFonts w:cs="Arial"/>
               </w:rPr>
             </w:pPr>
-            <w:r>
-              <w:rPr>
-                <w:rFonts w:cs="Arial"/>
-              </w:rPr>
-              <w:t>Check-out Automático</w:t>
-            </w:r>
+            <w:proofErr w:type="spellStart"/>
+            <w:r>
+              <w:rPr>
+                <w:rFonts w:cs="Arial"/>
+              </w:rPr>
+              <w:t>Check-</w:t>
+            </w:r>
+            <w:proofErr w:type="gramStart"/>
+            <w:r>
+              <w:rPr>
+                <w:rFonts w:cs="Arial"/>
+              </w:rPr>
+              <w:t>out</w:t>
+            </w:r>
+            <w:proofErr w:type="spellEnd"/>
+            <w:r>
+              <w:rPr>
+                <w:rFonts w:cs="Arial"/>
+              </w:rPr>
+              <w:t xml:space="preserve"> Automático</w:t>
+            </w:r>
+            <w:proofErr w:type="gramEnd"/>
           </w:p>
         </w:tc>
         <w:tc>
@@ -4248,7 +4398,21 @@
                 <w:rFonts w:cs="Arial"/>
               </w:rPr>
               <w:lastRenderedPageBreak/>
-              <w:t>com base nos registros de check-in e check-out, para fins de pagamento.</w:t>
+              <w:t xml:space="preserve">com base nos registros de check-in e </w:t>
+            </w:r>
+            <w:proofErr w:type="spellStart"/>
+            <w:r>
+              <w:rPr>
+                <w:rFonts w:cs="Arial"/>
+              </w:rPr>
+              <w:t>check-out</w:t>
+            </w:r>
+            <w:proofErr w:type="spellEnd"/>
+            <w:r>
+              <w:rPr>
+                <w:rFonts w:cs="Arial"/>
+              </w:rPr>
+              <w:t>, para fins de pagamento.</w:t>
             </w:r>
           </w:p>
         </w:tc>
@@ -4469,7 +4633,16 @@
         <w:pStyle w:val="Ttulo2"/>
       </w:pPr>
       <w:r>
-        <w:t>3.3 Requisitos Não Funcionais</w:t>
+        <w:t>2</w:t>
+      </w:r>
+      <w:r>
+        <w:t>.3</w:t>
+      </w:r>
+      <w:r>
+        <w:t>.</w:t>
+      </w:r>
+      <w:r>
+        <w:t xml:space="preserve"> Requisitos Não Funcionais</w:t>
       </w:r>
     </w:p>
     <w:p>
@@ -4763,33 +4936,190 @@
           <w:rFonts w:cs="Arial"/>
         </w:rPr>
       </w:pPr>
-      <w:r>
-        <w:rPr>
-          <w:rFonts w:cs="Arial"/>
-        </w:rPr>
-        <w:t>D</w:t>
-      </w:r>
-      <w:r>
-        <w:rPr>
-          <w:rFonts w:cs="Arial"/>
-        </w:rPr>
-        <w:t>ER</w:t>
-      </w:r>
-    </w:p>
-    <w:p>
-      <w:pPr>
-        <w:ind w:firstLine="0"/>
-        <w:rPr>
-          <w:rFonts w:cs="Arial"/>
-        </w:rPr>
-      </w:pPr>
-      <w:r>
-        <w:rPr>
-          <w:rFonts w:cs="Arial"/>
-        </w:rPr>
+    </w:p>
+    <w:p>
+      <w:pPr>
+        <w:pStyle w:val="Ttulo2"/>
+      </w:pPr>
+      <w:r>
         <w:lastRenderedPageBreak/>
-        <w:t>DCU</w:t>
-      </w:r>
+        <w:t>2.4. Diagrama de Casos de Uso</w:t>
+      </w:r>
+    </w:p>
+    <w:p>
+      <w:pPr>
+        <w:ind w:firstLine="0"/>
+        <w:rPr>
+          <w:rFonts w:cs="Arial"/>
+        </w:rPr>
+      </w:pPr>
+    </w:p>
+    <w:p>
+      <w:pPr>
+        <w:pStyle w:val="Legenda"/>
+        <w:keepNext/>
+        <w:jc w:val="center"/>
+      </w:pPr>
+      <w:r>
+        <w:t xml:space="preserve">Figura </w:t>
+      </w:r>
+      <w:fldSimple w:instr=" SEQ Figura \* ARABIC ">
+        <w:r>
+          <w:rPr>
+            <w:noProof/>
+          </w:rPr>
+          <w:t>1</w:t>
+        </w:r>
+      </w:fldSimple>
+      <w:r>
+        <w:t xml:space="preserve"> </w:t>
+      </w:r>
+      <w:r>
+        <w:t>– Diagrama de Casos de Uso</w:t>
+      </w:r>
+    </w:p>
+    <w:p>
+      <w:pPr>
+        <w:keepNext/>
+        <w:ind w:firstLine="0"/>
+      </w:pPr>
+      <w:r>
+        <w:rPr>
+          <w:rFonts w:cs="Arial"/>
+          <w:noProof/>
+        </w:rPr>
+        <w:drawing>
+          <wp:inline distT="0" distB="0" distL="0" distR="0" wp14:anchorId="760C6694" wp14:editId="1B5A71E7">
+            <wp:extent cx="5759450" cy="4490085"/>
+            <wp:effectExtent l="0" t="0" r="0" b="5715"/>
+            <wp:docPr id="96992673" name="Imagem 1"/>
+            <wp:cNvGraphicFramePr>
+              <a:graphicFrameLocks xmlns:a="http://schemas.openxmlformats.org/drawingml/2006/main" noChangeAspect="1"/>
+            </wp:cNvGraphicFramePr>
+            <a:graphic xmlns:a="http://schemas.openxmlformats.org/drawingml/2006/main">
+              <a:graphicData uri="http://schemas.openxmlformats.org/drawingml/2006/picture">
+                <pic:pic xmlns:pic="http://schemas.openxmlformats.org/drawingml/2006/picture">
+                  <pic:nvPicPr>
+                    <pic:cNvPr id="0" name="Picture 1"/>
+                    <pic:cNvPicPr>
+                      <a:picLocks noChangeAspect="1" noChangeArrowheads="1"/>
+                    </pic:cNvPicPr>
+                  </pic:nvPicPr>
+                  <pic:blipFill>
+                    <a:blip r:embed="rId12">
+                      <a:extLst>
+                        <a:ext uri="{28A0092B-C50C-407E-A947-70E740481C1C}">
+                          <a14:useLocalDpi xmlns:a14="http://schemas.microsoft.com/office/drawing/2010/main" val="0"/>
+                        </a:ext>
+                      </a:extLst>
+                    </a:blip>
+                    <a:srcRect/>
+                    <a:stretch>
+                      <a:fillRect/>
+                    </a:stretch>
+                  </pic:blipFill>
+                  <pic:spPr bwMode="auto">
+                    <a:xfrm>
+                      <a:off x="0" y="0"/>
+                      <a:ext cx="5759450" cy="4490085"/>
+                    </a:xfrm>
+                    <a:prstGeom prst="rect">
+                      <a:avLst/>
+                    </a:prstGeom>
+                    <a:noFill/>
+                    <a:ln>
+                      <a:noFill/>
+                    </a:ln>
+                  </pic:spPr>
+                </pic:pic>
+              </a:graphicData>
+            </a:graphic>
+          </wp:inline>
+        </w:drawing>
+      </w:r>
+    </w:p>
+    <w:p>
+      <w:pPr>
+        <w:ind w:firstLine="0"/>
+        <w:jc w:val="center"/>
+        <w:rPr>
+          <w:rFonts w:cs="Arial"/>
+          <w:sz w:val="20"/>
+          <w:szCs w:val="20"/>
+        </w:rPr>
+      </w:pPr>
+      <w:r>
+        <w:rPr>
+          <w:rFonts w:cs="Arial"/>
+          <w:sz w:val="20"/>
+          <w:szCs w:val="20"/>
+        </w:rPr>
+        <w:t>Fonte: Autoria Própria</w:t>
+      </w:r>
+    </w:p>
+    <w:p>
+      <w:pPr>
+        <w:ind w:firstLine="0"/>
+        <w:rPr>
+          <w:rFonts w:cs="Arial"/>
+        </w:rPr>
+      </w:pPr>
+    </w:p>
+    <w:p>
+      <w:pPr>
+        <w:pStyle w:val="Ttulo2"/>
+      </w:pPr>
+      <w:r>
+        <w:t>2.5. Diagrama de Entidade e Relacionamento</w:t>
+      </w:r>
+    </w:p>
+    <w:p>
+      <w:pPr>
+        <w:ind w:firstLine="0"/>
+        <w:rPr>
+          <w:rFonts w:cs="Arial"/>
+        </w:rPr>
+      </w:pPr>
+    </w:p>
+    <w:p>
+      <w:pPr>
+        <w:ind w:firstLine="0"/>
+        <w:rPr>
+          <w:rFonts w:cs="Arial"/>
+        </w:rPr>
+      </w:pPr>
+    </w:p>
+    <w:p>
+      <w:pPr>
+        <w:pStyle w:val="Ttulo2"/>
+      </w:pPr>
+      <w:r>
+        <w:t>2.6. Diagrama de Atividade</w:t>
+      </w:r>
+    </w:p>
+    <w:p>
+      <w:pPr>
+        <w:ind w:firstLine="0"/>
+        <w:rPr>
+          <w:rFonts w:cs="Arial"/>
+        </w:rPr>
+      </w:pPr>
+    </w:p>
+    <w:p>
+      <w:pPr>
+        <w:ind w:firstLine="0"/>
+        <w:rPr>
+          <w:rFonts w:cs="Arial"/>
+        </w:rPr>
+      </w:pPr>
+    </w:p>
+    <w:p>
+      <w:pPr>
+        <w:ind w:firstLine="0"/>
+        <w:rPr>
+          <w:rFonts w:cs="Arial"/>
+        </w:rPr>
+      </w:pPr>
     </w:p>
     <w:p>
       <w:pPr>
@@ -4824,6 +5154,7 @@
         <w:rPr>
           <w:rFonts w:cs="Arial"/>
         </w:rPr>
+        <w:lastRenderedPageBreak/>
         <w:t>Fluxo de página</w:t>
       </w:r>
     </w:p>
@@ -4834,12 +5165,14 @@
           <w:rFonts w:cs="Arial"/>
         </w:rPr>
       </w:pPr>
+      <w:proofErr w:type="spellStart"/>
       <w:r>
         <w:rPr>
           <w:rFonts w:cs="Arial"/>
         </w:rPr>
         <w:t>Wireframe</w:t>
       </w:r>
+      <w:proofErr w:type="spellEnd"/>
     </w:p>
     <w:p>
       <w:pPr>
@@ -5014,7 +5347,23 @@
           <w:rFonts w:cs="Arial"/>
           <w:color w:val="FF0000"/>
         </w:rPr>
-        <w:t>O texto do trabalho deve ser escrito em estilo Normal. Usar espaçamento 1,5 entre as linhas e 0 pts entre os parágrafos.</w:t>
+        <w:t xml:space="preserve">O texto do trabalho deve ser escrito em estilo Normal. Usar espaçamento 1,5 entre as linhas e 0 </w:t>
+      </w:r>
+      <w:proofErr w:type="spellStart"/>
+      <w:r>
+        <w:rPr>
+          <w:rFonts w:cs="Arial"/>
+          <w:color w:val="FF0000"/>
+        </w:rPr>
+        <w:t>pts</w:t>
+      </w:r>
+      <w:proofErr w:type="spellEnd"/>
+      <w:r>
+        <w:rPr>
+          <w:rFonts w:cs="Arial"/>
+          <w:color w:val="FF0000"/>
+        </w:rPr>
+        <w:t xml:space="preserve"> entre os parágrafos.</w:t>
       </w:r>
     </w:p>
     <w:p>
@@ -5240,8 +5589,8 @@
       </w:pPr>
     </w:p>
     <w:sectPr>
-      <w:headerReference w:type="even" r:id="rId12"/>
-      <w:headerReference w:type="default" r:id="rId13"/>
+      <w:headerReference w:type="even" r:id="rId13"/>
+      <w:headerReference w:type="default" r:id="rId14"/>
       <w:pgSz w:w="11906" w:h="16838" w:code="9"/>
       <w:pgMar w:top="1701" w:right="1134" w:bottom="1134" w:left="1701" w:header="709" w:footer="709" w:gutter="0"/>
       <w:cols w:space="708"/>
@@ -5364,7 +5713,7 @@
           <w:noProof/>
         </w:rPr>
         <w:pict w14:anchorId="5A1BC969">
-          <v:rect id="_x0000_s1025" alt="" style="position:absolute;left:0;text-align:left;margin-left:0;margin-top:0;width:595.3pt;height:841.9pt;z-index:251658240;mso-wrap-edited:f;mso-width-percent:1000;mso-height-percent:1000;mso-position-horizontal-relative:page;mso-position-vertical-relative:page;mso-width-percent:1000;mso-height-percent:1000;mso-width-relative:page;mso-height-relative:page" o:bwmode="white" filled="f" stroked="f" strokeweight="0">
+          <v:rect id="_x0000_s1025" alt="" style="position:absolute;left:0;text-align:left;margin-left:0;margin-top:0;width:595.3pt;height:841.9pt;z-index:251659264;mso-wrap-edited:f;mso-width-percent:1000;mso-height-percent:1000;mso-position-horizontal-relative:page;mso-position-vertical-relative:page;mso-width-percent:1000;mso-height-percent:1000;mso-width-relative:page;mso-height-relative:page" o:bwmode="white" filled="f" stroked="f" strokeweight="0">
             <w10:wrap anchorx="margin" anchory="margin"/>
           </v:rect>
         </w:pict>
@@ -6113,7 +6462,7 @@
   <w:style w:type="paragraph" w:default="1" w:styleId="Normal">
     <w:name w:val="Normal"/>
     <w:qFormat/>
-    <w:rsid w:val="002666C6"/>
+    <w:rsid w:val="00875146"/>
     <w:pPr>
       <w:spacing w:line="360" w:lineRule="auto"/>
       <w:ind w:firstLine="709"/>

--- a/Documentação/A4 Lab. Desenv. Web - FAC.docx
+++ b/Documentação/A4 Lab. Desenv. Web - FAC.docx
@@ -307,14 +307,12 @@
           <w:sz w:val="28"/>
         </w:rPr>
       </w:pPr>
-      <w:proofErr w:type="spellStart"/>
       <w:r>
         <w:rPr>
           <w:sz w:val="28"/>
         </w:rPr>
         <w:t>Fac</w:t>
       </w:r>
-      <w:proofErr w:type="spellEnd"/>
     </w:p>
     <w:p>
       <w:pPr>
@@ -637,14 +635,12 @@
           <w:sz w:val="28"/>
         </w:rPr>
       </w:pPr>
-      <w:proofErr w:type="spellStart"/>
       <w:r>
         <w:rPr>
           <w:sz w:val="28"/>
         </w:rPr>
         <w:t>Fac</w:t>
       </w:r>
-      <w:proofErr w:type="spellEnd"/>
     </w:p>
     <w:p>
       <w:pPr>
@@ -770,13 +766,8 @@
       <w:pPr>
         <w:pStyle w:val="NomedoOrientador"/>
       </w:pPr>
-      <w:proofErr w:type="spellStart"/>
-      <w:r>
-        <w:t>Co-orientador</w:t>
-      </w:r>
-      <w:proofErr w:type="spellEnd"/>
-      <w:r>
-        <w:t xml:space="preserve">: </w:t>
+      <w:r>
+        <w:t xml:space="preserve">Co-orientador: </w:t>
       </w:r>
       <w:r>
         <w:rPr>
@@ -794,16 +785,8 @@
         <w:rPr>
           <w:color w:val="FF0000"/>
         </w:rPr>
-        <w:t xml:space="preserve"> do </w:t>
-      </w:r>
-      <w:proofErr w:type="spellStart"/>
-      <w:r>
-        <w:rPr>
-          <w:color w:val="FF0000"/>
-        </w:rPr>
-        <w:t>co-orientador</w:t>
-      </w:r>
-      <w:proofErr w:type="spellEnd"/>
+        <w:t xml:space="preserve"> do co-orientador</w:t>
+      </w:r>
       <w:r>
         <w:rPr>
           <w:color w:val="FF0000"/>
@@ -2509,15 +2492,7 @@
         </w:numPr>
       </w:pPr>
       <w:r>
-        <w:t>Controle de Jornada: Desenvolver um sistema de controle de plantão com registro de entrada (check-in) e saída (</w:t>
-      </w:r>
-      <w:proofErr w:type="spellStart"/>
-      <w:r>
-        <w:t>check-out</w:t>
-      </w:r>
-      <w:proofErr w:type="spellEnd"/>
-      <w:r>
-        <w:t>), ligado ao gps, exclusivo para o perfil das cuidadoras.</w:t>
+        <w:t>Controle de Jornada: Desenvolver um sistema de controle de plantão com registro de entrada (check-in) e saída (check-out), ligado ao gps, exclusivo para o perfil das cuidadoras.</w:t>
       </w:r>
     </w:p>
     <w:p>
@@ -2594,24 +2569,54 @@
         <w:rPr>
           <w:rFonts w:cs="Arial"/>
         </w:rPr>
-        <w:t>A rotina de uma família que possui um ente querido idoso e debilitado exige acompanhamento constante, organização e comunicação eficiente. Para garantir o bem-estar e a segurança da paciente nas atividades diárias, a família atua como a gestora do cuidado e conta com o apoio de profissionais contratadas. Atualmente, duas cuidadoras se revezam no atendimento, operando inicialmente em uma escala de plantões de 48 por 48 horas. No entanto, essa jornada é flexível e frequentemente sofre alterações de acordo com a necessidade da família ou imprevistos, resultando em turnos de durações variadas, o que torna o controle de horas trabalhadas e a prestação de contas um grande desafio. A gestão dessa rotina operacional e clínica é feita de maneira totalmente informal. As cuidadoras utilizam aplicativos de mensagens instantâneas para avisar os familiares sobre o horário em que assumem o plantão, o momento exato da troca de turno com a outra profissional e a finalização da jornada. Esse mesmo canal improvisado é utilizado como um "prontuário não oficial" para relatar intercorrências, alterações no estado de saúde, recusas de alimentação ou eventos atípicos. Essa descentralização das informações gera um histórico fragmentado, dificultando a passagem de plantão entre as cuidadoras e impedindo que a família tenha uma visão clara e consolidada da evolução da paciente ao longo dos dias. Além da rotina domiciliar, o quadro de saúde da idosa exige um acompanhamento médico contínuo, envolvendo uma rede de diferentes especialistas e a realização de exames periódicos. O controle dessa agenda é feito de forma manual em calendários físicos ou anotações avulsas que não são compartilhadas entre todos os envolvidos no cuidado. Essa prática resulta em falhas críticas, como o esquecimento de datas de consultas importantes e a perda de informações essenciais, como o endereço da clínica, a especialidade de urgência ou o contato do médico responsável.</w:t>
-      </w:r>
-    </w:p>
-    <w:p>
-      <w:pPr>
-        <w:ind w:firstLine="0"/>
-        <w:rPr>
-          <w:rFonts w:cs="Arial"/>
-        </w:rPr>
-      </w:pPr>
-    </w:p>
-    <w:p>
-      <w:pPr>
-        <w:ind w:firstLine="0"/>
-        <w:rPr>
-          <w:rFonts w:cs="Arial"/>
-        </w:rPr>
-      </w:pPr>
+        <w:t>A rotina de uma família que possui um ente querido idoso e debilitado exige acompanhamento constante, organização e comunicação eficiente. Para garantir o bem-estar e a segurança da paciente nas atividades diárias, a família atua como a gestora do cuidado e conta com o apoio de profissionais contratadas. Atualmente, duas cuidadoras se revezam no atendimento, operando inicialmente em uma escala de plantões de 48 por 48 horas. No entanto, essa jornada é flexível e frequentemente sofre alterações de acordo com a necessidade da família ou imprevistos, resultando em turnos de durações variadas, o que torna o controle de horas trabalhadas e a prestação de contas um grande desafio.</w:t>
+      </w:r>
+    </w:p>
+    <w:p>
+      <w:pPr>
+        <w:rPr>
+          <w:rFonts w:cs="Arial"/>
+        </w:rPr>
+      </w:pPr>
+      <w:r>
+        <w:rPr>
+          <w:rFonts w:cs="Arial"/>
+        </w:rPr>
+        <w:t>A gestão dessa rotina operacional e clínica é feita de maneira totalmente informal. As cuidadoras utilizam aplicativos de mensagens instantâneas para avisar os familiares sobre o horário em que assumem o plantão, o momento exato da troca de turno com a outra profissional e a finalização da jornada. Esse mesmo canal improvisado é utilizado como um "prontuário não oficial" para relatar intercorrências, alterações no estado de saúde, recusas de alimentação ou eventos atípicos. Essa descentralização das informações gera um histórico fragmentado, dificultando a passagem de plantão entre as cuidadoras e impedindo que a família tenha uma visão clara e consolidada da evolução da paciente ao longo dos dias.</w:t>
+      </w:r>
+    </w:p>
+    <w:p>
+      <w:pPr>
+        <w:rPr>
+          <w:rFonts w:cs="Arial"/>
+        </w:rPr>
+      </w:pPr>
+      <w:r>
+        <w:rPr>
+          <w:rFonts w:cs="Arial"/>
+        </w:rPr>
+        <w:t>Além da rotina domiciliar, o quadro de saúde da idosa exige um acompanhamento médico contínuo, envolvendo uma rede de diferentes especialistas e a realização de exames periódicos. O controle dessa agenda é feito de forma manual em calendários físicos ou anotações avulsas que não são compartilhadas entre todos os envolvidos no cuidado. Essa prática resulta em falhas críticas, como o esquecimento de datas de consultas importantes e a perda de informações essenciais, como o endereço da clínica, a especialidade de urgência ou o contato do médico responsável.</w:t>
+      </w:r>
+    </w:p>
+    <w:p>
+      <w:pPr>
+        <w:rPr>
+          <w:rFonts w:cs="Arial"/>
+        </w:rPr>
+      </w:pPr>
+      <w:r>
+        <w:rPr>
+          <w:rFonts w:cs="Arial"/>
+        </w:rPr>
+        <w:t xml:space="preserve">Para utilizar o sistema, todos os participantes — sejam familiares ou cuidadores — devem realizar previamente seu próprio cadastro na plataforma, informando nome, e-mail e senha. O cadastro é individual e de responsabilidade de cada usuário. A criação de um paciente é realizada pelo familiar titular, que passa a ser o responsável </w:t>
+      </w:r>
+      <w:r>
+        <w:rPr>
+          <w:rFonts w:cs="Arial"/>
+        </w:rPr>
+        <w:lastRenderedPageBreak/>
+        <w:t>principal pelo gerenciamento daquele perfil. Para ampliar o círculo de cuidado, o familiar titular pode convidar outros familiares e cuidadores a participarem do acompanhamento de um paciente. Para isso, busca o usuário pelo e-mail previamente cadastrado na plataforma. Caso o e-mail seja encontrado, o sistema envia um convite de participação ao usuário localizado. O acesso ao paciente só é concedido após o convidado aceitar o convite recebido; caso o convite seja recusado ou ignorado, nenhum vínculo é criado e o convidado não passa a ter qualquer acesso ao perfil do paciente. Um familiar convidado, após aceitar, passa a ter acesso de leitura ao histórico, prontuário e agenda do paciente. Um cuidador convidado, após aceitar, passa a poder registrar ponto, abrir plantões e registrar ocorrências no diário referentes àquele paciente.</w:t>
+      </w:r>
     </w:p>
     <w:p>
       <w:pPr>
@@ -2626,7 +2631,6 @@
         <w:pStyle w:val="Ttulo2"/>
       </w:pPr>
       <w:r>
-        <w:lastRenderedPageBreak/>
         <w:t>2</w:t>
       </w:r>
       <w:r>
@@ -3194,6 +3198,7 @@
               <w:rPr>
                 <w:rFonts w:cs="Arial"/>
               </w:rPr>
+              <w:lastRenderedPageBreak/>
               <w:t>RF01</w:t>
             </w:r>
           </w:p>
@@ -3388,27 +3393,19 @@
               <w:rPr>
                 <w:rFonts w:cs="Arial"/>
               </w:rPr>
-              <w:t xml:space="preserve"> e cadastro </w:t>
-            </w:r>
-            <w:r>
-              <w:rPr>
-                <w:rFonts w:cs="Arial"/>
-              </w:rPr>
-              <w:t xml:space="preserve">(inclusão, alteração, exclusão e </w:t>
-            </w:r>
-          </w:p>
-          <w:p>
-            <w:pPr>
-              <w:ind w:firstLine="0"/>
-              <w:rPr>
-                <w:rFonts w:cs="Arial"/>
-              </w:rPr>
-            </w:pPr>
-            <w:r>
-              <w:rPr>
-                <w:rFonts w:cs="Arial"/>
-              </w:rPr>
-              <w:t>consulta) dos perfis dos familiares responsáveis pelo gerenciamento do cuidado.</w:t>
+              <w:t xml:space="preserve"> (Adicionar ou Remover) </w:t>
+            </w:r>
+            <w:r>
+              <w:rPr>
+                <w:rFonts w:cs="Arial"/>
+              </w:rPr>
+              <w:t>dos perfis familiares responsáveis pelo gerenciamento do cuidado.</w:t>
+            </w:r>
+            <w:r>
+              <w:rPr>
+                <w:rFonts w:cs="Arial"/>
+              </w:rPr>
+              <w:t xml:space="preserve"> Enviando convite para participar como membro familiar do paciente (Adicionar).</w:t>
             </w:r>
           </w:p>
         </w:tc>
@@ -3608,7 +3605,7 @@
               <w:rPr>
                 <w:rFonts w:cs="Arial"/>
               </w:rPr>
-              <w:t>O sistema deve permitir o cadastro</w:t>
+              <w:t>O sistema deve permitir a gestão (Adicionar ou Remover) dos perfis</w:t>
             </w:r>
             <w:r>
               <w:rPr>
@@ -3620,21 +3617,61 @@
               <w:rPr>
                 <w:rFonts w:cs="Arial"/>
               </w:rPr>
-              <w:t xml:space="preserve">(inclusão, alteração, exclusão e </w:t>
-            </w:r>
-          </w:p>
-          <w:p>
-            <w:pPr>
-              <w:ind w:firstLine="0"/>
-              <w:rPr>
-                <w:rFonts w:cs="Arial"/>
-              </w:rPr>
-            </w:pPr>
-            <w:r>
-              <w:rPr>
-                <w:rFonts w:cs="Arial"/>
-              </w:rPr>
-              <w:t>consulta) das cuidadoras.</w:t>
+              <w:t xml:space="preserve">de </w:t>
+            </w:r>
+            <w:r>
+              <w:rPr>
+                <w:rFonts w:cs="Arial"/>
+              </w:rPr>
+              <w:t>cuidador</w:t>
+            </w:r>
+            <w:r>
+              <w:rPr>
+                <w:rFonts w:cs="Arial"/>
+              </w:rPr>
+              <w:t xml:space="preserve"> </w:t>
+            </w:r>
+            <w:r>
+              <w:rPr>
+                <w:rFonts w:cs="Arial"/>
+              </w:rPr>
+              <w:t>d</w:t>
+            </w:r>
+            <w:r>
+              <w:rPr>
+                <w:rFonts w:cs="Arial"/>
+              </w:rPr>
+              <w:t>o paciente</w:t>
+            </w:r>
+            <w:r>
+              <w:rPr>
+                <w:rFonts w:cs="Arial"/>
+              </w:rPr>
+              <w:t>.</w:t>
+            </w:r>
+            <w:r>
+              <w:rPr>
+                <w:rFonts w:cs="Arial"/>
+              </w:rPr>
+              <w:t xml:space="preserve"> </w:t>
+            </w:r>
+            <w:r>
+              <w:rPr>
+                <w:rFonts w:cs="Arial"/>
+              </w:rPr>
+              <w:t xml:space="preserve">Enviando convite para participar como </w:t>
+            </w:r>
+            <w:r>
+              <w:rPr>
+                <w:rFonts w:cs="Arial"/>
+              </w:rPr>
+              <w:t xml:space="preserve">cuidador </w:t>
+            </w:r>
+            <w:r>
+              <w:rPr>
+                <w:rFonts w:cs="Arial"/>
+              </w:rPr>
+              <w:t>do paciente (Adicionar).</w:t>
             </w:r>
           </w:p>
         </w:tc>
@@ -3676,7 +3713,6 @@
               <w:rPr>
                 <w:rFonts w:cs="Arial"/>
               </w:rPr>
-              <w:lastRenderedPageBreak/>
               <w:t>RF0</w:t>
             </w:r>
             <w:r>
@@ -3809,21 +3845,7 @@
               <w:rPr>
                 <w:rFonts w:cs="Arial"/>
               </w:rPr>
-              <w:t>O sistema deve registrar os horários de entrada (check-in) e saída (</w:t>
-            </w:r>
-            <w:proofErr w:type="spellStart"/>
-            <w:r>
-              <w:rPr>
-                <w:rFonts w:cs="Arial"/>
-              </w:rPr>
-              <w:t>check-out</w:t>
-            </w:r>
-            <w:proofErr w:type="spellEnd"/>
-            <w:r>
-              <w:rPr>
-                <w:rFonts w:cs="Arial"/>
-              </w:rPr>
-              <w:t>) integrados à localização via GPS</w:t>
+              <w:t>O sistema deve registrar os horários de entrada (check-in) e saída (check-out) integrados à localização via GPS</w:t>
             </w:r>
             <w:r>
               <w:rPr>
@@ -4009,7 +4031,19 @@
               <w:rPr>
                 <w:rFonts w:cs="Arial"/>
               </w:rPr>
-              <w:t xml:space="preserve"> um cronograma preliminar de plantões na agenda, assegurando a atualização imediata dos registros caso ocorram alterações no início do turno, para manter a integridade dos dados.</w:t>
+              <w:t xml:space="preserve"> um cronograma preliminar de plantões na agenda, assegurando a atualização imediata dos registros caso ocorram alterações no </w:t>
+            </w:r>
+            <w:r>
+              <w:rPr>
+                <w:rFonts w:cs="Arial"/>
+              </w:rPr>
+              <w:t>plantão</w:t>
+            </w:r>
+            <w:r>
+              <w:rPr>
+                <w:rFonts w:cs="Arial"/>
+              </w:rPr>
+              <w:t>, para manter a integridade dos dados.</w:t>
             </w:r>
           </w:p>
         </w:tc>
@@ -4051,6 +4085,7 @@
               <w:rPr>
                 <w:rFonts w:cs="Arial"/>
               </w:rPr>
+              <w:lastRenderedPageBreak/>
               <w:t>RF09</w:t>
             </w:r>
           </w:p>
@@ -4067,28 +4102,12 @@
                 <w:rFonts w:cs="Arial"/>
               </w:rPr>
             </w:pPr>
-            <w:proofErr w:type="spellStart"/>
-            <w:r>
-              <w:rPr>
-                <w:rFonts w:cs="Arial"/>
-              </w:rPr>
-              <w:t>Check-</w:t>
-            </w:r>
-            <w:proofErr w:type="gramStart"/>
-            <w:r>
-              <w:rPr>
-                <w:rFonts w:cs="Arial"/>
-              </w:rPr>
-              <w:t>out</w:t>
-            </w:r>
-            <w:proofErr w:type="spellEnd"/>
-            <w:r>
-              <w:rPr>
-                <w:rFonts w:cs="Arial"/>
-              </w:rPr>
-              <w:t xml:space="preserve"> Automático</w:t>
-            </w:r>
-            <w:proofErr w:type="gramEnd"/>
+            <w:r>
+              <w:rPr>
+                <w:rFonts w:cs="Arial"/>
+              </w:rPr>
+              <w:t>Check-out Automático</w:t>
+            </w:r>
           </w:p>
         </w:tc>
         <w:tc>
@@ -4391,28 +4410,7 @@
               <w:rPr>
                 <w:rFonts w:cs="Arial"/>
               </w:rPr>
-              <w:t xml:space="preserve"> cuidador ao final do mês, </w:t>
-            </w:r>
-            <w:r>
-              <w:rPr>
-                <w:rFonts w:cs="Arial"/>
-              </w:rPr>
-              <w:lastRenderedPageBreak/>
-              <w:t xml:space="preserve">com base nos registros de check-in e </w:t>
-            </w:r>
-            <w:proofErr w:type="spellStart"/>
-            <w:r>
-              <w:rPr>
-                <w:rFonts w:cs="Arial"/>
-              </w:rPr>
-              <w:t>check-out</w:t>
-            </w:r>
-            <w:proofErr w:type="spellEnd"/>
-            <w:r>
-              <w:rPr>
-                <w:rFonts w:cs="Arial"/>
-              </w:rPr>
-              <w:t>, para fins de pagamento.</w:t>
+              <w:t xml:space="preserve"> cuidador ao final do mês, com base nos registros de check-in e check-out, para fins de pagamento.</w:t>
             </w:r>
           </w:p>
         </w:tc>
@@ -4432,7 +4430,6 @@
               <w:rPr>
                 <w:rFonts w:cs="Arial"/>
               </w:rPr>
-              <w:lastRenderedPageBreak/>
               <w:t>Sistema</w:t>
             </w:r>
           </w:p>
@@ -4749,6 +4746,7 @@
               <w:rPr>
                 <w:rFonts w:cs="Arial"/>
               </w:rPr>
+              <w:lastRenderedPageBreak/>
               <w:t>RNF01</w:t>
             </w:r>
           </w:p>
@@ -4942,7 +4940,6 @@
         <w:pStyle w:val="Ttulo2"/>
       </w:pPr>
       <w:r>
-        <w:lastRenderedPageBreak/>
         <w:t>2.4. Diagrama de Casos de Uso</w:t>
       </w:r>
     </w:p>
@@ -4961,6 +4958,7 @@
         <w:jc w:val="center"/>
       </w:pPr>
       <w:r>
+        <w:lastRenderedPageBreak/>
         <w:t xml:space="preserve">Figura </w:t>
       </w:r>
       <w:fldSimple w:instr=" SEQ Figura \* ARABIC ">
@@ -5154,37 +5152,35 @@
         <w:rPr>
           <w:rFonts w:cs="Arial"/>
         </w:rPr>
+        <w:t>Fluxo de página</w:t>
+      </w:r>
+    </w:p>
+    <w:p>
+      <w:pPr>
+        <w:ind w:firstLine="0"/>
+        <w:rPr>
+          <w:rFonts w:cs="Arial"/>
+        </w:rPr>
+      </w:pPr>
+      <w:r>
+        <w:rPr>
+          <w:rFonts w:cs="Arial"/>
+        </w:rPr>
+        <w:t>Wireframe</w:t>
+      </w:r>
+    </w:p>
+    <w:p>
+      <w:pPr>
+        <w:ind w:firstLine="0"/>
+        <w:rPr>
+          <w:rFonts w:cs="Arial"/>
+        </w:rPr>
+      </w:pPr>
+      <w:r>
+        <w:rPr>
+          <w:rFonts w:cs="Arial"/>
+        </w:rPr>
         <w:lastRenderedPageBreak/>
-        <w:t>Fluxo de página</w:t>
-      </w:r>
-    </w:p>
-    <w:p>
-      <w:pPr>
-        <w:ind w:firstLine="0"/>
-        <w:rPr>
-          <w:rFonts w:cs="Arial"/>
-        </w:rPr>
-      </w:pPr>
-      <w:proofErr w:type="spellStart"/>
-      <w:r>
-        <w:rPr>
-          <w:rFonts w:cs="Arial"/>
-        </w:rPr>
-        <w:t>Wireframe</w:t>
-      </w:r>
-      <w:proofErr w:type="spellEnd"/>
-    </w:p>
-    <w:p>
-      <w:pPr>
-        <w:ind w:firstLine="0"/>
-        <w:rPr>
-          <w:rFonts w:cs="Arial"/>
-        </w:rPr>
-      </w:pPr>
-      <w:r>
-        <w:rPr>
-          <w:rFonts w:cs="Arial"/>
-        </w:rPr>
         <w:t>Desing</w:t>
       </w:r>
     </w:p>
@@ -5347,23 +5343,7 @@
           <w:rFonts w:cs="Arial"/>
           <w:color w:val="FF0000"/>
         </w:rPr>
-        <w:t xml:space="preserve">O texto do trabalho deve ser escrito em estilo Normal. Usar espaçamento 1,5 entre as linhas e 0 </w:t>
-      </w:r>
-      <w:proofErr w:type="spellStart"/>
-      <w:r>
-        <w:rPr>
-          <w:rFonts w:cs="Arial"/>
-          <w:color w:val="FF0000"/>
-        </w:rPr>
-        <w:t>pts</w:t>
-      </w:r>
-      <w:proofErr w:type="spellEnd"/>
-      <w:r>
-        <w:rPr>
-          <w:rFonts w:cs="Arial"/>
-          <w:color w:val="FF0000"/>
-        </w:rPr>
-        <w:t xml:space="preserve"> entre os parágrafos.</w:t>
+        <w:t>O texto do trabalho deve ser escrito em estilo Normal. Usar espaçamento 1,5 entre as linhas e 0 pts entre os parágrafos.</w:t>
       </w:r>
     </w:p>
     <w:p>
@@ -5713,7 +5693,7 @@
           <w:noProof/>
         </w:rPr>
         <w:pict w14:anchorId="5A1BC969">
-          <v:rect id="_x0000_s1025" alt="" style="position:absolute;left:0;text-align:left;margin-left:0;margin-top:0;width:595.3pt;height:841.9pt;z-index:251659264;mso-wrap-edited:f;mso-width-percent:1000;mso-height-percent:1000;mso-position-horizontal-relative:page;mso-position-vertical-relative:page;mso-width-percent:1000;mso-height-percent:1000;mso-width-relative:page;mso-height-relative:page" o:bwmode="white" filled="f" stroked="f" strokeweight="0">
+          <v:rect id="_x0000_s1025" alt="" style="position:absolute;left:0;text-align:left;margin-left:0;margin-top:0;width:595.3pt;height:841.9pt;z-index:251658240;mso-wrap-edited:f;mso-width-percent:1000;mso-height-percent:1000;mso-position-horizontal-relative:page;mso-position-vertical-relative:page;mso-width-percent:1000;mso-height-percent:1000;mso-width-relative:page;mso-height-relative:page" o:bwmode="white" filled="f" stroked="f" strokeweight="0">
             <w10:wrap anchorx="margin" anchory="margin"/>
           </v:rect>
         </w:pict>

--- a/Documentação/A4 Lab. Desenv. Web - FAC.docx
+++ b/Documentação/A4 Lab. Desenv. Web - FAC.docx
@@ -307,12 +307,14 @@
           <w:sz w:val="28"/>
         </w:rPr>
       </w:pPr>
+      <w:proofErr w:type="spellStart"/>
       <w:r>
         <w:rPr>
           <w:sz w:val="28"/>
         </w:rPr>
-        <w:t>Fac</w:t>
-      </w:r>
+        <w:t>CuidaCare</w:t>
+      </w:r>
+      <w:proofErr w:type="spellEnd"/>
     </w:p>
     <w:p>
       <w:pPr>
@@ -630,25 +632,20 @@
     </w:p>
     <w:p>
       <w:pPr>
-        <w:pStyle w:val="SubttulodoTrabalho"/>
+        <w:pStyle w:val="TtulodoTrabalho"/>
         <w:rPr>
           <w:sz w:val="28"/>
         </w:rPr>
       </w:pPr>
-      <w:r>
-        <w:rPr>
+      <w:proofErr w:type="spellStart"/>
+      <w:r>
+        <w:rPr>
+          <w:caps w:val="0"/>
           <w:sz w:val="28"/>
         </w:rPr>
-        <w:t>Fac</w:t>
-      </w:r>
-    </w:p>
-    <w:p>
-      <w:pPr>
-        <w:pStyle w:val="TtulodoTrabalho"/>
-        <w:rPr>
-          <w:sz w:val="28"/>
-        </w:rPr>
-      </w:pPr>
+        <w:t>CuidaCare</w:t>
+      </w:r>
+      <w:proofErr w:type="spellEnd"/>
     </w:p>
     <w:p>
       <w:pPr>
@@ -729,75 +726,10 @@
         <w:pStyle w:val="NomedoOrientador"/>
       </w:pPr>
       <w:r>
-        <w:t xml:space="preserve">Orientador: </w:t>
-      </w:r>
-      <w:r>
-        <w:rPr>
-          <w:color w:val="FF0000"/>
-        </w:rPr>
-        <w:t>Nome</w:t>
-      </w:r>
-      <w:r>
-        <w:rPr>
-          <w:color w:val="FF0000"/>
-        </w:rPr>
-        <w:t xml:space="preserve"> completo</w:t>
-      </w:r>
-      <w:r>
-        <w:rPr>
-          <w:color w:val="FF0000"/>
-        </w:rPr>
-        <w:t xml:space="preserve"> do </w:t>
-      </w:r>
-      <w:r>
-        <w:rPr>
-          <w:color w:val="FF0000"/>
-        </w:rPr>
-        <w:t>O</w:t>
-      </w:r>
-      <w:r>
-        <w:rPr>
-          <w:color w:val="FF0000"/>
-        </w:rPr>
-        <w:t>rientador</w:t>
-      </w:r>
-    </w:p>
-    <w:p>
-      <w:pPr>
-        <w:pStyle w:val="NomedoOrientador"/>
-      </w:pPr>
-      <w:r>
-        <w:t xml:space="preserve">Co-orientador: </w:t>
-      </w:r>
-      <w:r>
-        <w:rPr>
-          <w:color w:val="FF0000"/>
-        </w:rPr>
-        <w:t>Nome</w:t>
-      </w:r>
-      <w:r>
-        <w:rPr>
-          <w:color w:val="FF0000"/>
-        </w:rPr>
-        <w:t xml:space="preserve"> completo</w:t>
-      </w:r>
-      <w:r>
-        <w:rPr>
-          <w:color w:val="FF0000"/>
-        </w:rPr>
-        <w:t xml:space="preserve"> do co-orientador</w:t>
-      </w:r>
-      <w:r>
-        <w:rPr>
-          <w:color w:val="FF0000"/>
-        </w:rPr>
-        <w:t xml:space="preserve"> </w:t>
-      </w:r>
-      <w:r>
-        <w:rPr>
-          <w:color w:val="FF0000"/>
-        </w:rPr>
-        <w:t>(se houver)</w:t>
+        <w:t>Orientador:</w:t>
+      </w:r>
+      <w:r>
+        <w:t xml:space="preserve"> Paulo Marcos Figueiredo De Andrade</w:t>
       </w:r>
     </w:p>
     <w:p>
@@ -1051,23 +983,6 @@
           <w:bCs/>
         </w:rPr>
         <w:t>FIGURAS</w:t>
-      </w:r>
-      <w:r>
-        <w:rPr>
-          <w:rFonts w:cs="Arial"/>
-          <w:b/>
-          <w:bCs/>
-        </w:rPr>
-        <w:t xml:space="preserve"> </w:t>
-      </w:r>
-      <w:r>
-        <w:rPr>
-          <w:rFonts w:cs="Arial"/>
-          <w:b/>
-          <w:bCs/>
-          <w:color w:val="FF0000"/>
-        </w:rPr>
-        <w:t>(se houver)</w:t>
       </w:r>
     </w:p>
     <w:p>
@@ -1262,16 +1177,7 @@
           <w:bCs/>
         </w:rPr>
         <w:lastRenderedPageBreak/>
-        <w:t xml:space="preserve">LISTA DE TABELAS </w:t>
-      </w:r>
-      <w:r>
-        <w:rPr>
-          <w:rFonts w:cs="Arial"/>
-          <w:b/>
-          <w:bCs/>
-          <w:color w:val="FF0000"/>
-        </w:rPr>
-        <w:t>(se houver)</w:t>
+        <w:t>LISTA DE TABELAS</w:t>
       </w:r>
     </w:p>
     <w:p>
@@ -2492,7 +2398,15 @@
         </w:numPr>
       </w:pPr>
       <w:r>
-        <w:t>Controle de Jornada: Desenvolver um sistema de controle de plantão com registro de entrada (check-in) e saída (check-out), ligado ao gps, exclusivo para o perfil das cuidadoras.</w:t>
+        <w:t>Controle de Jornada: Desenvolver um sistema de controle de plantão com registro de entrada (check-in) e saída (</w:t>
+      </w:r>
+      <w:proofErr w:type="spellStart"/>
+      <w:r>
+        <w:t>check-out</w:t>
+      </w:r>
+      <w:proofErr w:type="spellEnd"/>
+      <w:r>
+        <w:t>), ligado ao gps, exclusivo para o perfil das cuidadoras.</w:t>
       </w:r>
     </w:p>
     <w:p>
@@ -3605,7 +3519,19 @@
               <w:rPr>
                 <w:rFonts w:cs="Arial"/>
               </w:rPr>
-              <w:t>O sistema deve permitir a gestão (Adicionar ou Remover) dos perfis</w:t>
+              <w:t xml:space="preserve">O sistema deve permitir a gestão (Adicionar ou Remover) dos perfis </w:t>
+            </w:r>
+            <w:r>
+              <w:rPr>
+                <w:rFonts w:cs="Arial"/>
+              </w:rPr>
+              <w:t xml:space="preserve">de </w:t>
+            </w:r>
+            <w:r>
+              <w:rPr>
+                <w:rFonts w:cs="Arial"/>
+              </w:rPr>
+              <w:t>cuidador</w:t>
             </w:r>
             <w:r>
               <w:rPr>
@@ -3617,24 +3543,6 @@
               <w:rPr>
                 <w:rFonts w:cs="Arial"/>
               </w:rPr>
-              <w:t xml:space="preserve">de </w:t>
-            </w:r>
-            <w:r>
-              <w:rPr>
-                <w:rFonts w:cs="Arial"/>
-              </w:rPr>
-              <w:t>cuidador</w:t>
-            </w:r>
-            <w:r>
-              <w:rPr>
-                <w:rFonts w:cs="Arial"/>
-              </w:rPr>
-              <w:t xml:space="preserve"> </w:t>
-            </w:r>
-            <w:r>
-              <w:rPr>
-                <w:rFonts w:cs="Arial"/>
-              </w:rPr>
               <w:t>d</w:t>
             </w:r>
             <w:r>
@@ -3653,25 +3561,7 @@
               <w:rPr>
                 <w:rFonts w:cs="Arial"/>
               </w:rPr>
-              <w:t xml:space="preserve"> </w:t>
-            </w:r>
-            <w:r>
-              <w:rPr>
-                <w:rFonts w:cs="Arial"/>
-              </w:rPr>
-              <w:t xml:space="preserve">Enviando convite para participar como </w:t>
-            </w:r>
-            <w:r>
-              <w:rPr>
-                <w:rFonts w:cs="Arial"/>
-              </w:rPr>
-              <w:t xml:space="preserve">cuidador </w:t>
-            </w:r>
-            <w:r>
-              <w:rPr>
-                <w:rFonts w:cs="Arial"/>
-              </w:rPr>
-              <w:t>do paciente (Adicionar).</w:t>
+              <w:t xml:space="preserve"> Enviando convite para participar como cuidador do paciente (Adicionar).</w:t>
             </w:r>
           </w:p>
         </w:tc>
@@ -3845,7 +3735,21 @@
               <w:rPr>
                 <w:rFonts w:cs="Arial"/>
               </w:rPr>
-              <w:t>O sistema deve registrar os horários de entrada (check-in) e saída (check-out) integrados à localização via GPS</w:t>
+              <w:t>O sistema deve registrar os horários de entrada (check-in) e saída (</w:t>
+            </w:r>
+            <w:proofErr w:type="spellStart"/>
+            <w:r>
+              <w:rPr>
+                <w:rFonts w:cs="Arial"/>
+              </w:rPr>
+              <w:t>check-out</w:t>
+            </w:r>
+            <w:proofErr w:type="spellEnd"/>
+            <w:r>
+              <w:rPr>
+                <w:rFonts w:cs="Arial"/>
+              </w:rPr>
+              <w:t>) integrados à localização via GPS</w:t>
             </w:r>
             <w:r>
               <w:rPr>
@@ -4102,12 +4006,28 @@
                 <w:rFonts w:cs="Arial"/>
               </w:rPr>
             </w:pPr>
-            <w:r>
-              <w:rPr>
-                <w:rFonts w:cs="Arial"/>
-              </w:rPr>
-              <w:t>Check-out Automático</w:t>
-            </w:r>
+            <w:proofErr w:type="spellStart"/>
+            <w:r>
+              <w:rPr>
+                <w:rFonts w:cs="Arial"/>
+              </w:rPr>
+              <w:t>Check-</w:t>
+            </w:r>
+            <w:proofErr w:type="gramStart"/>
+            <w:r>
+              <w:rPr>
+                <w:rFonts w:cs="Arial"/>
+              </w:rPr>
+              <w:t>out</w:t>
+            </w:r>
+            <w:proofErr w:type="spellEnd"/>
+            <w:r>
+              <w:rPr>
+                <w:rFonts w:cs="Arial"/>
+              </w:rPr>
+              <w:t xml:space="preserve"> Automático</w:t>
+            </w:r>
+            <w:proofErr w:type="gramEnd"/>
           </w:p>
         </w:tc>
         <w:tc>
@@ -4410,7 +4330,21 @@
               <w:rPr>
                 <w:rFonts w:cs="Arial"/>
               </w:rPr>
-              <w:t xml:space="preserve"> cuidador ao final do mês, com base nos registros de check-in e check-out, para fins de pagamento.</w:t>
+              <w:t xml:space="preserve"> cuidador ao final do mês, com base nos registros de check-in e </w:t>
+            </w:r>
+            <w:proofErr w:type="spellStart"/>
+            <w:r>
+              <w:rPr>
+                <w:rFonts w:cs="Arial"/>
+              </w:rPr>
+              <w:t>check-out</w:t>
+            </w:r>
+            <w:proofErr w:type="spellEnd"/>
+            <w:r>
+              <w:rPr>
+                <w:rFonts w:cs="Arial"/>
+              </w:rPr>
+              <w:t>, para fins de pagamento.</w:t>
             </w:r>
           </w:p>
         </w:tc>
@@ -4914,24 +4848,11 @@
     <w:p>
       <w:pPr>
         <w:ind w:firstLine="0"/>
-        <w:rPr>
-          <w:rFonts w:cs="Arial"/>
-        </w:rPr>
-      </w:pPr>
-    </w:p>
-    <w:p>
-      <w:pPr>
-        <w:ind w:firstLine="0"/>
-        <w:rPr>
-          <w:rFonts w:cs="Arial"/>
-        </w:rPr>
-      </w:pPr>
-    </w:p>
-    <w:p>
-      <w:pPr>
-        <w:ind w:firstLine="0"/>
-        <w:rPr>
-          <w:rFonts w:cs="Arial"/>
+        <w:jc w:val="center"/>
+        <w:rPr>
+          <w:rFonts w:cs="Arial"/>
+          <w:sz w:val="20"/>
+          <w:szCs w:val="20"/>
         </w:rPr>
       </w:pPr>
     </w:p>
@@ -4942,14 +4863,6 @@
       <w:r>
         <w:t>2.4. Diagrama de Casos de Uso</w:t>
       </w:r>
-    </w:p>
-    <w:p>
-      <w:pPr>
-        <w:ind w:firstLine="0"/>
-        <w:rPr>
-          <w:rFonts w:cs="Arial"/>
-        </w:rPr>
-      </w:pPr>
     </w:p>
     <w:p>
       <w:pPr>
@@ -4958,7 +4871,6 @@
         <w:jc w:val="center"/>
       </w:pPr>
       <w:r>
-        <w:lastRenderedPageBreak/>
         <w:t xml:space="preserve">Figura </w:t>
       </w:r>
       <w:fldSimple w:instr=" SEQ Figura \* ARABIC ">
@@ -4980,6 +4892,7 @@
       <w:pPr>
         <w:keepNext/>
         <w:ind w:firstLine="0"/>
+        <w:jc w:val="center"/>
       </w:pPr>
       <w:r>
         <w:rPr>
@@ -4987,9 +4900,9 @@
           <w:noProof/>
         </w:rPr>
         <w:drawing>
-          <wp:inline distT="0" distB="0" distL="0" distR="0" wp14:anchorId="760C6694" wp14:editId="1B5A71E7">
-            <wp:extent cx="5759450" cy="4490085"/>
-            <wp:effectExtent l="0" t="0" r="0" b="5715"/>
+          <wp:inline distT="0" distB="0" distL="0" distR="0" wp14:anchorId="760C6694" wp14:editId="010A1A99">
+            <wp:extent cx="5251813" cy="4094329"/>
+            <wp:effectExtent l="0" t="0" r="6350" b="1905"/>
             <wp:docPr id="96992673" name="Imagem 1"/>
             <wp:cNvGraphicFramePr>
               <a:graphicFrameLocks xmlns:a="http://schemas.openxmlformats.org/drawingml/2006/main" noChangeAspect="1"/>
@@ -5019,7 +4932,7 @@
                   <pic:spPr bwMode="auto">
                     <a:xfrm>
                       <a:off x="0" y="0"/>
-                      <a:ext cx="5759450" cy="4490085"/>
+                      <a:ext cx="5292305" cy="4125897"/>
                     </a:xfrm>
                     <a:prstGeom prst="rect">
                       <a:avLst/>
@@ -5052,32 +4965,328 @@
           <w:sz w:val="20"/>
           <w:szCs w:val="20"/>
         </w:rPr>
-        <w:t>Fonte: Autoria Própria</w:t>
-      </w:r>
-    </w:p>
-    <w:p>
-      <w:pPr>
-        <w:ind w:firstLine="0"/>
-        <w:rPr>
-          <w:rFonts w:cs="Arial"/>
-        </w:rPr>
-      </w:pPr>
+        <w:t>Fonte: Autoria</w:t>
+      </w:r>
     </w:p>
     <w:p>
       <w:pPr>
         <w:pStyle w:val="Ttulo2"/>
       </w:pPr>
       <w:r>
+        <w:lastRenderedPageBreak/>
         <w:t>2.5. Diagrama de Entidade e Relacionamento</w:t>
       </w:r>
     </w:p>
     <w:p>
       <w:pPr>
-        <w:ind w:firstLine="0"/>
-        <w:rPr>
-          <w:rFonts w:cs="Arial"/>
-        </w:rPr>
-      </w:pPr>
+        <w:pStyle w:val="Legenda"/>
+        <w:keepNext/>
+        <w:jc w:val="center"/>
+      </w:pPr>
+    </w:p>
+    <w:p>
+      <w:pPr>
+        <w:pStyle w:val="Legenda"/>
+        <w:keepNext/>
+        <w:jc w:val="center"/>
+      </w:pPr>
+      <w:r>
+        <w:t xml:space="preserve">Figura </w:t>
+      </w:r>
+      <w:fldSimple w:instr=" SEQ Figura \* ARABIC ">
+        <w:r>
+          <w:rPr>
+            <w:noProof/>
+          </w:rPr>
+          <w:t>2</w:t>
+        </w:r>
+      </w:fldSimple>
+      <w:r>
+        <w:t xml:space="preserve"> </w:t>
+      </w:r>
+      <w:r>
+        <w:t>–</w:t>
+      </w:r>
+      <w:r>
+        <w:t xml:space="preserve"> D.E.R.</w:t>
+      </w:r>
+    </w:p>
+    <w:p>
+      <w:pPr>
+        <w:ind w:firstLine="0"/>
+        <w:jc w:val="center"/>
+        <w:rPr>
+          <w:rFonts w:cs="Arial"/>
+        </w:rPr>
+      </w:pPr>
+      <w:r>
+        <w:rPr>
+          <w:rFonts w:cs="Arial"/>
+          <w:noProof/>
+        </w:rPr>
+        <w:drawing>
+          <wp:inline distT="0" distB="0" distL="0" distR="0" wp14:anchorId="3823DE6D" wp14:editId="7B999B8F">
+            <wp:extent cx="4662313" cy="3944203"/>
+            <wp:effectExtent l="0" t="0" r="5080" b="0"/>
+            <wp:docPr id="320907358" name="Imagem 1"/>
+            <wp:cNvGraphicFramePr>
+              <a:graphicFrameLocks xmlns:a="http://schemas.openxmlformats.org/drawingml/2006/main" noChangeAspect="1"/>
+            </wp:cNvGraphicFramePr>
+            <a:graphic xmlns:a="http://schemas.openxmlformats.org/drawingml/2006/main">
+              <a:graphicData uri="http://schemas.openxmlformats.org/drawingml/2006/picture">
+                <pic:pic xmlns:pic="http://schemas.openxmlformats.org/drawingml/2006/picture">
+                  <pic:nvPicPr>
+                    <pic:cNvPr id="0" name="Picture 1"/>
+                    <pic:cNvPicPr>
+                      <a:picLocks noChangeAspect="1" noChangeArrowheads="1"/>
+                    </pic:cNvPicPr>
+                  </pic:nvPicPr>
+                  <pic:blipFill>
+                    <a:blip r:embed="rId13">
+                      <a:extLst>
+                        <a:ext uri="{28A0092B-C50C-407E-A947-70E740481C1C}">
+                          <a14:useLocalDpi xmlns:a14="http://schemas.microsoft.com/office/drawing/2010/main" val="0"/>
+                        </a:ext>
+                      </a:extLst>
+                    </a:blip>
+                    <a:srcRect/>
+                    <a:stretch>
+                      <a:fillRect/>
+                    </a:stretch>
+                  </pic:blipFill>
+                  <pic:spPr bwMode="auto">
+                    <a:xfrm>
+                      <a:off x="0" y="0"/>
+                      <a:ext cx="4693758" cy="3970804"/>
+                    </a:xfrm>
+                    <a:prstGeom prst="rect">
+                      <a:avLst/>
+                    </a:prstGeom>
+                    <a:noFill/>
+                    <a:ln>
+                      <a:noFill/>
+                    </a:ln>
+                  </pic:spPr>
+                </pic:pic>
+              </a:graphicData>
+            </a:graphic>
+          </wp:inline>
+        </w:drawing>
+      </w:r>
+    </w:p>
+    <w:p>
+      <w:pPr>
+        <w:ind w:firstLine="0"/>
+        <w:jc w:val="center"/>
+        <w:rPr>
+          <w:rFonts w:cs="Arial"/>
+          <w:sz w:val="20"/>
+          <w:szCs w:val="20"/>
+        </w:rPr>
+      </w:pPr>
+      <w:r>
+        <w:rPr>
+          <w:rFonts w:cs="Arial"/>
+          <w:sz w:val="20"/>
+          <w:szCs w:val="20"/>
+        </w:rPr>
+        <w:t>Fonte: Autoria</w:t>
+      </w:r>
+    </w:p>
+    <w:p>
+      <w:pPr>
+        <w:pStyle w:val="Ttulo3"/>
+      </w:pPr>
+      <w:r>
+        <w:t>2.5.1. Descrição Resumida</w:t>
+      </w:r>
+    </w:p>
+    <w:p/>
+    <w:p>
+      <w:r>
+        <w:t>1. USER:</w:t>
+      </w:r>
+    </w:p>
+    <w:p>
+      <w:r>
+        <w:t>Armazena os dados de todos os usuários do sistema (familiares e cuidadores). Contém informações de autenticação (</w:t>
+      </w:r>
+      <w:proofErr w:type="spellStart"/>
+      <w:r>
+        <w:t>email</w:t>
+      </w:r>
+      <w:proofErr w:type="spellEnd"/>
+      <w:r>
+        <w:t xml:space="preserve"> e senha), dados pessoais e um discriminador para indicar o tipo de usuário. Serve como superclasse para as entidades FAMILIAR e CUIDADOR através de herança de tabela única.</w:t>
+      </w:r>
+    </w:p>
+    <w:p>
+      <w:r>
+        <w:t>2. FAMILIAR:</w:t>
+      </w:r>
+    </w:p>
+    <w:p>
+      <w:r>
+        <w:t xml:space="preserve">Especialização de USER que representa usuários com papel de familiar responsável pelo gerenciamento do cuidado. Armazena a relação do familiar com o paciente (pai, filho, </w:t>
+      </w:r>
+      <w:proofErr w:type="gramStart"/>
+      <w:r>
+        <w:t>cônjuge, etc.</w:t>
+      </w:r>
+      <w:proofErr w:type="gramEnd"/>
+      <w:r>
+        <w:t>) e o CPF do familiar. Familiares têm permissão para gerenciar pacientes, agendar consultas e convidar outros usuários.</w:t>
+      </w:r>
+    </w:p>
+    <w:p/>
+    <w:p>
+      <w:r>
+        <w:lastRenderedPageBreak/>
+        <w:t>3. CUIDADOR:</w:t>
+      </w:r>
+    </w:p>
+    <w:p>
+      <w:r>
+        <w:t>Especialização de USER que representa usuários profissionais que prestam cuidados domiciliares. Armazena informações como número de registro profissional, especialidade e data da última atividade. Cuidadores realizam check-in/</w:t>
+      </w:r>
+      <w:proofErr w:type="spellStart"/>
+      <w:r>
+        <w:t>check-out</w:t>
+      </w:r>
+      <w:proofErr w:type="spellEnd"/>
+      <w:r>
+        <w:t>, abrem plantões e registram ocorrências no diário.</w:t>
+      </w:r>
+    </w:p>
+    <w:p>
+      <w:r>
+        <w:t>4. PACIENTE:</w:t>
+      </w:r>
+    </w:p>
+    <w:p>
+      <w:r>
+        <w:t>Contém os dados da pessoa que recebe os cuidados domiciliares. Armazena informações pessoais (nome, CPF, data de nascimento), localização (endereço, coordenadas GPS), histórico médico (alergias, condições médicas) e um raio de validação GPS para check-in. Cada paciente tem um familiar responsável designado.</w:t>
+      </w:r>
+    </w:p>
+    <w:p>
+      <w:r>
+        <w:t>5. PARTICIPACAO:</w:t>
+      </w:r>
+    </w:p>
+    <w:p>
+      <w:r>
+        <w:t>Entidade associativa que gerencia a vinculação entre usuários (familiares ou cuidadores) e pacientes. Implementa o sistema de convites, controle de acesso e permissões. Rastreia o status do convite (pendente, aceito ou rejeitado), datas importantes e níveis de permissão (leitura e edição).</w:t>
+      </w:r>
+    </w:p>
+    <w:p>
+      <w:r>
+        <w:t xml:space="preserve">6. </w:t>
+      </w:r>
+      <w:proofErr w:type="gramStart"/>
+      <w:r>
+        <w:t>MEDICO</w:t>
+      </w:r>
+      <w:proofErr w:type="gramEnd"/>
+      <w:r>
+        <w:t>_</w:t>
+      </w:r>
+      <w:proofErr w:type="gramStart"/>
+      <w:r>
+        <w:t>CLINICA</w:t>
+      </w:r>
+      <w:proofErr w:type="gramEnd"/>
+      <w:r>
+        <w:t>:</w:t>
+      </w:r>
+    </w:p>
+    <w:p>
+      <w:r>
+        <w:t xml:space="preserve">Armazena dados de profissionais médicos ou clínicas de exame. Contém informações de contato (telefone, </w:t>
+      </w:r>
+      <w:proofErr w:type="spellStart"/>
+      <w:r>
+        <w:t>email</w:t>
+      </w:r>
+      <w:proofErr w:type="spellEnd"/>
+      <w:r>
+        <w:t>), endereço, especialidade e identificação profissional (CRM). Médicos realizam prescrições de medicamentos e são responsáveis pelas consultas agendadas.</w:t>
+      </w:r>
+    </w:p>
+    <w:p>
+      <w:r>
+        <w:t>7. CONSULTA:</w:t>
+      </w:r>
+    </w:p>
+    <w:p>
+      <w:r>
+        <w:t>Registra agendamentos de consultas médicas e exames. Vincula o paciente ao profissional responsável, armazena data/hora, tipo de consulta, local e status (agendada, realizada ou cancelada). Rastreia qual familiar marcou a consulta e permite anotações pós-consulta.</w:t>
+      </w:r>
+    </w:p>
+    <w:p>
+      <w:r>
+        <w:t>8. MEDICAMENTO:</w:t>
+      </w:r>
+    </w:p>
+    <w:p>
+      <w:r>
+        <w:t>Armazena informações dos medicamentos prescritos para o paciente. Contém dados como nome, dosagem, forma farmacêutica, princípio ativo e laboratório fabricante. Vincula o medicamento ao médico que prescreveu e ao paciente que o utiliza.</w:t>
+      </w:r>
+    </w:p>
+    <w:p>
+      <w:r>
+        <w:t>9. PRESCRICAO_MEDICAMENTO:</w:t>
+      </w:r>
+    </w:p>
+    <w:p/>
+    <w:p>
+      <w:r>
+        <w:lastRenderedPageBreak/>
+        <w:t xml:space="preserve">Entidade associativa que detalha como um medicamento deve ser administrado ao paciente. </w:t>
+      </w:r>
+      <w:proofErr w:type="gramStart"/>
+      <w:r>
+        <w:t>Especifica</w:t>
+      </w:r>
+      <w:proofErr w:type="gramEnd"/>
+      <w:r>
+        <w:t xml:space="preserve"> frequência (de 8 em 8 horas, 2x ao </w:t>
+      </w:r>
+      <w:proofErr w:type="gramStart"/>
+      <w:r>
+        <w:t>dia, etc.</w:t>
+      </w:r>
+      <w:proofErr w:type="gramEnd"/>
+      <w:r>
+        <w:t>), horários específicos, quantidade por dose, datas de início e fim do tratamento (ou contínuo) e observações importantes. Permite rastrear se a medicação está ativa ou descontinuada.</w:t>
+      </w:r>
+    </w:p>
+    <w:p>
+      <w:r>
+        <w:t>10. PLANTAO:</w:t>
+      </w:r>
+    </w:p>
+    <w:p>
+      <w:r>
+        <w:t xml:space="preserve">Registra cada turno/jornada de trabalho de um cuidador com um paciente específico. Armazena data do plantão, horários de check-in e </w:t>
+      </w:r>
+      <w:proofErr w:type="spellStart"/>
+      <w:r>
+        <w:t>check-out</w:t>
+      </w:r>
+      <w:proofErr w:type="spellEnd"/>
+      <w:r>
+        <w:t>, localização GPS validada, status (aberto, fechado ou cancelado) e duração em horas. Garante que apenas um plantão esteja aberto por cuidador por vez.</w:t>
+      </w:r>
+    </w:p>
+    <w:p>
+      <w:r>
+        <w:t>11. DIARIO_PLANTAO:</w:t>
+      </w:r>
+    </w:p>
+    <w:p>
+      <w:r>
+        <w:t>Armazena as anotações e registros realizados durante um plantão (prontuário digital). Cada registro tem tipo (ocorrência, medicação ou observação), descrição, horário e referência ao plantão. Implementa a regra de negócio de ser editável apenas enquanto o plantão está aberto, garantindo histórico imutável.</w:t>
+      </w:r>
     </w:p>
     <w:p>
       <w:pPr>
@@ -5092,98 +5301,3833 @@
         <w:pStyle w:val="Ttulo2"/>
       </w:pPr>
       <w:r>
-        <w:t>2.6. Diagrama de Atividade</w:t>
-      </w:r>
-    </w:p>
-    <w:p>
-      <w:pPr>
-        <w:ind w:firstLine="0"/>
-        <w:rPr>
-          <w:rFonts w:cs="Arial"/>
-        </w:rPr>
-      </w:pPr>
-    </w:p>
-    <w:p>
-      <w:pPr>
-        <w:ind w:firstLine="0"/>
-        <w:rPr>
-          <w:rFonts w:cs="Arial"/>
-        </w:rPr>
-      </w:pPr>
-    </w:p>
-    <w:p>
-      <w:pPr>
-        <w:ind w:firstLine="0"/>
-        <w:rPr>
-          <w:rFonts w:cs="Arial"/>
-        </w:rPr>
-      </w:pPr>
-    </w:p>
-    <w:p>
-      <w:pPr>
-        <w:ind w:firstLine="0"/>
-        <w:rPr>
-          <w:rFonts w:cs="Arial"/>
-        </w:rPr>
-      </w:pPr>
-      <w:r>
-        <w:rPr>
-          <w:rFonts w:cs="Arial"/>
-        </w:rPr>
-        <w:t>Diagrama de Atividade</w:t>
-      </w:r>
-    </w:p>
-    <w:p>
-      <w:pPr>
-        <w:ind w:firstLine="0"/>
-        <w:rPr>
-          <w:rFonts w:cs="Arial"/>
-        </w:rPr>
-      </w:pPr>
-    </w:p>
-    <w:p>
-      <w:pPr>
-        <w:ind w:firstLine="0"/>
-        <w:rPr>
-          <w:rFonts w:cs="Arial"/>
-        </w:rPr>
-      </w:pPr>
-      <w:r>
-        <w:rPr>
-          <w:rFonts w:cs="Arial"/>
-        </w:rPr>
-        <w:t>Fluxo de página</w:t>
-      </w:r>
-    </w:p>
-    <w:p>
-      <w:pPr>
-        <w:ind w:firstLine="0"/>
-        <w:rPr>
-          <w:rFonts w:cs="Arial"/>
-        </w:rPr>
-      </w:pPr>
-      <w:r>
-        <w:rPr>
-          <w:rFonts w:cs="Arial"/>
-        </w:rPr>
-        <w:t>Wireframe</w:t>
-      </w:r>
-    </w:p>
-    <w:p>
-      <w:pPr>
-        <w:ind w:firstLine="0"/>
-        <w:rPr>
-          <w:rFonts w:cs="Arial"/>
-        </w:rPr>
-      </w:pPr>
-      <w:r>
-        <w:rPr>
-          <w:rFonts w:cs="Arial"/>
+        <w:t xml:space="preserve">2.6. </w:t>
+      </w:r>
+      <w:proofErr w:type="spellStart"/>
+      <w:r>
+        <w:t>Backend</w:t>
+      </w:r>
+      <w:proofErr w:type="spellEnd"/>
+    </w:p>
+    <w:p>
+      <w:pPr>
+        <w:ind w:firstLine="0"/>
+      </w:pPr>
+    </w:p>
+    <w:p>
+      <w:r>
+        <w:t xml:space="preserve">O </w:t>
+      </w:r>
+      <w:proofErr w:type="spellStart"/>
+      <w:r>
+        <w:t>backend</w:t>
+      </w:r>
+      <w:proofErr w:type="spellEnd"/>
+      <w:r>
+        <w:t xml:space="preserve"> da aplicação </w:t>
+      </w:r>
+      <w:proofErr w:type="spellStart"/>
+      <w:r>
+        <w:t>CuidaCare</w:t>
+      </w:r>
+      <w:proofErr w:type="spellEnd"/>
+      <w:r>
+        <w:t xml:space="preserve"> foi desenvolvido utilizando o framework Django, em linguagem Python, com banco de dados PostgreSQL em produção e </w:t>
+      </w:r>
+      <w:proofErr w:type="spellStart"/>
+      <w:r>
+        <w:t>SQLite</w:t>
+      </w:r>
+      <w:proofErr w:type="spellEnd"/>
+      <w:r>
+        <w:t xml:space="preserve"> para desenvolvimento. A arquitetura segue o padrão Model-</w:t>
+      </w:r>
+      <w:proofErr w:type="spellStart"/>
+      <w:r>
+        <w:t>View</w:t>
+      </w:r>
+      <w:proofErr w:type="spellEnd"/>
+      <w:r>
+        <w:t>-</w:t>
+      </w:r>
+      <w:proofErr w:type="spellStart"/>
+      <w:r>
+        <w:t>Template</w:t>
+      </w:r>
+      <w:proofErr w:type="spellEnd"/>
+      <w:r>
+        <w:t xml:space="preserve"> (MVT) nativo do Django, adaptado com a inclusão de uma camada de Services para encapsular a lógica de negócio complexa, mantendo as </w:t>
+      </w:r>
+      <w:proofErr w:type="spellStart"/>
+      <w:r>
+        <w:t>views</w:t>
+      </w:r>
+      <w:proofErr w:type="spellEnd"/>
+      <w:r>
+        <w:t xml:space="preserve"> mais limpas e reutilizáveis.</w:t>
+      </w:r>
+    </w:p>
+    <w:p>
+      <w:pPr>
+        <w:ind w:firstLine="0"/>
+      </w:pPr>
+    </w:p>
+    <w:p>
+      <w:pPr>
+        <w:pStyle w:val="Ttulo3"/>
+      </w:pPr>
+      <w:r>
+        <w:t>2.6.1. Estrutura e Organização dos Apps</w:t>
+      </w:r>
+    </w:p>
+    <w:p>
+      <w:r>
+        <w:t>O projeto Django foi organizado modularmente em aplicações (apps) independentes, cada uma responsável por um domínio específico do sistema. Esta divisão permite escalabilidade, manutenção simplificada e reutilização de código. Os apps principais são:</w:t>
+      </w:r>
+    </w:p>
+    <w:p>
+      <w:pPr>
+        <w:ind w:firstLine="0"/>
+      </w:pPr>
+    </w:p>
+    <w:p>
+      <w:pPr>
+        <w:pStyle w:val="PargrafodaLista"/>
+        <w:numPr>
+          <w:ilvl w:val="0"/>
+          <w:numId w:val="4"/>
+        </w:numPr>
+      </w:pPr>
+      <w:r>
+        <w:rPr>
+          <w:b/>
+          <w:bCs/>
         </w:rPr>
         <w:lastRenderedPageBreak/>
-        <w:t>Desing</w:t>
-      </w:r>
-    </w:p>
+        <w:t xml:space="preserve">App </w:t>
+      </w:r>
+      <w:proofErr w:type="spellStart"/>
+      <w:r>
+        <w:rPr>
+          <w:b/>
+          <w:bCs/>
+        </w:rPr>
+        <w:t>Usuarios</w:t>
+      </w:r>
+      <w:proofErr w:type="spellEnd"/>
+      <w:r>
+        <w:t xml:space="preserve">: Responsável por autenticação, registro de usuários e gerenciamento de perfis. Implementa o modelo de usuário customizado que diferencia Familiares e Cuidadores, utilizando a superclasse </w:t>
+      </w:r>
+      <w:proofErr w:type="spellStart"/>
+      <w:r>
+        <w:t>AbstractUser</w:t>
+      </w:r>
+      <w:proofErr w:type="spellEnd"/>
+      <w:r>
+        <w:t xml:space="preserve"> do Django para herança de tabela única, evitando duplicação de dados e facilitando o controle de acesso.</w:t>
+      </w:r>
+    </w:p>
+    <w:p>
+      <w:pPr>
+        <w:pStyle w:val="PargrafodaLista"/>
+        <w:numPr>
+          <w:ilvl w:val="0"/>
+          <w:numId w:val="4"/>
+        </w:numPr>
+      </w:pPr>
+      <w:r>
+        <w:rPr>
+          <w:b/>
+          <w:bCs/>
+        </w:rPr>
+        <w:t>App Pacientes</w:t>
+      </w:r>
+      <w:r>
+        <w:t>: Gerencia o cadastro, alteração e exclusão de pacientes. Contém a lógica para vincular pacientes a familiares e cuidadores, além de controlar o sistema de convites (participações).</w:t>
+      </w:r>
+    </w:p>
+    <w:p>
+      <w:pPr>
+        <w:pStyle w:val="PargrafodaLista"/>
+        <w:numPr>
+          <w:ilvl w:val="0"/>
+          <w:numId w:val="4"/>
+        </w:numPr>
+      </w:pPr>
+      <w:r>
+        <w:rPr>
+          <w:b/>
+          <w:bCs/>
+        </w:rPr>
+        <w:t>App Agenda</w:t>
+      </w:r>
+      <w:r>
+        <w:t>: Responsável pelo agendamento e visualização de consultas médicas, exames e organização de plantões de cuidadores. Implementa a escalação de horários e o controle de conflitos de plantão.</w:t>
+      </w:r>
+    </w:p>
+    <w:p>
+      <w:pPr>
+        <w:pStyle w:val="PargrafodaLista"/>
+        <w:numPr>
+          <w:ilvl w:val="0"/>
+          <w:numId w:val="4"/>
+        </w:numPr>
+      </w:pPr>
+      <w:r>
+        <w:rPr>
+          <w:b/>
+          <w:bCs/>
+        </w:rPr>
+        <w:t>App Medicamentos</w:t>
+      </w:r>
+      <w:r>
+        <w:t>: Gerencia prescrições medicamentosas, dosagens, frequências e períodos de tratamento. Permite rastrear medicamentos ativos e descontinuados.</w:t>
+      </w:r>
+    </w:p>
+    <w:p>
+      <w:pPr>
+        <w:pStyle w:val="PargrafodaLista"/>
+        <w:numPr>
+          <w:ilvl w:val="0"/>
+          <w:numId w:val="4"/>
+        </w:numPr>
+      </w:pPr>
+      <w:r>
+        <w:rPr>
+          <w:b/>
+          <w:bCs/>
+        </w:rPr>
+        <w:t>App Ponto</w:t>
+      </w:r>
+      <w:r>
+        <w:t xml:space="preserve">: Implementa o registro de check-in e </w:t>
+      </w:r>
+      <w:proofErr w:type="spellStart"/>
+      <w:r>
+        <w:t>check-out</w:t>
+      </w:r>
+      <w:proofErr w:type="spellEnd"/>
+      <w:r>
+        <w:t xml:space="preserve"> dos cuidadores, validando localização via GPS e controlando o status dos plantões (aberto, fechado ou cancelado).</w:t>
+      </w:r>
+    </w:p>
+    <w:p>
+      <w:pPr>
+        <w:pStyle w:val="PargrafodaLista"/>
+        <w:numPr>
+          <w:ilvl w:val="0"/>
+          <w:numId w:val="4"/>
+        </w:numPr>
+      </w:pPr>
+      <w:r>
+        <w:rPr>
+          <w:b/>
+          <w:bCs/>
+        </w:rPr>
+        <w:t>App Diário</w:t>
+      </w:r>
+      <w:r>
+        <w:t>: Armazena as anotações do diário de plantão, implementando regras de edição que permitem modificação apenas enquanto o plantão estiver aberto, garantindo imutabilidade do histórico.</w:t>
+      </w:r>
+    </w:p>
+    <w:p>
+      <w:pPr>
+        <w:ind w:firstLine="0"/>
+      </w:pPr>
+    </w:p>
+    <w:p>
+      <w:pPr>
+        <w:ind w:left="360" w:firstLine="0"/>
+      </w:pPr>
+      <w:r>
+        <w:t>A estrutura de diretórios do projeto segue o padrão Django:</w:t>
+      </w:r>
+    </w:p>
+    <w:p>
+      <w:pPr>
+        <w:ind w:left="360" w:firstLine="0"/>
+      </w:pPr>
+    </w:p>
+    <w:p>
+      <w:pPr>
+        <w:ind w:left="709" w:firstLine="0"/>
+      </w:pPr>
+      <w:proofErr w:type="spellStart"/>
+      <w:r>
+        <w:t>projeto_cuidacare</w:t>
+      </w:r>
+      <w:proofErr w:type="spellEnd"/>
+      <w:r>
+        <w:t>/</w:t>
+      </w:r>
+    </w:p>
+    <w:p>
+      <w:pPr>
+        <w:ind w:left="709" w:firstLine="0"/>
+      </w:pPr>
+      <w:r>
+        <w:t xml:space="preserve">├── </w:t>
+      </w:r>
+      <w:proofErr w:type="spellStart"/>
+      <w:r>
+        <w:t>config</w:t>
+      </w:r>
+      <w:proofErr w:type="spellEnd"/>
+      <w:r>
+        <w:t>/                          # Configurações globais</w:t>
+      </w:r>
+    </w:p>
+    <w:p>
+      <w:pPr>
+        <w:ind w:left="709" w:firstLine="0"/>
+      </w:pPr>
+      <w:r>
+        <w:t>│   ├── settings.py                  # Configurações do Django</w:t>
+      </w:r>
+    </w:p>
+    <w:p>
+      <w:pPr>
+        <w:ind w:left="709" w:firstLine="0"/>
+      </w:pPr>
+      <w:r>
+        <w:t>│   ├── urls.py                      # Rotas principais</w:t>
+      </w:r>
+    </w:p>
+    <w:p>
+      <w:pPr>
+        <w:ind w:left="709" w:firstLine="0"/>
+      </w:pPr>
+      <w:r>
+        <w:t>│   └── wsgi.py                      # Interface WSGI</w:t>
+      </w:r>
+    </w:p>
+    <w:p>
+      <w:pPr>
+        <w:ind w:left="709" w:firstLine="0"/>
+      </w:pPr>
+      <w:r>
+        <w:t xml:space="preserve">├── </w:t>
+      </w:r>
+      <w:proofErr w:type="spellStart"/>
+      <w:r>
+        <w:t>usuarios</w:t>
+      </w:r>
+      <w:proofErr w:type="spellEnd"/>
+      <w:r>
+        <w:t>/                        # App de autenticação</w:t>
+      </w:r>
+    </w:p>
+    <w:p>
+      <w:pPr>
+        <w:ind w:left="709" w:firstLine="0"/>
+      </w:pPr>
+      <w:r>
+        <w:t>│   ├── models.py</w:t>
+      </w:r>
+    </w:p>
+    <w:p>
+      <w:pPr>
+        <w:ind w:left="709" w:firstLine="0"/>
+      </w:pPr>
+      <w:r>
+        <w:t>│   ├── views.py</w:t>
+      </w:r>
+    </w:p>
+    <w:p>
+      <w:pPr>
+        <w:ind w:left="709" w:firstLine="0"/>
+      </w:pPr>
+      <w:r>
+        <w:t>│   ├── services.py</w:t>
+      </w:r>
+    </w:p>
+    <w:p>
+      <w:pPr>
+        <w:ind w:left="709" w:firstLine="0"/>
+      </w:pPr>
+      <w:r>
+        <w:t>│   ├── forms.py</w:t>
+      </w:r>
+    </w:p>
+    <w:p>
+      <w:pPr>
+        <w:ind w:left="709" w:firstLine="0"/>
+      </w:pPr>
+      <w:r>
+        <w:lastRenderedPageBreak/>
+        <w:t>│   └── urls.py</w:t>
+      </w:r>
+    </w:p>
+    <w:p>
+      <w:pPr>
+        <w:ind w:left="709" w:firstLine="0"/>
+      </w:pPr>
+      <w:r>
+        <w:t>├── pacientes/                       # App de pacientes</w:t>
+      </w:r>
+    </w:p>
+    <w:p>
+      <w:pPr>
+        <w:ind w:left="709" w:firstLine="0"/>
+      </w:pPr>
+      <w:r>
+        <w:t>│   ├── models.py</w:t>
+      </w:r>
+    </w:p>
+    <w:p>
+      <w:pPr>
+        <w:ind w:left="709" w:firstLine="0"/>
+      </w:pPr>
+      <w:r>
+        <w:t>│   ├── views.py</w:t>
+      </w:r>
+    </w:p>
+    <w:p>
+      <w:pPr>
+        <w:ind w:left="709" w:firstLine="0"/>
+      </w:pPr>
+      <w:r>
+        <w:t>│   ├── services.py</w:t>
+      </w:r>
+    </w:p>
+    <w:p>
+      <w:pPr>
+        <w:ind w:left="709" w:firstLine="0"/>
+      </w:pPr>
+      <w:r>
+        <w:t>│   └── urls.py</w:t>
+      </w:r>
+    </w:p>
+    <w:p>
+      <w:pPr>
+        <w:ind w:left="709" w:firstLine="0"/>
+      </w:pPr>
+      <w:r>
+        <w:t>├── agenda/                          # App de agenda</w:t>
+      </w:r>
+    </w:p>
+    <w:p>
+      <w:pPr>
+        <w:ind w:left="709" w:firstLine="0"/>
+      </w:pPr>
+      <w:r>
+        <w:t>│   ├── models.py</w:t>
+      </w:r>
+    </w:p>
+    <w:p>
+      <w:pPr>
+        <w:ind w:left="709" w:firstLine="0"/>
+      </w:pPr>
+      <w:r>
+        <w:t>│   ├── views.py</w:t>
+      </w:r>
+    </w:p>
+    <w:p>
+      <w:pPr>
+        <w:ind w:left="709" w:firstLine="0"/>
+      </w:pPr>
+      <w:r>
+        <w:t>│   ├── services.py</w:t>
+      </w:r>
+    </w:p>
+    <w:p>
+      <w:pPr>
+        <w:ind w:left="709" w:firstLine="0"/>
+      </w:pPr>
+      <w:r>
+        <w:t>│   └── urls.py</w:t>
+      </w:r>
+    </w:p>
+    <w:p>
+      <w:pPr>
+        <w:ind w:left="709" w:firstLine="0"/>
+      </w:pPr>
+      <w:r>
+        <w:t>├── medicamentos/                    # App de medicamentos</w:t>
+      </w:r>
+    </w:p>
+    <w:p>
+      <w:pPr>
+        <w:ind w:left="709" w:firstLine="0"/>
+      </w:pPr>
+      <w:r>
+        <w:t>│   ├── models.py</w:t>
+      </w:r>
+    </w:p>
+    <w:p>
+      <w:pPr>
+        <w:ind w:left="709" w:firstLine="0"/>
+      </w:pPr>
+      <w:r>
+        <w:t>│   ├── views.py</w:t>
+      </w:r>
+    </w:p>
+    <w:p>
+      <w:pPr>
+        <w:ind w:left="709" w:firstLine="0"/>
+      </w:pPr>
+      <w:r>
+        <w:t>│   └── services.py</w:t>
+      </w:r>
+    </w:p>
+    <w:p>
+      <w:pPr>
+        <w:ind w:left="709" w:firstLine="0"/>
+      </w:pPr>
+      <w:r>
+        <w:t>├── ponto/                           # App de controle de ponto</w:t>
+      </w:r>
+    </w:p>
+    <w:p>
+      <w:pPr>
+        <w:ind w:left="709" w:firstLine="0"/>
+      </w:pPr>
+      <w:r>
+        <w:t>│   ├── models.py</w:t>
+      </w:r>
+    </w:p>
+    <w:p>
+      <w:pPr>
+        <w:ind w:left="709" w:firstLine="0"/>
+      </w:pPr>
+      <w:r>
+        <w:t>│   ├── views.py</w:t>
+      </w:r>
+    </w:p>
+    <w:p>
+      <w:pPr>
+        <w:ind w:left="709" w:firstLine="0"/>
+      </w:pPr>
+      <w:r>
+        <w:t>│   ├── services.py</w:t>
+      </w:r>
+    </w:p>
+    <w:p>
+      <w:pPr>
+        <w:ind w:left="709" w:firstLine="0"/>
+      </w:pPr>
+      <w:r>
+        <w:t>│   └── urls.py</w:t>
+      </w:r>
+    </w:p>
+    <w:p>
+      <w:pPr>
+        <w:ind w:left="709" w:firstLine="0"/>
+      </w:pPr>
+      <w:r>
+        <w:t xml:space="preserve">├── </w:t>
+      </w:r>
+      <w:proofErr w:type="spellStart"/>
+      <w:r>
+        <w:t>diario</w:t>
+      </w:r>
+      <w:proofErr w:type="spellEnd"/>
+      <w:r>
+        <w:t>/                          # App de diário de plantão</w:t>
+      </w:r>
+    </w:p>
+    <w:p>
+      <w:pPr>
+        <w:ind w:left="709" w:firstLine="0"/>
+      </w:pPr>
+      <w:r>
+        <w:t>│   ├── models.py</w:t>
+      </w:r>
+    </w:p>
+    <w:p>
+      <w:pPr>
+        <w:ind w:left="709" w:firstLine="0"/>
+      </w:pPr>
+      <w:r>
+        <w:t>│   ├── views.py</w:t>
+      </w:r>
+    </w:p>
+    <w:p>
+      <w:pPr>
+        <w:ind w:left="709" w:firstLine="0"/>
+      </w:pPr>
+      <w:r>
+        <w:t>│   └── urls.py</w:t>
+      </w:r>
+    </w:p>
+    <w:p>
+      <w:pPr>
+        <w:ind w:left="709" w:firstLine="0"/>
+      </w:pPr>
+      <w:r>
+        <w:t xml:space="preserve">├── </w:t>
+      </w:r>
+      <w:proofErr w:type="spellStart"/>
+      <w:r>
+        <w:t>static</w:t>
+      </w:r>
+      <w:proofErr w:type="spellEnd"/>
+      <w:r>
+        <w:t>/                          # Arquivos estáticos (CSS, JS)</w:t>
+      </w:r>
+    </w:p>
+    <w:p>
+      <w:pPr>
+        <w:ind w:left="709" w:firstLine="0"/>
+      </w:pPr>
+      <w:r>
+        <w:t xml:space="preserve">├── </w:t>
+      </w:r>
+      <w:proofErr w:type="spellStart"/>
+      <w:r>
+        <w:t>templates</w:t>
+      </w:r>
+      <w:proofErr w:type="spellEnd"/>
+      <w:r>
+        <w:t xml:space="preserve">/                       # </w:t>
+      </w:r>
+      <w:proofErr w:type="spellStart"/>
+      <w:r>
+        <w:t>Templates</w:t>
+      </w:r>
+      <w:proofErr w:type="spellEnd"/>
+      <w:r>
+        <w:t xml:space="preserve"> compartilhadas</w:t>
+      </w:r>
+    </w:p>
+    <w:p>
+      <w:pPr>
+        <w:ind w:left="709" w:firstLine="0"/>
+      </w:pPr>
+      <w:r>
+        <w:t>├── manage.py</w:t>
+      </w:r>
+    </w:p>
+    <w:p>
+      <w:pPr>
+        <w:ind w:left="709" w:firstLine="0"/>
+      </w:pPr>
+      <w:r>
+        <w:t>└── requirements.txt                 # Dependências Python</w:t>
+      </w:r>
+    </w:p>
+    <w:p>
+      <w:pPr>
+        <w:ind w:firstLine="0"/>
+      </w:pPr>
+    </w:p>
+    <w:p>
+      <w:pPr>
+        <w:ind w:firstLine="0"/>
+      </w:pPr>
+    </w:p>
+    <w:p>
+      <w:pPr>
+        <w:ind w:firstLine="0"/>
+      </w:pPr>
+    </w:p>
+    <w:p>
+      <w:pPr>
+        <w:pStyle w:val="Ttulo3"/>
+      </w:pPr>
+      <w:r>
+        <w:lastRenderedPageBreak/>
+        <w:t>2.6.2. Autenticação e Controle de Acesso</w:t>
+      </w:r>
+    </w:p>
+    <w:p>
+      <w:r>
+        <w:t>O sistema implementa autenticação nativa do Django com extensões customizadas para suportar dois tipos de usuários distintos: Familiares e Cuidadores. A autenticação ocorre mediante login com e-mail e senha, ambos criptografados e validados contra o banco de dados.</w:t>
+      </w:r>
+    </w:p>
+    <w:p>
+      <w:r>
+        <w:t xml:space="preserve">O modelo de usuário foi customizado através de herança da classe </w:t>
+      </w:r>
+      <w:proofErr w:type="spellStart"/>
+      <w:r>
+        <w:t>AbstractUser</w:t>
+      </w:r>
+      <w:proofErr w:type="spellEnd"/>
+      <w:r>
+        <w:t xml:space="preserve">, adicionando os campos: </w:t>
+      </w:r>
+      <w:proofErr w:type="spellStart"/>
+      <w:r>
+        <w:t>tipo_usuario</w:t>
+      </w:r>
+      <w:proofErr w:type="spellEnd"/>
+      <w:r>
+        <w:t xml:space="preserve"> (que diferencia Familiar/Cuidador), CPF, telefone, endereço e status de atividade. Este modelo serve como superclasse para as entidades Familiar e Cuidador, implementando herança de tabela única e evitando redundância de dados.</w:t>
+      </w:r>
+    </w:p>
+    <w:p>
+      <w:pPr>
+        <w:ind w:firstLine="0"/>
+      </w:pPr>
+    </w:p>
+    <w:p>
+      <w:pPr>
+        <w:ind w:firstLine="0"/>
+      </w:pPr>
+      <w:r>
+        <w:t xml:space="preserve">O controle de acesso é implementado através de decoradores e </w:t>
+      </w:r>
+      <w:proofErr w:type="spellStart"/>
+      <w:r>
+        <w:t>mixins</w:t>
+      </w:r>
+      <w:proofErr w:type="spellEnd"/>
+      <w:r>
+        <w:t xml:space="preserve"> que garantem:</w:t>
+      </w:r>
+    </w:p>
+    <w:p>
+      <w:pPr>
+        <w:ind w:firstLine="0"/>
+      </w:pPr>
+    </w:p>
+    <w:p>
+      <w:pPr>
+        <w:pStyle w:val="PargrafodaLista"/>
+        <w:numPr>
+          <w:ilvl w:val="0"/>
+          <w:numId w:val="6"/>
+        </w:numPr>
+      </w:pPr>
+      <w:r>
+        <w:t>Apenas usuários autenticados acessam áreas protegidas;</w:t>
+      </w:r>
+    </w:p>
+    <w:p>
+      <w:pPr>
+        <w:pStyle w:val="PargrafodaLista"/>
+        <w:numPr>
+          <w:ilvl w:val="0"/>
+          <w:numId w:val="6"/>
+        </w:numPr>
+      </w:pPr>
+      <w:r>
+        <w:t>Familiares visualizam apenas pacientes aos quais foram vinculados e aceitaram participação;</w:t>
+      </w:r>
+    </w:p>
+    <w:p>
+      <w:pPr>
+        <w:pStyle w:val="PargrafodaLista"/>
+        <w:numPr>
+          <w:ilvl w:val="0"/>
+          <w:numId w:val="6"/>
+        </w:numPr>
+      </w:pPr>
+      <w:r>
+        <w:t>Cuidadores acessam apenas pacientes para os quais foram convocados e aceitaram;</w:t>
+      </w:r>
+    </w:p>
+    <w:p>
+      <w:pPr>
+        <w:pStyle w:val="PargrafodaLista"/>
+        <w:numPr>
+          <w:ilvl w:val="0"/>
+          <w:numId w:val="6"/>
+        </w:numPr>
+      </w:pPr>
+      <w:r>
+        <w:t>Administradores possuem acesso irrestrito para fins de gerenciamento;</w:t>
+      </w:r>
+    </w:p>
+    <w:p>
+      <w:pPr>
+        <w:pStyle w:val="PargrafodaLista"/>
+        <w:numPr>
+          <w:ilvl w:val="0"/>
+          <w:numId w:val="6"/>
+        </w:numPr>
+      </w:pPr>
+      <w:r>
+        <w:t>Familiares não possuem permissão para registrar ponto ou editar o diário (exclusivo de cuidadores).</w:t>
+      </w:r>
+    </w:p>
+    <w:p>
+      <w:pPr>
+        <w:ind w:firstLine="0"/>
+      </w:pPr>
+    </w:p>
+    <w:p>
+      <w:pPr>
+        <w:ind w:firstLine="360"/>
+      </w:pPr>
+      <w:r>
+        <w:t xml:space="preserve">A validação de credenciais segue as boas práticas de segurança: senhas são armazenadas com </w:t>
+      </w:r>
+      <w:proofErr w:type="spellStart"/>
+      <w:r>
+        <w:t>hash</w:t>
+      </w:r>
+      <w:proofErr w:type="spellEnd"/>
+      <w:r>
+        <w:t xml:space="preserve"> PBKDF2 com </w:t>
+      </w:r>
+      <w:proofErr w:type="spellStart"/>
+      <w:r>
+        <w:t>salt</w:t>
+      </w:r>
+      <w:proofErr w:type="spellEnd"/>
+      <w:r>
+        <w:t>, e-mails são únicos no sistema, e a sessão do usuário é mantida através de cookies HTTP-</w:t>
+      </w:r>
+      <w:proofErr w:type="spellStart"/>
+      <w:r>
+        <w:t>only</w:t>
+      </w:r>
+      <w:proofErr w:type="spellEnd"/>
+      <w:r>
+        <w:t>.</w:t>
+      </w:r>
+    </w:p>
+    <w:p>
+      <w:pPr>
+        <w:ind w:firstLine="0"/>
+      </w:pPr>
+    </w:p>
+    <w:p>
+      <w:pPr>
+        <w:pStyle w:val="Ttulo3"/>
+      </w:pPr>
+      <w:r>
+        <w:t>2.6.3. Models (Camada de Dados)</w:t>
+      </w:r>
+    </w:p>
+    <w:p>
+      <w:r>
+        <w:t>Os models representam as entidades do sistema e sua estrutura foi concebida conforme o Diagrama de Entidade-Relacionamento (DER) apresentado na Figura 2. Cada model em Django corresponde a uma tabela no banco de dados, e o ORM (</w:t>
+      </w:r>
+      <w:proofErr w:type="spellStart"/>
+      <w:r>
+        <w:t>Object-Relational</w:t>
+      </w:r>
+      <w:proofErr w:type="spellEnd"/>
+      <w:r>
+        <w:t xml:space="preserve"> Mapping) do Django traduz operações Python em SQL, eliminando a necessidade de escrita manual de queries.</w:t>
+      </w:r>
+    </w:p>
+    <w:p>
+      <w:pPr>
+        <w:ind w:firstLine="0"/>
+      </w:pPr>
+    </w:p>
+    <w:p>
+      <w:pPr>
+        <w:ind w:firstLine="0"/>
+      </w:pPr>
+      <w:r>
+        <w:t>O modelo de dados é composto pelas seguintes entidades principais:</w:t>
+      </w:r>
+    </w:p>
+    <w:p>
+      <w:pPr>
+        <w:ind w:firstLine="0"/>
+      </w:pPr>
+    </w:p>
+    <w:p>
+      <w:pPr>
+        <w:pStyle w:val="PargrafodaLista"/>
+        <w:numPr>
+          <w:ilvl w:val="0"/>
+          <w:numId w:val="8"/>
+        </w:numPr>
+      </w:pPr>
+      <w:proofErr w:type="spellStart"/>
+      <w:r>
+        <w:rPr>
+          <w:b/>
+          <w:bCs/>
+        </w:rPr>
+        <w:t>Usuario</w:t>
+      </w:r>
+      <w:proofErr w:type="spellEnd"/>
+      <w:r>
+        <w:rPr>
+          <w:b/>
+          <w:bCs/>
+        </w:rPr>
+        <w:t xml:space="preserve"> (Superclasse)</w:t>
+      </w:r>
+      <w:r>
+        <w:t>: Armazena dados comuns a todos os usuários (</w:t>
+      </w:r>
+      <w:proofErr w:type="spellStart"/>
+      <w:r>
+        <w:t>email</w:t>
+      </w:r>
+      <w:proofErr w:type="spellEnd"/>
+      <w:r>
+        <w:t>, nome, CPF, telefone, endereço, status). Implementa autenticação e controle de permissões.</w:t>
+      </w:r>
+    </w:p>
+    <w:p>
+      <w:pPr>
+        <w:pStyle w:val="PargrafodaLista"/>
+        <w:numPr>
+          <w:ilvl w:val="0"/>
+          <w:numId w:val="8"/>
+        </w:numPr>
+      </w:pPr>
+      <w:r>
+        <w:rPr>
+          <w:b/>
+          <w:bCs/>
+        </w:rPr>
+        <w:t>Familiar</w:t>
+      </w:r>
+      <w:r>
+        <w:t xml:space="preserve">: Especialização de </w:t>
+      </w:r>
+      <w:proofErr w:type="spellStart"/>
+      <w:r>
+        <w:t>Usuario</w:t>
+      </w:r>
+      <w:proofErr w:type="spellEnd"/>
+      <w:r>
+        <w:t xml:space="preserve"> que representa responsáveis pelo gerenciamento do cuidado. Armazena a relação com o paciente (pai, filho, </w:t>
+      </w:r>
+      <w:proofErr w:type="gramStart"/>
+      <w:r>
+        <w:t>cônjuge, etc.</w:t>
+      </w:r>
+      <w:proofErr w:type="gramEnd"/>
+      <w:r>
+        <w:t>) e possui permissões para criar e editar pacientes, agendar consultas e convidar outros usuários.</w:t>
+      </w:r>
+    </w:p>
+    <w:p>
+      <w:pPr>
+        <w:pStyle w:val="PargrafodaLista"/>
+        <w:numPr>
+          <w:ilvl w:val="0"/>
+          <w:numId w:val="8"/>
+        </w:numPr>
+      </w:pPr>
+      <w:r>
+        <w:rPr>
+          <w:b/>
+          <w:bCs/>
+        </w:rPr>
+        <w:t>Cuidador</w:t>
+      </w:r>
+      <w:r>
+        <w:t xml:space="preserve">: Especialização de </w:t>
+      </w:r>
+      <w:proofErr w:type="spellStart"/>
+      <w:r>
+        <w:t>Usuario</w:t>
+      </w:r>
+      <w:proofErr w:type="spellEnd"/>
+      <w:r>
+        <w:t xml:space="preserve"> que representa profissionais de cuidado domiciliar. Armazena número de registro profissional, especialidade e data da última atividade. Cuidadores realizam check-in/</w:t>
+      </w:r>
+      <w:proofErr w:type="spellStart"/>
+      <w:r>
+        <w:t>check-out</w:t>
+      </w:r>
+      <w:proofErr w:type="spellEnd"/>
+      <w:r>
+        <w:t>, abrem plantões e registram ocorrências no diário.</w:t>
+      </w:r>
+    </w:p>
+    <w:p>
+      <w:pPr>
+        <w:pStyle w:val="PargrafodaLista"/>
+        <w:numPr>
+          <w:ilvl w:val="0"/>
+          <w:numId w:val="8"/>
+        </w:numPr>
+      </w:pPr>
+      <w:r>
+        <w:rPr>
+          <w:b/>
+          <w:bCs/>
+        </w:rPr>
+        <w:t>Paciente</w:t>
+      </w:r>
+      <w:r>
+        <w:t>: Entidade central que armazena dados da pessoa que recebe cuidados (nome, CPF, data de nascimento, endereço, alergias, condições médicas). Implementa validações que garantem que data de nascimento não seja futura e que cada paciente tenha ao menos um familiar responsável.</w:t>
+      </w:r>
+    </w:p>
+    <w:p>
+      <w:pPr>
+        <w:pStyle w:val="PargrafodaLista"/>
+        <w:numPr>
+          <w:ilvl w:val="0"/>
+          <w:numId w:val="8"/>
+        </w:numPr>
+      </w:pPr>
+      <w:proofErr w:type="spellStart"/>
+      <w:r>
+        <w:rPr>
+          <w:b/>
+          <w:bCs/>
+        </w:rPr>
+        <w:t>Participacao</w:t>
+      </w:r>
+      <w:proofErr w:type="spellEnd"/>
+      <w:r>
+        <w:t>: Entidade associativa que gerencia a vinculação entre usuários e pacientes. Implementa o sistema de convites com status (pendente, aceito, rejeitado), rastreando datas de convite e aceitação, além de controlar níveis de permissão.</w:t>
+      </w:r>
+    </w:p>
+    <w:p>
+      <w:pPr>
+        <w:pStyle w:val="PargrafodaLista"/>
+        <w:numPr>
+          <w:ilvl w:val="0"/>
+          <w:numId w:val="8"/>
+        </w:numPr>
+      </w:pPr>
+      <w:proofErr w:type="spellStart"/>
+      <w:proofErr w:type="gramStart"/>
+      <w:r>
+        <w:rPr>
+          <w:b/>
+          <w:bCs/>
+        </w:rPr>
+        <w:t>Medico</w:t>
+      </w:r>
+      <w:proofErr w:type="gramEnd"/>
+      <w:r>
+        <w:rPr>
+          <w:b/>
+          <w:bCs/>
+        </w:rPr>
+        <w:t>_</w:t>
+      </w:r>
+      <w:proofErr w:type="gramStart"/>
+      <w:r>
+        <w:rPr>
+          <w:b/>
+          <w:bCs/>
+        </w:rPr>
+        <w:t>Clinica</w:t>
+      </w:r>
+      <w:proofErr w:type="spellEnd"/>
+      <w:proofErr w:type="gramEnd"/>
+      <w:r>
+        <w:t>: Armazena informações de profissionais médicos ou clínicas de exame (nome, CRM/CNPJ, especialidade, telefone, endereço), permitindo rastreabilidade das prescrições.</w:t>
+      </w:r>
+    </w:p>
+    <w:p>
+      <w:pPr>
+        <w:pStyle w:val="PargrafodaLista"/>
+        <w:numPr>
+          <w:ilvl w:val="0"/>
+          <w:numId w:val="8"/>
+        </w:numPr>
+      </w:pPr>
+      <w:r>
+        <w:rPr>
+          <w:b/>
+          <w:bCs/>
+        </w:rPr>
+        <w:t>Consulta</w:t>
+      </w:r>
+      <w:r>
+        <w:t>: Registra agendamentos de consultas médicas e exames (data/hora, tipo, local, resultado), vinculando o paciente ao profissional responsável. Implementa validação que impede agendamento em datas passadas.</w:t>
+      </w:r>
+    </w:p>
+    <w:p>
+      <w:pPr>
+        <w:pStyle w:val="PargrafodaLista"/>
+        <w:numPr>
+          <w:ilvl w:val="0"/>
+          <w:numId w:val="8"/>
+        </w:numPr>
+      </w:pPr>
+      <w:r>
+        <w:rPr>
+          <w:b/>
+          <w:bCs/>
+        </w:rPr>
+        <w:t>Medicamento</w:t>
+      </w:r>
+      <w:r>
+        <w:t>: Armazena dados de medicamentos prescritos (nome, dosagem, forma farmacêutica, laboratório), vinculados ao médico que prescreveu e ao paciente que utiliza.</w:t>
+      </w:r>
+    </w:p>
+    <w:p>
+      <w:pPr>
+        <w:ind w:firstLine="0"/>
+      </w:pPr>
+    </w:p>
+    <w:p>
+      <w:pPr>
+        <w:pStyle w:val="PargrafodaLista"/>
+        <w:numPr>
+          <w:ilvl w:val="0"/>
+          <w:numId w:val="8"/>
+        </w:numPr>
+      </w:pPr>
+      <w:proofErr w:type="spellStart"/>
+      <w:r>
+        <w:rPr>
+          <w:b/>
+          <w:bCs/>
+        </w:rPr>
+        <w:lastRenderedPageBreak/>
+        <w:t>Prescricao_Medicamento</w:t>
+      </w:r>
+      <w:proofErr w:type="spellEnd"/>
+      <w:r>
+        <w:t>: Entidade associativa que detalha a administração de medicamentos (frequência, horários específicos, quantidade por dose, datas de início e fim). Permite rastrear medicações ativas e descontinuadas.</w:t>
+      </w:r>
+    </w:p>
+    <w:p>
+      <w:pPr>
+        <w:pStyle w:val="PargrafodaLista"/>
+        <w:numPr>
+          <w:ilvl w:val="0"/>
+          <w:numId w:val="8"/>
+        </w:numPr>
+      </w:pPr>
+      <w:proofErr w:type="spellStart"/>
+      <w:r>
+        <w:rPr>
+          <w:b/>
+          <w:bCs/>
+        </w:rPr>
+        <w:t>Plantao</w:t>
+      </w:r>
+      <w:proofErr w:type="spellEnd"/>
+      <w:r>
+        <w:t xml:space="preserve">: Registra cada turno de um cuidador com um paciente (data, check-in, </w:t>
+      </w:r>
+      <w:proofErr w:type="spellStart"/>
+      <w:r>
+        <w:t>check-out</w:t>
+      </w:r>
+      <w:proofErr w:type="spellEnd"/>
+      <w:r>
+        <w:t>, localização GPS, status, duração em horas). Implementa validação que impede dois plantões simultâneos de um mesmo cuidador.</w:t>
+      </w:r>
+    </w:p>
+    <w:p>
+      <w:pPr>
+        <w:pStyle w:val="PargrafodaLista"/>
+        <w:numPr>
+          <w:ilvl w:val="0"/>
+          <w:numId w:val="8"/>
+        </w:numPr>
+      </w:pPr>
+      <w:proofErr w:type="spellStart"/>
+      <w:r>
+        <w:rPr>
+          <w:b/>
+          <w:bCs/>
+        </w:rPr>
+        <w:t>Diario_Plantao</w:t>
+      </w:r>
+      <w:proofErr w:type="spellEnd"/>
+      <w:r>
+        <w:t>: Armazena anotações durante plantões (prontuário digital), com tipo de registro (ocorrência, medicação, observação), descrição, horário e referência ao plantão. Implementa edição restrita (apenas durante plantão aberto) para garantir imutabilidade do histórico.</w:t>
+      </w:r>
+    </w:p>
+    <w:p>
+      <w:pPr>
+        <w:ind w:firstLine="0"/>
+      </w:pPr>
+    </w:p>
+    <w:p>
+      <w:pPr>
+        <w:pStyle w:val="Ttulo3"/>
+      </w:pPr>
+      <w:r>
+        <w:t xml:space="preserve">2.6.4. </w:t>
+      </w:r>
+      <w:proofErr w:type="spellStart"/>
+      <w:r>
+        <w:t>Views</w:t>
+      </w:r>
+      <w:proofErr w:type="spellEnd"/>
+      <w:r>
+        <w:t xml:space="preserve"> (Controladores)</w:t>
+      </w:r>
+    </w:p>
+    <w:p>
+      <w:r>
+        <w:t xml:space="preserve">As </w:t>
+      </w:r>
+      <w:proofErr w:type="spellStart"/>
+      <w:r>
+        <w:t>views</w:t>
+      </w:r>
+      <w:proofErr w:type="spellEnd"/>
+      <w:r>
+        <w:t xml:space="preserve"> em Django são responsáveis por processar requisições HTTP, aplicar lógica de negócio e retornar respostas (HTML ou JSON). O projeto utiliza </w:t>
+      </w:r>
+      <w:proofErr w:type="spellStart"/>
+      <w:r>
+        <w:t>Class-Based</w:t>
+      </w:r>
+      <w:proofErr w:type="spellEnd"/>
+      <w:r>
+        <w:t xml:space="preserve"> </w:t>
+      </w:r>
+      <w:proofErr w:type="spellStart"/>
+      <w:r>
+        <w:t>Views</w:t>
+      </w:r>
+      <w:proofErr w:type="spellEnd"/>
+      <w:r>
+        <w:t xml:space="preserve"> (CBV) que aproveitam herança e </w:t>
+      </w:r>
+      <w:proofErr w:type="spellStart"/>
+      <w:r>
+        <w:t>mixins</w:t>
+      </w:r>
+      <w:proofErr w:type="spellEnd"/>
+      <w:r>
+        <w:t xml:space="preserve"> para reutilizar comportamentos comuns como autenticação, paginação e tratamento de erro.</w:t>
+      </w:r>
+    </w:p>
+    <w:p>
+      <w:pPr>
+        <w:ind w:firstLine="0"/>
+      </w:pPr>
+    </w:p>
+    <w:p>
+      <w:pPr>
+        <w:ind w:firstLine="0"/>
+      </w:pPr>
+      <w:r>
+        <w:t xml:space="preserve">As principais </w:t>
+      </w:r>
+      <w:proofErr w:type="spellStart"/>
+      <w:r>
+        <w:t>views</w:t>
+      </w:r>
+      <w:proofErr w:type="spellEnd"/>
+      <w:r>
+        <w:t xml:space="preserve"> implementadas são:</w:t>
+      </w:r>
+    </w:p>
+    <w:p>
+      <w:pPr>
+        <w:ind w:firstLine="0"/>
+      </w:pPr>
+    </w:p>
+    <w:p>
+      <w:pPr>
+        <w:pStyle w:val="PargrafodaLista"/>
+        <w:numPr>
+          <w:ilvl w:val="0"/>
+          <w:numId w:val="10"/>
+        </w:numPr>
+      </w:pPr>
+      <w:proofErr w:type="spellStart"/>
+      <w:r>
+        <w:rPr>
+          <w:b/>
+          <w:bCs/>
+        </w:rPr>
+        <w:t>LoginView</w:t>
+      </w:r>
+      <w:proofErr w:type="spellEnd"/>
+      <w:r>
+        <w:t>: Processa autenticação de usuários. No método GET, renderiza formulário de login. No método POST, valida credenciais, cria sessão e redireciona para o dashboard apropriado (familiar ou cuidador).</w:t>
+      </w:r>
+    </w:p>
+    <w:p>
+      <w:pPr>
+        <w:pStyle w:val="PargrafodaLista"/>
+        <w:numPr>
+          <w:ilvl w:val="0"/>
+          <w:numId w:val="10"/>
+        </w:numPr>
+      </w:pPr>
+      <w:proofErr w:type="spellStart"/>
+      <w:r>
+        <w:rPr>
+          <w:b/>
+          <w:bCs/>
+        </w:rPr>
+        <w:t>CadastroView</w:t>
+      </w:r>
+      <w:proofErr w:type="spellEnd"/>
+      <w:r>
+        <w:t>: Implementa registro de novos usuários, diferenciando o tipo (familiar ou cuidador) e validando dados obrigatórios (</w:t>
+      </w:r>
+      <w:proofErr w:type="spellStart"/>
+      <w:r>
+        <w:t>email</w:t>
+      </w:r>
+      <w:proofErr w:type="spellEnd"/>
+      <w:r>
+        <w:t xml:space="preserve">, CPF, telefone). Cria instância de </w:t>
+      </w:r>
+      <w:proofErr w:type="spellStart"/>
+      <w:r>
+        <w:t>Usuario</w:t>
+      </w:r>
+      <w:proofErr w:type="spellEnd"/>
+      <w:r>
+        <w:t xml:space="preserve"> com </w:t>
+      </w:r>
+      <w:proofErr w:type="spellStart"/>
+      <w:r>
+        <w:t>hash</w:t>
+      </w:r>
+      <w:proofErr w:type="spellEnd"/>
+      <w:r>
+        <w:t xml:space="preserve"> de senha seguro.</w:t>
+      </w:r>
+    </w:p>
+    <w:p>
+      <w:pPr>
+        <w:pStyle w:val="PargrafodaLista"/>
+        <w:numPr>
+          <w:ilvl w:val="0"/>
+          <w:numId w:val="10"/>
+        </w:numPr>
+      </w:pPr>
+      <w:proofErr w:type="spellStart"/>
+      <w:r>
+        <w:rPr>
+          <w:b/>
+          <w:bCs/>
+        </w:rPr>
+        <w:t>DashboardFamiliarView</w:t>
+      </w:r>
+      <w:proofErr w:type="spellEnd"/>
+      <w:r>
+        <w:t xml:space="preserve">: Exibe lista de pacientes vinculados ao familiar autenticado. Utiliza </w:t>
+      </w:r>
+      <w:proofErr w:type="spellStart"/>
+      <w:proofErr w:type="gramStart"/>
+      <w:r>
+        <w:t>filter</w:t>
+      </w:r>
+      <w:proofErr w:type="spellEnd"/>
+      <w:r>
+        <w:t>(</w:t>
+      </w:r>
+      <w:proofErr w:type="gramEnd"/>
+      <w:r>
+        <w:t xml:space="preserve">) para retornar apenas pacientes cujo </w:t>
+      </w:r>
+      <w:proofErr w:type="spellStart"/>
+      <w:r>
+        <w:t>familiar_responsavel</w:t>
+      </w:r>
+      <w:proofErr w:type="spellEnd"/>
+      <w:r>
+        <w:t xml:space="preserve"> seja o usuário logado. Fornece contexto com dados como próximas consultas e medicamentos do dia.</w:t>
+      </w:r>
+    </w:p>
+    <w:p>
+      <w:pPr>
+        <w:pStyle w:val="PargrafodaLista"/>
+        <w:numPr>
+          <w:ilvl w:val="0"/>
+          <w:numId w:val="10"/>
+        </w:numPr>
+      </w:pPr>
+      <w:proofErr w:type="spellStart"/>
+      <w:r>
+        <w:rPr>
+          <w:b/>
+          <w:bCs/>
+        </w:rPr>
+        <w:t>DashboardCuidadorView</w:t>
+      </w:r>
+      <w:proofErr w:type="spellEnd"/>
+      <w:r>
+        <w:t xml:space="preserve">: Exibe lista de pacientes sob cuidado do cuidador autenticado, obtida através da tabela </w:t>
+      </w:r>
+      <w:proofErr w:type="spellStart"/>
+      <w:r>
+        <w:t>Participacao</w:t>
+      </w:r>
+      <w:proofErr w:type="spellEnd"/>
+      <w:r>
+        <w:t>.</w:t>
+      </w:r>
+    </w:p>
+    <w:p>
+      <w:pPr>
+        <w:pStyle w:val="PargrafodaLista"/>
+        <w:numPr>
+          <w:ilvl w:val="0"/>
+          <w:numId w:val="10"/>
+        </w:numPr>
+      </w:pPr>
+      <w:proofErr w:type="spellStart"/>
+      <w:r>
+        <w:rPr>
+          <w:b/>
+          <w:bCs/>
+        </w:rPr>
+        <w:lastRenderedPageBreak/>
+        <w:t>VisaoGeralPacienteView</w:t>
+      </w:r>
+      <w:proofErr w:type="spellEnd"/>
+      <w:r>
+        <w:t>: Renderiza página central de acompanhamento do paciente, agregando informações de medicamentos para hoje, próximas consultas, lista de cuidadores e atividades recentes. Implementa consultas otimizadas para evitar N+1 queries.</w:t>
+      </w:r>
+    </w:p>
+    <w:p>
+      <w:pPr>
+        <w:pStyle w:val="PargrafodaLista"/>
+        <w:numPr>
+          <w:ilvl w:val="0"/>
+          <w:numId w:val="10"/>
+        </w:numPr>
+      </w:pPr>
+      <w:proofErr w:type="spellStart"/>
+      <w:r>
+        <w:rPr>
+          <w:b/>
+          <w:bCs/>
+        </w:rPr>
+        <w:t>CheckInView</w:t>
+      </w:r>
+      <w:proofErr w:type="spellEnd"/>
+      <w:r>
+        <w:t>: Processa registro de entrada do cuidador, validando localização GPS antes de permitir check-in (regra RN01). Implementa logicamente o RF06 (Registrar Ponto).</w:t>
+      </w:r>
+    </w:p>
+    <w:p>
+      <w:pPr>
+        <w:pStyle w:val="PargrafodaLista"/>
+        <w:numPr>
+          <w:ilvl w:val="0"/>
+          <w:numId w:val="10"/>
+        </w:numPr>
+      </w:pPr>
+      <w:proofErr w:type="spellStart"/>
+      <w:r>
+        <w:rPr>
+          <w:b/>
+          <w:bCs/>
+        </w:rPr>
+        <w:t>CheckOutView</w:t>
+      </w:r>
+      <w:proofErr w:type="spellEnd"/>
+      <w:r>
+        <w:t xml:space="preserve">: Processa registro de saída, encerrando o plantão aberto. Implementa </w:t>
+      </w:r>
+      <w:proofErr w:type="spellStart"/>
+      <w:r>
+        <w:t>lógicamente</w:t>
+      </w:r>
+      <w:proofErr w:type="spellEnd"/>
+      <w:r>
+        <w:t xml:space="preserve"> o RF09 (</w:t>
+      </w:r>
+      <w:proofErr w:type="spellStart"/>
+      <w:r>
+        <w:t>Check-</w:t>
+      </w:r>
+      <w:proofErr w:type="gramStart"/>
+      <w:r>
+        <w:t>out</w:t>
+      </w:r>
+      <w:proofErr w:type="spellEnd"/>
+      <w:r>
+        <w:t xml:space="preserve"> Automático</w:t>
+      </w:r>
+      <w:proofErr w:type="gramEnd"/>
+      <w:r>
+        <w:t>) ao abrir novo plantão.</w:t>
+      </w:r>
+    </w:p>
+    <w:p>
+      <w:pPr>
+        <w:pStyle w:val="PargrafodaLista"/>
+        <w:numPr>
+          <w:ilvl w:val="0"/>
+          <w:numId w:val="10"/>
+        </w:numPr>
+      </w:pPr>
+      <w:proofErr w:type="spellStart"/>
+      <w:r>
+        <w:rPr>
+          <w:b/>
+          <w:bCs/>
+        </w:rPr>
+        <w:t>AbrirPlantaoView</w:t>
+      </w:r>
+      <w:proofErr w:type="spellEnd"/>
+      <w:r>
+        <w:t xml:space="preserve">: </w:t>
+      </w:r>
+      <w:proofErr w:type="gramStart"/>
+      <w:r>
+        <w:t>Cria novo</w:t>
+      </w:r>
+      <w:proofErr w:type="gramEnd"/>
+      <w:r>
+        <w:t xml:space="preserve"> plantão para o cuidador, validando que não exista outro plantão aberto (regra RN05).</w:t>
+      </w:r>
+    </w:p>
+    <w:p>
+      <w:pPr>
+        <w:pStyle w:val="PargrafodaLista"/>
+        <w:numPr>
+          <w:ilvl w:val="0"/>
+          <w:numId w:val="10"/>
+        </w:numPr>
+      </w:pPr>
+      <w:proofErr w:type="spellStart"/>
+      <w:r>
+        <w:rPr>
+          <w:b/>
+          <w:bCs/>
+        </w:rPr>
+        <w:t>CadastroConsultaView</w:t>
+      </w:r>
+      <w:proofErr w:type="spellEnd"/>
+      <w:r>
+        <w:t>: Permite ao familiar agendar consultas médicas, implementando RF05. Valida que data não seja passada.</w:t>
+      </w:r>
+    </w:p>
+    <w:p>
+      <w:pPr>
+        <w:pStyle w:val="PargrafodaLista"/>
+        <w:numPr>
+          <w:ilvl w:val="0"/>
+          <w:numId w:val="10"/>
+        </w:numPr>
+      </w:pPr>
+      <w:proofErr w:type="spellStart"/>
+      <w:r>
+        <w:rPr>
+          <w:b/>
+          <w:bCs/>
+        </w:rPr>
+        <w:t>CadastroMedicamentoView</w:t>
+      </w:r>
+      <w:proofErr w:type="spellEnd"/>
+      <w:r>
+        <w:t>: Permite ao familiar registrar prescrições, implementando RF10. Valida que data de fim seja posterior à data de início.</w:t>
+      </w:r>
+    </w:p>
+    <w:p>
+      <w:pPr>
+        <w:pStyle w:val="PargrafodaLista"/>
+        <w:numPr>
+          <w:ilvl w:val="0"/>
+          <w:numId w:val="10"/>
+        </w:numPr>
+      </w:pPr>
+      <w:proofErr w:type="spellStart"/>
+      <w:r>
+        <w:rPr>
+          <w:b/>
+          <w:bCs/>
+        </w:rPr>
+        <w:t>DiarioPlantaoView</w:t>
+      </w:r>
+      <w:proofErr w:type="spellEnd"/>
+      <w:r>
+        <w:t>: Renderiza anotações do diário durante plantão aberto, implementando RF07. Restringe edição conforme regra RN02 (apenas durante plantão aberto).</w:t>
+      </w:r>
+    </w:p>
+    <w:p>
+      <w:pPr>
+        <w:pStyle w:val="PargrafodaLista"/>
+        <w:numPr>
+          <w:ilvl w:val="0"/>
+          <w:numId w:val="10"/>
+        </w:numPr>
+      </w:pPr>
+      <w:proofErr w:type="spellStart"/>
+      <w:r>
+        <w:rPr>
+          <w:b/>
+          <w:bCs/>
+        </w:rPr>
+        <w:t>RelatorioMensalView</w:t>
+      </w:r>
+      <w:proofErr w:type="spellEnd"/>
+      <w:r>
+        <w:t xml:space="preserve">: Gera relatório de horas trabalhadas do cuidador, implementando RF12. Agrega check-ins e </w:t>
+      </w:r>
+      <w:proofErr w:type="spellStart"/>
+      <w:r>
+        <w:t>check-outs</w:t>
+      </w:r>
+      <w:proofErr w:type="spellEnd"/>
+      <w:r>
+        <w:t xml:space="preserve"> do mês.</w:t>
+      </w:r>
+    </w:p>
+    <w:p>
+      <w:pPr>
+        <w:ind w:firstLine="0"/>
+      </w:pPr>
+    </w:p>
+    <w:p>
+      <w:pPr>
+        <w:pStyle w:val="Ttulo3"/>
+      </w:pPr>
+      <w:r>
+        <w:t>2.6.5. Services (Camada de Lógica de Negócio)</w:t>
+      </w:r>
+    </w:p>
+    <w:p>
+      <w:r>
+        <w:t xml:space="preserve">A camada de Services encapsula regras de negócio complexas, mantendo </w:t>
+      </w:r>
+      <w:proofErr w:type="spellStart"/>
+      <w:r>
+        <w:t>views</w:t>
+      </w:r>
+      <w:proofErr w:type="spellEnd"/>
+      <w:r>
+        <w:t xml:space="preserve"> limpas e facilitando testes unitários. Cada </w:t>
+      </w:r>
+      <w:proofErr w:type="spellStart"/>
+      <w:r>
+        <w:t>service</w:t>
+      </w:r>
+      <w:proofErr w:type="spellEnd"/>
+      <w:r>
+        <w:t xml:space="preserve"> implementa métodos estáticos que podem ser reutilizados em múltiplos contextos (</w:t>
+      </w:r>
+      <w:proofErr w:type="spellStart"/>
+      <w:r>
+        <w:t>views</w:t>
+      </w:r>
+      <w:proofErr w:type="spellEnd"/>
+      <w:r>
+        <w:t xml:space="preserve">, APIs, tarefas </w:t>
+      </w:r>
+      <w:proofErr w:type="spellStart"/>
+      <w:r>
+        <w:t>assincronas</w:t>
+      </w:r>
+      <w:proofErr w:type="spellEnd"/>
+      <w:r>
+        <w:t>).</w:t>
+      </w:r>
+    </w:p>
+    <w:p>
+      <w:pPr>
+        <w:ind w:firstLine="0"/>
+      </w:pPr>
+    </w:p>
+    <w:p>
+      <w:pPr>
+        <w:ind w:firstLine="0"/>
+      </w:pPr>
+      <w:r>
+        <w:t xml:space="preserve">Os principais </w:t>
+      </w:r>
+      <w:proofErr w:type="spellStart"/>
+      <w:r>
+        <w:t>services</w:t>
+      </w:r>
+      <w:proofErr w:type="spellEnd"/>
+      <w:r>
+        <w:t xml:space="preserve"> são:</w:t>
+      </w:r>
+    </w:p>
+    <w:p>
+      <w:pPr>
+        <w:ind w:firstLine="0"/>
+      </w:pPr>
+    </w:p>
+    <w:p>
+      <w:pPr>
+        <w:pStyle w:val="PargrafodaLista"/>
+        <w:numPr>
+          <w:ilvl w:val="0"/>
+          <w:numId w:val="12"/>
+        </w:numPr>
+      </w:pPr>
+      <w:proofErr w:type="spellStart"/>
+      <w:r>
+        <w:rPr>
+          <w:b/>
+          <w:bCs/>
+        </w:rPr>
+        <w:t>PacienteService</w:t>
+      </w:r>
+      <w:proofErr w:type="spellEnd"/>
+      <w:r>
+        <w:t xml:space="preserve">: Implementa lógica relacionada a pacientes. Método </w:t>
+      </w:r>
+      <w:proofErr w:type="spellStart"/>
+      <w:r>
+        <w:t>medicamentos_para_</w:t>
+      </w:r>
+      <w:proofErr w:type="gramStart"/>
+      <w:r>
+        <w:t>hoje</w:t>
+      </w:r>
+      <w:proofErr w:type="spellEnd"/>
+      <w:r>
+        <w:t>(</w:t>
+      </w:r>
+      <w:proofErr w:type="gramEnd"/>
+      <w:r>
+        <w:t xml:space="preserve">) retorna medicamentos agendados para o dia vigente, implementando RF11. Método </w:t>
+      </w:r>
+      <w:proofErr w:type="spellStart"/>
+      <w:r>
+        <w:t>proximas_</w:t>
+      </w:r>
+      <w:proofErr w:type="gramStart"/>
+      <w:r>
+        <w:t>consultas</w:t>
+      </w:r>
+      <w:proofErr w:type="spellEnd"/>
+      <w:r>
+        <w:t>(</w:t>
+      </w:r>
+      <w:proofErr w:type="gramEnd"/>
+      <w:r>
+        <w:t xml:space="preserve">) retorna próximas três consultas. Método </w:t>
+      </w:r>
+      <w:proofErr w:type="spellStart"/>
+      <w:r>
+        <w:t>criar_</w:t>
+      </w:r>
+      <w:proofErr w:type="gramStart"/>
+      <w:r>
+        <w:t>paciente</w:t>
+      </w:r>
+      <w:proofErr w:type="spellEnd"/>
+      <w:r>
+        <w:t>(</w:t>
+      </w:r>
+      <w:proofErr w:type="gramEnd"/>
+      <w:r>
+        <w:t>) valida unicidade antes de criar.</w:t>
+      </w:r>
+    </w:p>
+    <w:p>
+      <w:pPr>
+        <w:ind w:firstLine="0"/>
+      </w:pPr>
+    </w:p>
+    <w:p>
+      <w:pPr>
+        <w:pStyle w:val="PargrafodaLista"/>
+        <w:numPr>
+          <w:ilvl w:val="0"/>
+          <w:numId w:val="12"/>
+        </w:numPr>
+      </w:pPr>
+      <w:proofErr w:type="spellStart"/>
+      <w:r>
+        <w:rPr>
+          <w:b/>
+          <w:bCs/>
+        </w:rPr>
+        <w:t>MedicamentoService</w:t>
+      </w:r>
+      <w:proofErr w:type="spellEnd"/>
+      <w:r>
+        <w:t xml:space="preserve">: Implementa lógica de medicamentos. Método </w:t>
+      </w:r>
+      <w:proofErr w:type="spellStart"/>
+      <w:r>
+        <w:t>registrar_</w:t>
+      </w:r>
+      <w:proofErr w:type="gramStart"/>
+      <w:r>
+        <w:t>uso</w:t>
+      </w:r>
+      <w:proofErr w:type="spellEnd"/>
+      <w:r>
+        <w:t>(</w:t>
+      </w:r>
+      <w:proofErr w:type="gramEnd"/>
+      <w:r>
+        <w:t xml:space="preserve">) cria registro de administração. Método </w:t>
+      </w:r>
+      <w:proofErr w:type="spellStart"/>
+      <w:r>
+        <w:t>medicamentos_</w:t>
+      </w:r>
+      <w:proofErr w:type="gramStart"/>
+      <w:r>
+        <w:t>vencendo</w:t>
+      </w:r>
+      <w:proofErr w:type="spellEnd"/>
+      <w:r>
+        <w:t>(</w:t>
+      </w:r>
+      <w:proofErr w:type="gramEnd"/>
+      <w:r>
+        <w:t xml:space="preserve">) alerta medicamentos que terminam em N dias. Método </w:t>
+      </w:r>
+      <w:proofErr w:type="spellStart"/>
+      <w:r>
+        <w:t>validar_</w:t>
+      </w:r>
+      <w:proofErr w:type="gramStart"/>
+      <w:r>
+        <w:t>medicamento</w:t>
+      </w:r>
+      <w:proofErr w:type="spellEnd"/>
+      <w:r>
+        <w:t>(</w:t>
+      </w:r>
+      <w:proofErr w:type="gramEnd"/>
+      <w:r>
+        <w:t>) verifica formato e integridade de dados.</w:t>
+      </w:r>
+    </w:p>
+    <w:p>
+      <w:pPr>
+        <w:pStyle w:val="PargrafodaLista"/>
+        <w:numPr>
+          <w:ilvl w:val="0"/>
+          <w:numId w:val="12"/>
+        </w:numPr>
+      </w:pPr>
+      <w:proofErr w:type="spellStart"/>
+      <w:r>
+        <w:rPr>
+          <w:b/>
+          <w:bCs/>
+        </w:rPr>
+        <w:t>AgendaService</w:t>
+      </w:r>
+      <w:proofErr w:type="spellEnd"/>
+      <w:r>
+        <w:t xml:space="preserve">: Implementa lógica de escala de plantões. Método </w:t>
+      </w:r>
+      <w:proofErr w:type="spellStart"/>
+      <w:r>
+        <w:t>plantoes_por_</w:t>
+      </w:r>
+      <w:proofErr w:type="gramStart"/>
+      <w:r>
+        <w:t>mes</w:t>
+      </w:r>
+      <w:proofErr w:type="spellEnd"/>
+      <w:r>
+        <w:t>(</w:t>
+      </w:r>
+      <w:proofErr w:type="gramEnd"/>
+      <w:r>
+        <w:t xml:space="preserve">) retorna plantões de um mês específico para visualização. Método </w:t>
+      </w:r>
+      <w:proofErr w:type="spellStart"/>
+      <w:r>
+        <w:t>registrar_</w:t>
+      </w:r>
+      <w:proofErr w:type="gramStart"/>
+      <w:r>
+        <w:t>plantao</w:t>
+      </w:r>
+      <w:proofErr w:type="spellEnd"/>
+      <w:r>
+        <w:t>(</w:t>
+      </w:r>
+      <w:proofErr w:type="gramEnd"/>
+      <w:r>
+        <w:t xml:space="preserve">) valida conflitos de horário antes de criar. Método </w:t>
+      </w:r>
+      <w:proofErr w:type="spellStart"/>
+      <w:r>
+        <w:t>cuidadores_</w:t>
+      </w:r>
+      <w:proofErr w:type="gramStart"/>
+      <w:r>
+        <w:t>disponiveis</w:t>
+      </w:r>
+      <w:proofErr w:type="spellEnd"/>
+      <w:r>
+        <w:t>(</w:t>
+      </w:r>
+      <w:proofErr w:type="gramEnd"/>
+      <w:r>
+        <w:t>) retorna cuidadores sem conflitos em um horário.</w:t>
+      </w:r>
+    </w:p>
+    <w:p>
+      <w:pPr>
+        <w:pStyle w:val="PargrafodaLista"/>
+        <w:numPr>
+          <w:ilvl w:val="0"/>
+          <w:numId w:val="12"/>
+        </w:numPr>
+      </w:pPr>
+      <w:proofErr w:type="spellStart"/>
+      <w:r>
+        <w:rPr>
+          <w:b/>
+          <w:bCs/>
+        </w:rPr>
+        <w:t>PontoService</w:t>
+      </w:r>
+      <w:proofErr w:type="spellEnd"/>
+      <w:r>
+        <w:t xml:space="preserve">: Implementa lógica de controle de jornada. Método </w:t>
+      </w:r>
+      <w:proofErr w:type="spellStart"/>
+      <w:r>
+        <w:t>validar_localizacao_</w:t>
+      </w:r>
+      <w:proofErr w:type="gramStart"/>
+      <w:r>
+        <w:t>gps</w:t>
+      </w:r>
+      <w:proofErr w:type="spellEnd"/>
+      <w:r>
+        <w:t>(</w:t>
+      </w:r>
+      <w:proofErr w:type="gramEnd"/>
+      <w:r>
+        <w:t xml:space="preserve">) verifica se cuidador está dentro do raio definido da residência. Método </w:t>
+      </w:r>
+      <w:proofErr w:type="spellStart"/>
+      <w:r>
+        <w:t>calcular_horas_</w:t>
+      </w:r>
+      <w:proofErr w:type="gramStart"/>
+      <w:r>
+        <w:t>trabalhadas</w:t>
+      </w:r>
+      <w:proofErr w:type="spellEnd"/>
+      <w:r>
+        <w:t>(</w:t>
+      </w:r>
+      <w:proofErr w:type="gramEnd"/>
+      <w:r>
+        <w:t xml:space="preserve">) computa duração entre check-in e </w:t>
+      </w:r>
+      <w:proofErr w:type="spellStart"/>
+      <w:r>
+        <w:t>check-out</w:t>
+      </w:r>
+      <w:proofErr w:type="spellEnd"/>
+      <w:r>
+        <w:t xml:space="preserve">. Método </w:t>
+      </w:r>
+      <w:proofErr w:type="spellStart"/>
+      <w:r>
+        <w:t>gerar_relatorio_mensal</w:t>
+      </w:r>
+      <w:proofErr w:type="spellEnd"/>
+      <w:r>
+        <w:t>() agrega dados para pagamento.</w:t>
+      </w:r>
+    </w:p>
+    <w:p>
+      <w:pPr>
+        <w:pStyle w:val="PargrafodaLista"/>
+        <w:numPr>
+          <w:ilvl w:val="0"/>
+          <w:numId w:val="12"/>
+        </w:numPr>
+      </w:pPr>
+      <w:proofErr w:type="spellStart"/>
+      <w:r>
+        <w:rPr>
+          <w:b/>
+          <w:bCs/>
+        </w:rPr>
+        <w:t>UsuarioService</w:t>
+      </w:r>
+      <w:proofErr w:type="spellEnd"/>
+      <w:r>
+        <w:t xml:space="preserve">: Implementa lógica de usuários. Método </w:t>
+      </w:r>
+      <w:proofErr w:type="spellStart"/>
+      <w:r>
+        <w:t>enviar_</w:t>
+      </w:r>
+      <w:proofErr w:type="gramStart"/>
+      <w:r>
+        <w:t>convite</w:t>
+      </w:r>
+      <w:proofErr w:type="spellEnd"/>
+      <w:r>
+        <w:t>(</w:t>
+      </w:r>
+      <w:proofErr w:type="gramEnd"/>
+      <w:r>
+        <w:t xml:space="preserve">) cria registro de </w:t>
+      </w:r>
+      <w:proofErr w:type="spellStart"/>
+      <w:r>
+        <w:t>Participacao</w:t>
+      </w:r>
+      <w:proofErr w:type="spellEnd"/>
+      <w:r>
+        <w:t xml:space="preserve"> e notifica usuário. Método </w:t>
+      </w:r>
+      <w:proofErr w:type="spellStart"/>
+      <w:r>
+        <w:t>aceitar_</w:t>
+      </w:r>
+      <w:proofErr w:type="gramStart"/>
+      <w:r>
+        <w:t>convite</w:t>
+      </w:r>
+      <w:proofErr w:type="spellEnd"/>
+      <w:r>
+        <w:t>(</w:t>
+      </w:r>
+      <w:proofErr w:type="gramEnd"/>
+      <w:r>
+        <w:t xml:space="preserve">) atualiza status e concede acesso. Método </w:t>
+      </w:r>
+      <w:proofErr w:type="spellStart"/>
+      <w:r>
+        <w:t>recusar_</w:t>
+      </w:r>
+      <w:proofErr w:type="gramStart"/>
+      <w:r>
+        <w:t>convite</w:t>
+      </w:r>
+      <w:proofErr w:type="spellEnd"/>
+      <w:r>
+        <w:t>(</w:t>
+      </w:r>
+      <w:proofErr w:type="gramEnd"/>
+      <w:r>
+        <w:t xml:space="preserve">) remove registro de </w:t>
+      </w:r>
+      <w:proofErr w:type="spellStart"/>
+      <w:r>
+        <w:t>Participacao</w:t>
+      </w:r>
+      <w:proofErr w:type="spellEnd"/>
+      <w:r>
+        <w:t>.</w:t>
+      </w:r>
+    </w:p>
+    <w:p>
+      <w:pPr>
+        <w:pStyle w:val="PargrafodaLista"/>
+        <w:numPr>
+          <w:ilvl w:val="0"/>
+          <w:numId w:val="12"/>
+        </w:numPr>
+      </w:pPr>
+      <w:proofErr w:type="spellStart"/>
+      <w:r>
+        <w:rPr>
+          <w:b/>
+          <w:bCs/>
+        </w:rPr>
+        <w:t>DiarioService</w:t>
+      </w:r>
+      <w:proofErr w:type="spellEnd"/>
+      <w:r>
+        <w:t xml:space="preserve">: Implementa lógica do diário de plantão. Método </w:t>
+      </w:r>
+      <w:proofErr w:type="spellStart"/>
+      <w:r>
+        <w:t>registrar_</w:t>
+      </w:r>
+      <w:proofErr w:type="gramStart"/>
+      <w:r>
+        <w:t>ocorrencia</w:t>
+      </w:r>
+      <w:proofErr w:type="spellEnd"/>
+      <w:r>
+        <w:t>(</w:t>
+      </w:r>
+      <w:proofErr w:type="gramEnd"/>
+      <w:r>
+        <w:t xml:space="preserve">) cria anotação, validando se plantão está aberto. Método </w:t>
+      </w:r>
+      <w:proofErr w:type="spellStart"/>
+      <w:r>
+        <w:t>editar_</w:t>
+      </w:r>
+      <w:proofErr w:type="gramStart"/>
+      <w:r>
+        <w:t>ocorrencia</w:t>
+      </w:r>
+      <w:proofErr w:type="spellEnd"/>
+      <w:r>
+        <w:t>(</w:t>
+      </w:r>
+      <w:proofErr w:type="gramEnd"/>
+      <w:r>
+        <w:t xml:space="preserve">) permite edição apenas se plantão aberto. Método </w:t>
+      </w:r>
+      <w:proofErr w:type="spellStart"/>
+      <w:r>
+        <w:t>listar_diario_</w:t>
+      </w:r>
+      <w:proofErr w:type="gramStart"/>
+      <w:r>
+        <w:t>cronologico</w:t>
+      </w:r>
+      <w:proofErr w:type="spellEnd"/>
+      <w:r>
+        <w:t>(</w:t>
+      </w:r>
+      <w:proofErr w:type="gramEnd"/>
+      <w:r>
+        <w:t>) retorna registros em ordem temporal.</w:t>
+      </w:r>
+    </w:p>
+    <w:p>
+      <w:pPr>
+        <w:ind w:firstLine="0"/>
+      </w:pPr>
+    </w:p>
+    <w:p>
+      <w:pPr>
+        <w:pStyle w:val="Ttulo3"/>
+      </w:pPr>
+      <w:r>
+        <w:t>2.6.6. Validações e Regras de Negócio</w:t>
+      </w:r>
+    </w:p>
+    <w:p>
+      <w:r>
+        <w:t xml:space="preserve">As validações ocorrem em múltiplas camadas para garantir integridade dos dados e conformidade com requisitos. As validações em nível de modelo utilizam o método </w:t>
+      </w:r>
+      <w:proofErr w:type="gramStart"/>
+      <w:r>
+        <w:t>clean(</w:t>
+      </w:r>
+      <w:proofErr w:type="gramEnd"/>
+      <w:r>
+        <w:t xml:space="preserve">) de Django, executadas automaticamente no </w:t>
+      </w:r>
+      <w:proofErr w:type="spellStart"/>
+      <w:proofErr w:type="gramStart"/>
+      <w:r>
+        <w:t>save</w:t>
+      </w:r>
+      <w:proofErr w:type="spellEnd"/>
+      <w:r>
+        <w:t>(</w:t>
+      </w:r>
+      <w:proofErr w:type="gramEnd"/>
+      <w:r>
+        <w:t>). As validações em nível de formulário ocorrem antes do salvamento no banco.</w:t>
+      </w:r>
+    </w:p>
+    <w:p>
+      <w:pPr>
+        <w:ind w:firstLine="0"/>
+      </w:pPr>
+    </w:p>
+    <w:p>
+      <w:pPr>
+        <w:ind w:firstLine="0"/>
+      </w:pPr>
+      <w:r>
+        <w:t>As principais validações implementadas incluem:</w:t>
+      </w:r>
+    </w:p>
+    <w:p>
+      <w:pPr>
+        <w:ind w:firstLine="0"/>
+      </w:pPr>
+    </w:p>
+    <w:p>
+      <w:pPr>
+        <w:pStyle w:val="PargrafodaLista"/>
+        <w:numPr>
+          <w:ilvl w:val="0"/>
+          <w:numId w:val="14"/>
+        </w:numPr>
+      </w:pPr>
+      <w:r>
+        <w:lastRenderedPageBreak/>
+        <w:t xml:space="preserve">RN01 - Check-in com GPS: Método em </w:t>
+      </w:r>
+      <w:proofErr w:type="spellStart"/>
+      <w:r>
+        <w:t>PontoService</w:t>
+      </w:r>
+      <w:proofErr w:type="spellEnd"/>
+      <w:r>
+        <w:t xml:space="preserve"> valida que cuidador está na residência antes de permitir check-in, utilizando biblioteca </w:t>
+      </w:r>
+      <w:proofErr w:type="spellStart"/>
+      <w:r>
+        <w:t>geopy</w:t>
+      </w:r>
+      <w:proofErr w:type="spellEnd"/>
+      <w:r>
+        <w:t xml:space="preserve"> para cálculo de distância entre coordenadas.</w:t>
+      </w:r>
+    </w:p>
+    <w:p>
+      <w:pPr>
+        <w:pStyle w:val="PargrafodaLista"/>
+        <w:numPr>
+          <w:ilvl w:val="0"/>
+          <w:numId w:val="14"/>
+        </w:numPr>
+      </w:pPr>
+      <w:r>
+        <w:t xml:space="preserve">RN02 - Edição de Diário Restrita: Método em </w:t>
+      </w:r>
+      <w:proofErr w:type="spellStart"/>
+      <w:r>
+        <w:t>Diario_Plantao.clean</w:t>
+      </w:r>
+      <w:proofErr w:type="spellEnd"/>
+      <w:r>
+        <w:t>() bloqueia salvar se plantão não está aberto. Validação adicional no formulário remove campo de edição para anotações antigas.</w:t>
+      </w:r>
+    </w:p>
+    <w:p>
+      <w:pPr>
+        <w:pStyle w:val="PargrafodaLista"/>
+        <w:numPr>
+          <w:ilvl w:val="0"/>
+          <w:numId w:val="14"/>
+        </w:numPr>
+      </w:pPr>
+      <w:r>
+        <w:t xml:space="preserve">RN03 - Leitura por Familiares: Implementado em </w:t>
+      </w:r>
+      <w:proofErr w:type="spellStart"/>
+      <w:r>
+        <w:t>views</w:t>
+      </w:r>
+      <w:proofErr w:type="spellEnd"/>
+      <w:r>
+        <w:t xml:space="preserve"> através de filtros de </w:t>
+      </w:r>
+      <w:proofErr w:type="spellStart"/>
+      <w:r>
+        <w:t>queryset</w:t>
+      </w:r>
+      <w:proofErr w:type="spellEnd"/>
+      <w:r>
+        <w:t xml:space="preserve"> que garantem acesso apenas a pacientes vinculados.</w:t>
+      </w:r>
+    </w:p>
+    <w:p>
+      <w:pPr>
+        <w:pStyle w:val="PargrafodaLista"/>
+        <w:numPr>
+          <w:ilvl w:val="0"/>
+          <w:numId w:val="14"/>
+        </w:numPr>
+      </w:pPr>
+      <w:r>
+        <w:t xml:space="preserve">RN04 - Agenda por Familiares: </w:t>
+      </w:r>
+      <w:proofErr w:type="spellStart"/>
+      <w:r>
+        <w:t>View</w:t>
+      </w:r>
+      <w:proofErr w:type="spellEnd"/>
+      <w:r>
+        <w:t xml:space="preserve"> </w:t>
+      </w:r>
+      <w:proofErr w:type="spellStart"/>
+      <w:r>
+        <w:t>CadastroConsultaView</w:t>
+      </w:r>
+      <w:proofErr w:type="spellEnd"/>
+      <w:r>
+        <w:t xml:space="preserve"> restringe permissão apenas a familiares (decorador @apenas_familiar).</w:t>
+      </w:r>
+    </w:p>
+    <w:p>
+      <w:pPr>
+        <w:pStyle w:val="PargrafodaLista"/>
+        <w:numPr>
+          <w:ilvl w:val="0"/>
+          <w:numId w:val="14"/>
+        </w:numPr>
+      </w:pPr>
+      <w:r>
+        <w:t xml:space="preserve">RN05 - Um Plantão Aberto: Validação em </w:t>
+      </w:r>
+      <w:proofErr w:type="spellStart"/>
+      <w:r>
+        <w:t>Plantao.clean</w:t>
+      </w:r>
+      <w:proofErr w:type="spellEnd"/>
+      <w:r>
+        <w:t>() verifica se cuidador já possui plantão aberto no dia.</w:t>
+      </w:r>
+    </w:p>
+    <w:p>
+      <w:pPr>
+        <w:pStyle w:val="PargrafodaLista"/>
+        <w:numPr>
+          <w:ilvl w:val="0"/>
+          <w:numId w:val="14"/>
+        </w:numPr>
+      </w:pPr>
+      <w:r>
+        <w:t xml:space="preserve">RN06 - Compartilhamento entre Familiares: Implementado através de </w:t>
+      </w:r>
+      <w:proofErr w:type="spellStart"/>
+      <w:r>
+        <w:t>joins</w:t>
+      </w:r>
+      <w:proofErr w:type="spellEnd"/>
+      <w:r>
+        <w:t xml:space="preserve"> na tabela </w:t>
+      </w:r>
+      <w:proofErr w:type="spellStart"/>
+      <w:r>
+        <w:t>Participacao</w:t>
+      </w:r>
+      <w:proofErr w:type="spellEnd"/>
+      <w:r>
+        <w:t>, garantindo que qualquer familiar vinculado veja dados do paciente.</w:t>
+      </w:r>
+    </w:p>
+    <w:p>
+      <w:pPr>
+        <w:ind w:firstLine="0"/>
+      </w:pPr>
+    </w:p>
+    <w:p>
+      <w:pPr>
+        <w:ind w:firstLine="0"/>
+      </w:pPr>
+      <w:r>
+        <w:t>Validações de campo adicionais incluem:</w:t>
+      </w:r>
+    </w:p>
+    <w:p>
+      <w:pPr>
+        <w:ind w:firstLine="0"/>
+      </w:pPr>
+    </w:p>
+    <w:p>
+      <w:pPr>
+        <w:ind w:firstLine="0"/>
+      </w:pPr>
+      <w:r>
+        <w:t>- Usuário: CPF deve ser válido (algoritmo de dígito verificador), telefone deve ter 11 dígitos, e-mail deve ser único.</w:t>
+      </w:r>
+    </w:p>
+    <w:p>
+      <w:pPr>
+        <w:ind w:firstLine="0"/>
+      </w:pPr>
+      <w:r>
+        <w:t>- Paciente: Data de nascimento não pode ser futura, nome é obrigatório.</w:t>
+      </w:r>
+    </w:p>
+    <w:p>
+      <w:pPr>
+        <w:ind w:firstLine="0"/>
+      </w:pPr>
+      <w:r>
+        <w:t>- Medicamento: Data de fim não pode ser anterior à data de início, dosagem é obrigatória.</w:t>
+      </w:r>
+    </w:p>
+    <w:p>
+      <w:pPr>
+        <w:ind w:firstLine="0"/>
+      </w:pPr>
+      <w:r>
+        <w:t>- Consulta: Data não pode ser passada, médico é obrigatório.</w:t>
+      </w:r>
+    </w:p>
+    <w:p>
+      <w:pPr>
+        <w:ind w:firstLine="0"/>
+      </w:pPr>
+      <w:r>
+        <w:t>- Plantão: Hora de saída deve ser posterior à hora de entrada, cuidador não pode estar em dois plantões simultâneos.</w:t>
+      </w:r>
+    </w:p>
+    <w:p>
+      <w:pPr>
+        <w:ind w:firstLine="0"/>
+      </w:pPr>
+    </w:p>
+    <w:p>
+      <w:pPr>
+        <w:pStyle w:val="Ttulo3"/>
+      </w:pPr>
+      <w:r>
+        <w:t>2.6.7. Configurações de Segurança</w:t>
+      </w:r>
+    </w:p>
+    <w:p>
+      <w:pPr>
+        <w:ind w:firstLine="0"/>
+      </w:pPr>
+    </w:p>
+    <w:p>
+      <w:r>
+        <w:t>O projeto implementa múltiplas camadas de segurança conforme requisito RNF02:</w:t>
+      </w:r>
+    </w:p>
+    <w:p>
+      <w:pPr>
+        <w:ind w:firstLine="0"/>
+      </w:pPr>
+    </w:p>
+    <w:p>
+      <w:pPr>
+        <w:ind w:firstLine="0"/>
+      </w:pPr>
+      <w:r>
+        <w:lastRenderedPageBreak/>
+        <w:t xml:space="preserve">a) Autenticação: Sistema nativo Django com suporte a CSRF (Cross-Site </w:t>
+      </w:r>
+      <w:proofErr w:type="spellStart"/>
+      <w:r>
+        <w:t>Request</w:t>
+      </w:r>
+      <w:proofErr w:type="spellEnd"/>
+      <w:r>
+        <w:t xml:space="preserve"> </w:t>
+      </w:r>
+      <w:proofErr w:type="spellStart"/>
+      <w:r>
+        <w:t>Forgery</w:t>
+      </w:r>
+      <w:proofErr w:type="spellEnd"/>
+      <w:r>
+        <w:t>) através de tokens inclusos em formulários.</w:t>
+      </w:r>
+    </w:p>
+    <w:p>
+      <w:pPr>
+        <w:ind w:firstLine="0"/>
+      </w:pPr>
+      <w:r>
+        <w:t xml:space="preserve">b) Proteção XSS: Django escapa automaticamente variáveis em </w:t>
+      </w:r>
+      <w:proofErr w:type="spellStart"/>
+      <w:r>
+        <w:t>templates</w:t>
+      </w:r>
+      <w:proofErr w:type="spellEnd"/>
+      <w:r>
+        <w:t>, prevenindo injeção de scripts.</w:t>
+      </w:r>
+    </w:p>
+    <w:p>
+      <w:pPr>
+        <w:ind w:firstLine="0"/>
+      </w:pPr>
+      <w:r>
+        <w:t xml:space="preserve">c) Proteção SQL </w:t>
+      </w:r>
+      <w:proofErr w:type="spellStart"/>
+      <w:r>
+        <w:t>Injection</w:t>
+      </w:r>
+      <w:proofErr w:type="spellEnd"/>
+      <w:r>
+        <w:t xml:space="preserve">: ORM </w:t>
+      </w:r>
+      <w:proofErr w:type="spellStart"/>
+      <w:r>
+        <w:t>parameteriza</w:t>
+      </w:r>
+      <w:proofErr w:type="spellEnd"/>
+      <w:r>
+        <w:t xml:space="preserve"> todas as queries automaticamente.</w:t>
+      </w:r>
+    </w:p>
+    <w:p>
+      <w:pPr>
+        <w:ind w:firstLine="0"/>
+      </w:pPr>
+      <w:r>
+        <w:t xml:space="preserve">d) </w:t>
+      </w:r>
+      <w:proofErr w:type="spellStart"/>
+      <w:r>
+        <w:t>Hashing</w:t>
+      </w:r>
+      <w:proofErr w:type="spellEnd"/>
+      <w:r>
+        <w:t xml:space="preserve"> de Senhas: Utiliza PBKDF2 com </w:t>
+      </w:r>
+      <w:proofErr w:type="spellStart"/>
+      <w:r>
+        <w:t>salt</w:t>
+      </w:r>
+      <w:proofErr w:type="spellEnd"/>
+      <w:r>
+        <w:t>, algoritmo recomendado pelo Django.</w:t>
+      </w:r>
+    </w:p>
+    <w:p>
+      <w:pPr>
+        <w:ind w:firstLine="0"/>
+      </w:pPr>
+      <w:r>
+        <w:t xml:space="preserve">e) </w:t>
+      </w:r>
+      <w:proofErr w:type="spellStart"/>
+      <w:r>
+        <w:t>Sessions</w:t>
+      </w:r>
+      <w:proofErr w:type="spellEnd"/>
+      <w:r>
+        <w:t xml:space="preserve"> Seguras: Cookies HTTP-</w:t>
+      </w:r>
+      <w:proofErr w:type="spellStart"/>
+      <w:r>
+        <w:t>only</w:t>
+      </w:r>
+      <w:proofErr w:type="spellEnd"/>
+      <w:r>
+        <w:t xml:space="preserve">, flags </w:t>
+      </w:r>
+      <w:proofErr w:type="spellStart"/>
+      <w:r>
+        <w:t>Secure</w:t>
+      </w:r>
+      <w:proofErr w:type="spellEnd"/>
+      <w:r>
+        <w:t xml:space="preserve"> (HTTPS) e </w:t>
+      </w:r>
+      <w:proofErr w:type="spellStart"/>
+      <w:r>
+        <w:t>SameSite</w:t>
+      </w:r>
+      <w:proofErr w:type="spellEnd"/>
+      <w:r>
+        <w:t xml:space="preserve"> configuradas em produção.</w:t>
+      </w:r>
+    </w:p>
+    <w:p>
+      <w:pPr>
+        <w:ind w:firstLine="0"/>
+      </w:pPr>
+      <w:r>
+        <w:t>f) HTTPS Obrigatório: Em produção, SECURE_SSL_REDIRECT e demais flags SSL estão ativadas.</w:t>
+      </w:r>
+    </w:p>
+    <w:p>
+      <w:pPr>
+        <w:ind w:firstLine="0"/>
+      </w:pPr>
+      <w:r>
+        <w:t>g) Validação de GPS: Check-in valida localização antes de permitir, evitando fraudes.</w:t>
+      </w:r>
+    </w:p>
+    <w:p>
+      <w:pPr>
+        <w:ind w:firstLine="0"/>
+      </w:pPr>
+      <w:r>
+        <w:t>h) Autorização Granular: Decoradores customizados garantem que usuários acessem apenas seus dados.</w:t>
+      </w:r>
+    </w:p>
+    <w:p>
+      <w:pPr>
+        <w:ind w:firstLine="0"/>
+      </w:pPr>
+    </w:p>
+    <w:p>
+      <w:pPr>
+        <w:pStyle w:val="Ttulo3"/>
+      </w:pPr>
+      <w:r>
+        <w:t>2.6.8. Banco de Dados</w:t>
+      </w:r>
+    </w:p>
+    <w:p>
+      <w:r>
+        <w:t xml:space="preserve">O banco de dados utiliza PostgreSQL em produção, escolhido por sua robustez, suporte a transações ACID, índices avançados e escalabilidade. Em desenvolvimento, utiliza </w:t>
+      </w:r>
+      <w:proofErr w:type="spellStart"/>
+      <w:r>
+        <w:t>SQLite</w:t>
+      </w:r>
+      <w:proofErr w:type="spellEnd"/>
+      <w:r>
+        <w:t xml:space="preserve"> para simplificar setup local.</w:t>
+      </w:r>
+    </w:p>
+    <w:p>
+      <w:r>
+        <w:t xml:space="preserve">O Django ORM gerencia </w:t>
+      </w:r>
+      <w:proofErr w:type="spellStart"/>
+      <w:r>
+        <w:t>schema</w:t>
+      </w:r>
+      <w:proofErr w:type="spellEnd"/>
+      <w:r>
+        <w:t xml:space="preserve"> através de migrações, permitindo versionamento de alterações estruturais. Migrações são aplicadas sequencialmente, garantindo consistência entre ambientes.</w:t>
+      </w:r>
+    </w:p>
+    <w:p>
+      <w:r>
+        <w:t xml:space="preserve">Índices foram criados em colunas frequentemente consultadas: </w:t>
+      </w:r>
+      <w:proofErr w:type="spellStart"/>
+      <w:proofErr w:type="gramStart"/>
+      <w:r>
+        <w:t>usuario.email</w:t>
+      </w:r>
+      <w:proofErr w:type="spellEnd"/>
+      <w:proofErr w:type="gramEnd"/>
+      <w:r>
+        <w:t xml:space="preserve"> (único), </w:t>
+      </w:r>
+      <w:proofErr w:type="spellStart"/>
+      <w:proofErr w:type="gramStart"/>
+      <w:r>
+        <w:t>paciente.familiar</w:t>
+      </w:r>
+      <w:proofErr w:type="gramEnd"/>
+      <w:r>
+        <w:t>_id</w:t>
+      </w:r>
+      <w:proofErr w:type="spellEnd"/>
+      <w:r>
+        <w:t xml:space="preserve">, </w:t>
+      </w:r>
+      <w:proofErr w:type="spellStart"/>
+      <w:proofErr w:type="gramStart"/>
+      <w:r>
+        <w:t>participacao.usuario</w:t>
+      </w:r>
+      <w:proofErr w:type="gramEnd"/>
+      <w:r>
+        <w:t>_id</w:t>
+      </w:r>
+      <w:proofErr w:type="spellEnd"/>
+      <w:r>
+        <w:t xml:space="preserve">, </w:t>
+      </w:r>
+      <w:proofErr w:type="spellStart"/>
+      <w:proofErr w:type="gramStart"/>
+      <w:r>
+        <w:t>plantao.cuidador</w:t>
+      </w:r>
+      <w:proofErr w:type="gramEnd"/>
+      <w:r>
+        <w:t>_id</w:t>
+      </w:r>
+      <w:proofErr w:type="spellEnd"/>
+      <w:r>
+        <w:t xml:space="preserve">, </w:t>
+      </w:r>
+      <w:proofErr w:type="spellStart"/>
+      <w:proofErr w:type="gramStart"/>
+      <w:r>
+        <w:t>medicamento.paciente</w:t>
+      </w:r>
+      <w:proofErr w:type="gramEnd"/>
+      <w:r>
+        <w:t>_id</w:t>
+      </w:r>
+      <w:proofErr w:type="spellEnd"/>
+      <w:r>
+        <w:t xml:space="preserve">, </w:t>
+      </w:r>
+      <w:proofErr w:type="spellStart"/>
+      <w:proofErr w:type="gramStart"/>
+      <w:r>
+        <w:t>consulta.paciente</w:t>
+      </w:r>
+      <w:proofErr w:type="gramEnd"/>
+      <w:r>
+        <w:t>_id</w:t>
+      </w:r>
+      <w:proofErr w:type="spellEnd"/>
+      <w:r>
+        <w:t>.</w:t>
+      </w:r>
+    </w:p>
+    <w:p>
+      <w:pPr>
+        <w:ind w:firstLine="0"/>
+      </w:pPr>
+    </w:p>
+    <w:p>
+      <w:pPr>
+        <w:pStyle w:val="Ttulo3"/>
+      </w:pPr>
+      <w:r>
+        <w:t>2.6.9. Deployment e Configuração</w:t>
+      </w:r>
+    </w:p>
+    <w:p>
+      <w:r>
+        <w:t xml:space="preserve">Em produção, a aplicação é servida através de </w:t>
+      </w:r>
+      <w:proofErr w:type="spellStart"/>
+      <w:r>
+        <w:t>gunicorn</w:t>
+      </w:r>
+      <w:proofErr w:type="spellEnd"/>
+      <w:r>
+        <w:t xml:space="preserve"> (servidor WSGI) atrás de </w:t>
+      </w:r>
+      <w:proofErr w:type="spellStart"/>
+      <w:r>
+        <w:t>nginx</w:t>
+      </w:r>
+      <w:proofErr w:type="spellEnd"/>
+      <w:r>
+        <w:t xml:space="preserve"> (proxy reverso). As variáveis de ambiente são gerenciadas através de </w:t>
+      </w:r>
+      <w:proofErr w:type="gramStart"/>
+      <w:r>
+        <w:t>arquivo .</w:t>
+      </w:r>
+      <w:proofErr w:type="spellStart"/>
+      <w:r>
+        <w:t>env</w:t>
+      </w:r>
+      <w:proofErr w:type="spellEnd"/>
+      <w:proofErr w:type="gramEnd"/>
+      <w:r>
+        <w:t xml:space="preserve"> não </w:t>
+      </w:r>
+      <w:proofErr w:type="spellStart"/>
+      <w:r>
+        <w:t>versionado</w:t>
+      </w:r>
+      <w:proofErr w:type="spellEnd"/>
+      <w:r>
+        <w:t>, contendo credenciais de banco de dados, chaves secretas e configurações de produção.</w:t>
+      </w:r>
+    </w:p>
+    <w:p>
+      <w:pPr>
+        <w:ind w:firstLine="0"/>
+      </w:pPr>
+    </w:p>
+    <w:p>
+      <w:r>
+        <w:lastRenderedPageBreak/>
+        <w:t xml:space="preserve">A configuração de settings.py diferencia ambientes através da variável ENVIRONMENT, carregando </w:t>
+      </w:r>
+      <w:proofErr w:type="spellStart"/>
+      <w:r>
+        <w:t>configs</w:t>
+      </w:r>
+      <w:proofErr w:type="spellEnd"/>
+      <w:r>
+        <w:t xml:space="preserve"> específicas para </w:t>
+      </w:r>
+      <w:proofErr w:type="spellStart"/>
+      <w:r>
+        <w:t>development</w:t>
+      </w:r>
+      <w:proofErr w:type="spellEnd"/>
+      <w:r>
+        <w:t xml:space="preserve">, </w:t>
+      </w:r>
+      <w:proofErr w:type="spellStart"/>
+      <w:r>
+        <w:t>staging</w:t>
+      </w:r>
+      <w:proofErr w:type="spellEnd"/>
+      <w:r>
+        <w:t xml:space="preserve"> e </w:t>
+      </w:r>
+      <w:proofErr w:type="spellStart"/>
+      <w:r>
+        <w:t>production</w:t>
+      </w:r>
+      <w:proofErr w:type="spellEnd"/>
+      <w:r>
+        <w:t>.</w:t>
+      </w:r>
+    </w:p>
+    <w:p>
+      <w:r>
+        <w:t>Logs são centralizados em arquivo ou serviço externo para rastreabilidade de erros e auditorias.</w:t>
+      </w:r>
+    </w:p>
+    <w:p>
+      <w:pPr>
+        <w:ind w:firstLine="0"/>
+      </w:pPr>
+    </w:p>
+    <w:p>
+      <w:pPr>
+        <w:pStyle w:val="Ttulo3"/>
+      </w:pPr>
+      <w:r>
+        <w:t>2.6.10. Resumo da Arquitetura</w:t>
+      </w:r>
+    </w:p>
+    <w:p>
+      <w:pPr>
+        <w:ind w:firstLine="0"/>
+      </w:pPr>
+    </w:p>
+    <w:p>
+      <w:r>
+        <w:t xml:space="preserve">O </w:t>
+      </w:r>
+      <w:proofErr w:type="spellStart"/>
+      <w:r>
+        <w:t>backend</w:t>
+      </w:r>
+      <w:proofErr w:type="spellEnd"/>
+      <w:r>
+        <w:t xml:space="preserve"> do </w:t>
+      </w:r>
+      <w:proofErr w:type="spellStart"/>
+      <w:r>
+        <w:t>CuidaCare</w:t>
+      </w:r>
+      <w:proofErr w:type="spellEnd"/>
+      <w:r>
+        <w:t xml:space="preserve"> implementa uma arquitetura limpa, escalável e segura, seguindo as convenções do Django e as boas práticas de desenvolvimento web. A separação em apps modulariza responsabilidades, a camada de Services encapsula lógica complexa, e as validações em múltiplas camadas garantem integridade dos dados.</w:t>
+      </w:r>
+    </w:p>
+    <w:p>
+      <w:r>
+        <w:t>A implementação atende a todos os requisitos funcionais (RF01-RF14), requisitos não-funcionais (RNF01-RNF04) e regras de negócio (RN01-RN06), fornecendo uma base sólida para o crescimento e manutenção da aplicação.</w:t>
+      </w:r>
+    </w:p>
+    <w:p>
+      <w:pPr>
+        <w:pStyle w:val="Ttulo2"/>
+      </w:pPr>
+      <w:r>
+        <w:t xml:space="preserve">2.7. </w:t>
+      </w:r>
+      <w:proofErr w:type="spellStart"/>
+      <w:r>
+        <w:t>Frontend</w:t>
+      </w:r>
+      <w:proofErr w:type="spellEnd"/>
+    </w:p>
+    <w:p>
+      <w:pPr>
+        <w:ind w:firstLine="0"/>
+      </w:pPr>
+    </w:p>
+    <w:p>
+      <w:r>
+        <w:t xml:space="preserve">O </w:t>
+      </w:r>
+      <w:proofErr w:type="spellStart"/>
+      <w:r>
+        <w:t>frontend</w:t>
+      </w:r>
+      <w:proofErr w:type="spellEnd"/>
+      <w:r>
+        <w:t xml:space="preserve"> da aplicação </w:t>
+      </w:r>
+      <w:proofErr w:type="spellStart"/>
+      <w:r>
+        <w:t>CuidaCare</w:t>
+      </w:r>
+      <w:proofErr w:type="spellEnd"/>
+      <w:r>
+        <w:t xml:space="preserve"> foi desenvolvido utilizando HTML5, CSS3 e </w:t>
+      </w:r>
+      <w:proofErr w:type="spellStart"/>
+      <w:r>
+        <w:t>JavaScript</w:t>
+      </w:r>
+      <w:proofErr w:type="spellEnd"/>
+      <w:r>
+        <w:t xml:space="preserve"> </w:t>
+      </w:r>
+      <w:proofErr w:type="spellStart"/>
+      <w:r>
+        <w:t>vanilla</w:t>
+      </w:r>
+      <w:proofErr w:type="spellEnd"/>
+      <w:r>
+        <w:t xml:space="preserve">, aproveitando o sistema de </w:t>
+      </w:r>
+      <w:proofErr w:type="spellStart"/>
+      <w:r>
+        <w:t>templates</w:t>
+      </w:r>
+      <w:proofErr w:type="spellEnd"/>
+      <w:r>
+        <w:t xml:space="preserve"> nativo do Django (Django </w:t>
+      </w:r>
+      <w:proofErr w:type="spellStart"/>
+      <w:r>
+        <w:t>Template</w:t>
+      </w:r>
+      <w:proofErr w:type="spellEnd"/>
+      <w:r>
+        <w:t xml:space="preserve"> </w:t>
+      </w:r>
+      <w:proofErr w:type="spellStart"/>
+      <w:r>
+        <w:t>Language</w:t>
+      </w:r>
+      <w:proofErr w:type="spellEnd"/>
+      <w:r>
+        <w:t xml:space="preserve"> - DTL). A interface foi concebida com foco em responsividade, acessibilidade e experiência do usuário, adaptando-se perfeitamente a dispositivos móveis e desktops, conforme requisito RNF01.</w:t>
+      </w:r>
+    </w:p>
+    <w:p>
+      <w:r>
+        <w:t xml:space="preserve">A arquitetura do </w:t>
+      </w:r>
+      <w:proofErr w:type="spellStart"/>
+      <w:r>
+        <w:t>frontend</w:t>
+      </w:r>
+      <w:proofErr w:type="spellEnd"/>
+      <w:r>
+        <w:t xml:space="preserve"> segue o padrão de separação de responsabilidades, com </w:t>
+      </w:r>
+      <w:proofErr w:type="spellStart"/>
+      <w:r>
+        <w:t>templates</w:t>
+      </w:r>
+      <w:proofErr w:type="spellEnd"/>
+      <w:r>
+        <w:t xml:space="preserve"> organizadas hierarquicamente, componentes reutilizáveis e estilização centralizada. A integração com o </w:t>
+      </w:r>
+      <w:proofErr w:type="spellStart"/>
+      <w:r>
+        <w:t>backend</w:t>
+      </w:r>
+      <w:proofErr w:type="spellEnd"/>
+      <w:r>
+        <w:t xml:space="preserve"> ocorre através de requisições HTTP via formulários HTML e requisições AJAX para operações </w:t>
+      </w:r>
+      <w:proofErr w:type="spellStart"/>
+      <w:r>
+        <w:t>assincronas</w:t>
+      </w:r>
+      <w:proofErr w:type="spellEnd"/>
+      <w:r>
+        <w:t>.</w:t>
+      </w:r>
+    </w:p>
+    <w:p>
+      <w:pPr>
+        <w:ind w:firstLine="0"/>
+      </w:pPr>
+    </w:p>
+    <w:p>
+      <w:pPr>
+        <w:pStyle w:val="Ttulo3"/>
+      </w:pPr>
+      <w:r>
+        <w:t xml:space="preserve">2.7.1. Estrutura de </w:t>
+      </w:r>
+      <w:proofErr w:type="spellStart"/>
+      <w:r>
+        <w:t>Templates</w:t>
+      </w:r>
+      <w:proofErr w:type="spellEnd"/>
+    </w:p>
+    <w:p>
+      <w:pPr>
+        <w:ind w:firstLine="0"/>
+      </w:pPr>
+    </w:p>
+    <w:p>
+      <w:r>
+        <w:lastRenderedPageBreak/>
+        <w:t xml:space="preserve">As </w:t>
+      </w:r>
+      <w:proofErr w:type="spellStart"/>
+      <w:r>
+        <w:t>templates</w:t>
+      </w:r>
+      <w:proofErr w:type="spellEnd"/>
+      <w:r>
+        <w:t xml:space="preserve"> foram organizadas em uma estrutura hierárquica que facilita manutenção e reutilização. O arquivo base.html contém a estrutura HTML geral, incluindo </w:t>
+      </w:r>
+      <w:proofErr w:type="spellStart"/>
+      <w:r>
+        <w:t>navbar</w:t>
+      </w:r>
+      <w:proofErr w:type="spellEnd"/>
+      <w:r>
+        <w:t xml:space="preserve">, </w:t>
+      </w:r>
+      <w:proofErr w:type="spellStart"/>
+      <w:r>
+        <w:t>sidebar</w:t>
+      </w:r>
+      <w:proofErr w:type="spellEnd"/>
+      <w:r>
+        <w:t xml:space="preserve"> e rodapé, servindo como </w:t>
+      </w:r>
+      <w:proofErr w:type="spellStart"/>
+      <w:r>
+        <w:t>template</w:t>
+      </w:r>
+      <w:proofErr w:type="spellEnd"/>
+      <w:r>
+        <w:t xml:space="preserve"> base para todas as outras páginas através de herança. Cada app possui sua própria pasta de </w:t>
+      </w:r>
+      <w:proofErr w:type="spellStart"/>
+      <w:r>
+        <w:t>templates</w:t>
+      </w:r>
+      <w:proofErr w:type="spellEnd"/>
+      <w:r>
+        <w:t xml:space="preserve"> específicas para suas funcionalidades.</w:t>
+      </w:r>
+    </w:p>
+    <w:p>
+      <w:r>
+        <w:t xml:space="preserve">As </w:t>
+      </w:r>
+      <w:proofErr w:type="spellStart"/>
+      <w:r>
+        <w:t>templates</w:t>
+      </w:r>
+      <w:proofErr w:type="spellEnd"/>
+      <w:r>
+        <w:t xml:space="preserve"> principais incluem páginas de autenticação (login e cadastro), gerenciamento de pacientes (lista e visão geral), agenda (calendário e consultas), medicamentos, controle de ponto (check-in/</w:t>
+      </w:r>
+      <w:proofErr w:type="spellStart"/>
+      <w:r>
+        <w:t>check-out</w:t>
+      </w:r>
+      <w:proofErr w:type="spellEnd"/>
+      <w:r>
+        <w:t xml:space="preserve">) e diário de plantão. O uso de herança de </w:t>
+      </w:r>
+      <w:proofErr w:type="spellStart"/>
+      <w:r>
+        <w:t>templates</w:t>
+      </w:r>
+      <w:proofErr w:type="spellEnd"/>
+      <w:r>
+        <w:t xml:space="preserve"> garante consistência visual e facilita atualizações globais.</w:t>
+      </w:r>
+    </w:p>
+    <w:p>
+      <w:pPr>
+        <w:ind w:firstLine="0"/>
+      </w:pPr>
+    </w:p>
+    <w:p>
+      <w:pPr>
+        <w:pStyle w:val="Ttulo3"/>
+      </w:pPr>
+      <w:r>
+        <w:t>2.7.2. Componentes Principais</w:t>
+      </w:r>
+    </w:p>
+    <w:p>
+      <w:r>
+        <w:t xml:space="preserve">Os componentes reutilizáveis foram desenvolvidos como </w:t>
+      </w:r>
+      <w:proofErr w:type="spellStart"/>
+      <w:r>
+        <w:t>fragments</w:t>
+      </w:r>
+      <w:proofErr w:type="spellEnd"/>
+      <w:r>
+        <w:t xml:space="preserve"> HTML ou </w:t>
+      </w:r>
+      <w:proofErr w:type="spellStart"/>
+      <w:r>
+        <w:t>partial</w:t>
+      </w:r>
+      <w:proofErr w:type="spellEnd"/>
+      <w:r>
+        <w:t xml:space="preserve"> </w:t>
+      </w:r>
+      <w:proofErr w:type="spellStart"/>
+      <w:r>
+        <w:t>templates</w:t>
+      </w:r>
+      <w:proofErr w:type="spellEnd"/>
+      <w:r>
+        <w:t xml:space="preserve">. Os principais componentes incluem cards para exibição de informações (paciente, medicamento, consulta), um calendário mensal interativo que marca datas com consultas e plantões, tabelas de plantões mostrando cuidadores e horários, campos de anotação para diário de plantão, </w:t>
+      </w:r>
+      <w:proofErr w:type="spellStart"/>
+      <w:r>
+        <w:t>badges</w:t>
+      </w:r>
+      <w:proofErr w:type="spellEnd"/>
+      <w:r>
+        <w:t xml:space="preserve"> para indicar status (aberto, fechado, pendente), botões de ação flutuante para operações rápidas e notificações </w:t>
+      </w:r>
+      <w:proofErr w:type="spellStart"/>
+      <w:r>
+        <w:t>toast</w:t>
+      </w:r>
+      <w:proofErr w:type="spellEnd"/>
+      <w:r>
+        <w:t xml:space="preserve"> para feedback de ações.</w:t>
+      </w:r>
+    </w:p>
+    <w:p>
+      <w:pPr>
+        <w:ind w:firstLine="0"/>
+      </w:pPr>
+    </w:p>
+    <w:p>
+      <w:pPr>
+        <w:pStyle w:val="Ttulo3"/>
+      </w:pPr>
+      <w:r>
+        <w:t>2.7.3. Organização de Páginas por Perfil</w:t>
+      </w:r>
+    </w:p>
+    <w:p>
+      <w:r>
+        <w:t>A navegação e conteúdo variam significativamente entre Familiares e Cuidadores, implementando os requisitos de controle de acesso (RNF02 e RNF04).</w:t>
+      </w:r>
+    </w:p>
+    <w:p>
+      <w:pPr>
+        <w:ind w:firstLine="0"/>
+      </w:pPr>
+      <w:r>
+        <w:t xml:space="preserve">Para Familiares, as principais páginas incluem: login para autenticação, cadastro para registro inicial, dashboard com lista de pacientes vinculados, página para </w:t>
+      </w:r>
+      <w:proofErr w:type="gramStart"/>
+      <w:r>
+        <w:t>criar novo</w:t>
+      </w:r>
+      <w:proofErr w:type="gramEnd"/>
+      <w:r>
+        <w:t xml:space="preserve"> paciente, visão geral do paciente agregando informações de medicamentos, consultas e atividades recentes, agenda mensal para agendamento de consultas e medicamentos, e interface de controle de cuidadores.</w:t>
+      </w:r>
+    </w:p>
+    <w:p>
+      <w:r>
+        <w:t>Para Cuidadores, as principais páginas incluem: login para autenticação, dashboard mostrando pacientes sob cuidado, página de check-in/</w:t>
+      </w:r>
+      <w:proofErr w:type="spellStart"/>
+      <w:r>
+        <w:t>check-out</w:t>
+      </w:r>
+      <w:proofErr w:type="spellEnd"/>
+      <w:r>
+        <w:t xml:space="preserve"> com validação de localização GPS, diário de plantão para registrar anotações durante o turno, e relatório mensal de horas trabalhadas para fins de pagamento.</w:t>
+      </w:r>
+    </w:p>
+    <w:p>
+      <w:pPr>
+        <w:ind w:firstLine="0"/>
+      </w:pPr>
+    </w:p>
+    <w:p>
+      <w:pPr>
+        <w:pStyle w:val="Ttulo3"/>
+      </w:pPr>
+      <w:r>
+        <w:t>2.7.4. Sistema de Navegação</w:t>
+      </w:r>
+    </w:p>
+    <w:p>
+      <w:r>
+        <w:t xml:space="preserve">A navegação é implementada através de </w:t>
+      </w:r>
+      <w:proofErr w:type="spellStart"/>
+      <w:r>
+        <w:t>navbar</w:t>
+      </w:r>
+      <w:proofErr w:type="spellEnd"/>
+      <w:r>
+        <w:t xml:space="preserve"> no topo contendo logo, links para seções principais, ícone de notificações e menu </w:t>
+      </w:r>
+      <w:proofErr w:type="spellStart"/>
+      <w:r>
+        <w:t>dropdown</w:t>
+      </w:r>
+      <w:proofErr w:type="spellEnd"/>
+      <w:r>
+        <w:t xml:space="preserve"> do usuário. A </w:t>
+      </w:r>
+      <w:proofErr w:type="spellStart"/>
+      <w:r>
+        <w:t>sidebar</w:t>
+      </w:r>
+      <w:proofErr w:type="spellEnd"/>
+      <w:r>
+        <w:t xml:space="preserve"> (menu lateral) fornece acesso às principais funcionalidades, com estrutura hierárquica diferenciada para familiares e cuidadores. A </w:t>
+      </w:r>
+      <w:proofErr w:type="spellStart"/>
+      <w:r>
+        <w:t>sidebar</w:t>
+      </w:r>
+      <w:proofErr w:type="spellEnd"/>
+      <w:r>
+        <w:t xml:space="preserve"> é </w:t>
+      </w:r>
+      <w:proofErr w:type="spellStart"/>
+      <w:r>
+        <w:t>colapsável</w:t>
+      </w:r>
+      <w:proofErr w:type="spellEnd"/>
+      <w:r>
+        <w:t xml:space="preserve"> em dispositivos móveis através de ícone de menu hambúrguer.</w:t>
+      </w:r>
+    </w:p>
+    <w:p>
+      <w:proofErr w:type="spellStart"/>
+      <w:r>
+        <w:t>Breadcrumbs</w:t>
+      </w:r>
+      <w:proofErr w:type="spellEnd"/>
+      <w:r>
+        <w:t xml:space="preserve"> são exibidos em páginas secundárias permitindo navegação rápida para seções superiores. Os itens de menu ativo são destacados visualmente para indicar ao usuário sua localização no aplicativo.</w:t>
+      </w:r>
+    </w:p>
+    <w:p>
+      <w:pPr>
+        <w:ind w:firstLine="0"/>
+      </w:pPr>
+    </w:p>
+    <w:p>
+      <w:pPr>
+        <w:pStyle w:val="Ttulo3"/>
+      </w:pPr>
+      <w:r>
+        <w:t xml:space="preserve">2.7.5. Integração com </w:t>
+      </w:r>
+      <w:proofErr w:type="spellStart"/>
+      <w:r>
+        <w:t>Backend</w:t>
+      </w:r>
+      <w:proofErr w:type="spellEnd"/>
+    </w:p>
+    <w:p>
+      <w:r>
+        <w:t xml:space="preserve">A integração com </w:t>
+      </w:r>
+      <w:proofErr w:type="spellStart"/>
+      <w:r>
+        <w:t>backend</w:t>
+      </w:r>
+      <w:proofErr w:type="spellEnd"/>
+      <w:r>
+        <w:t xml:space="preserve"> ocorre de duas formas principais. Formulários HTML tradicionais realizam POST para </w:t>
+      </w:r>
+      <w:proofErr w:type="spellStart"/>
+      <w:r>
+        <w:t>views</w:t>
+      </w:r>
+      <w:proofErr w:type="spellEnd"/>
+      <w:r>
+        <w:t xml:space="preserve"> Django, que processam dados, validam no </w:t>
+      </w:r>
+      <w:proofErr w:type="spellStart"/>
+      <w:r>
+        <w:t>backend</w:t>
+      </w:r>
+      <w:proofErr w:type="spellEnd"/>
+      <w:r>
+        <w:t xml:space="preserve"> e retornam redirecionamento ou </w:t>
+      </w:r>
+      <w:proofErr w:type="spellStart"/>
+      <w:r>
+        <w:t>re-renderização</w:t>
+      </w:r>
+      <w:proofErr w:type="spellEnd"/>
+      <w:r>
+        <w:t xml:space="preserve"> da página com erros. Requisições AJAX </w:t>
+      </w:r>
+      <w:proofErr w:type="spellStart"/>
+      <w:r>
+        <w:t>assincronas</w:t>
+      </w:r>
+      <w:proofErr w:type="spellEnd"/>
+      <w:r>
+        <w:t xml:space="preserve"> (</w:t>
+      </w:r>
+      <w:proofErr w:type="spellStart"/>
+      <w:r>
+        <w:t>fetch</w:t>
+      </w:r>
+      <w:proofErr w:type="spellEnd"/>
+      <w:r>
+        <w:t xml:space="preserve"> ou </w:t>
+      </w:r>
+      <w:proofErr w:type="spellStart"/>
+      <w:r>
+        <w:t>XMLHttpRequest</w:t>
+      </w:r>
+      <w:proofErr w:type="spellEnd"/>
+      <w:r>
+        <w:t xml:space="preserve">) são utilizadas para operações que não devem recarregar a página, como adicionar anotações ou atualizar status, retornando JSON que é processado por </w:t>
+      </w:r>
+      <w:proofErr w:type="spellStart"/>
+      <w:r>
+        <w:t>JavaScript</w:t>
+      </w:r>
+      <w:proofErr w:type="spellEnd"/>
+      <w:r>
+        <w:t xml:space="preserve"> para atualizar o DOM.</w:t>
+      </w:r>
+    </w:p>
+    <w:p>
+      <w:r>
+        <w:t xml:space="preserve">Django renderiza </w:t>
+      </w:r>
+      <w:proofErr w:type="spellStart"/>
+      <w:r>
+        <w:t>templates</w:t>
+      </w:r>
+      <w:proofErr w:type="spellEnd"/>
+      <w:r>
+        <w:t xml:space="preserve"> com contexto contendo dados do banco de dados, acessíveis dentro das </w:t>
+      </w:r>
+      <w:proofErr w:type="spellStart"/>
+      <w:r>
+        <w:t>templates</w:t>
+      </w:r>
+      <w:proofErr w:type="spellEnd"/>
+      <w:r>
+        <w:t xml:space="preserve"> para exibição dinâmica. Dados são passados através do contexto de cada </w:t>
+      </w:r>
+      <w:proofErr w:type="spellStart"/>
+      <w:r>
+        <w:t>view</w:t>
+      </w:r>
+      <w:proofErr w:type="spellEnd"/>
+      <w:r>
+        <w:t xml:space="preserve">, permitindo que </w:t>
+      </w:r>
+      <w:proofErr w:type="spellStart"/>
+      <w:r>
+        <w:t>templates</w:t>
+      </w:r>
+      <w:proofErr w:type="spellEnd"/>
+      <w:r>
+        <w:t xml:space="preserve"> reutilizáveis utilizem dados específicos de cada contexto.</w:t>
+      </w:r>
+    </w:p>
+    <w:p>
+      <w:pPr>
+        <w:ind w:firstLine="0"/>
+      </w:pPr>
+    </w:p>
+    <w:p>
+      <w:pPr>
+        <w:pStyle w:val="Ttulo3"/>
+      </w:pPr>
+      <w:r>
+        <w:t>2.7.6. Estilização e Responsividade</w:t>
+      </w:r>
+    </w:p>
+    <w:p>
+      <w:r>
+        <w:t>A estilização foi implementada com CSS3 organizado modularmente em arquivos separados para base, layout, componentes e responsividade. A paleta de cores foi escolhida para transmitir profissionalismo e confiança, utilizando tons de azul como primária, rosa como secundária, verde para sucesso e vermelho para erros.</w:t>
+      </w:r>
+    </w:p>
+    <w:p>
+      <w:r>
+        <w:t xml:space="preserve">A responsividade é implementada através de </w:t>
+      </w:r>
+      <w:proofErr w:type="gramStart"/>
+      <w:r>
+        <w:t>media</w:t>
+      </w:r>
+      <w:proofErr w:type="gramEnd"/>
+      <w:r>
+        <w:t xml:space="preserve"> queries em três breakpoints principais: dispositivos móveis (&lt; 640px), tablets (640px a 1024px) e desktops (&gt; 1024px). </w:t>
+      </w:r>
+      <w:proofErr w:type="spellStart"/>
+      <w:r>
+        <w:t>Flexbox</w:t>
+      </w:r>
+      <w:proofErr w:type="spellEnd"/>
+      <w:r>
+        <w:t xml:space="preserve"> e CSS Grid são utilizados para layouts flexíveis que se </w:t>
+      </w:r>
+      <w:r>
+        <w:lastRenderedPageBreak/>
+        <w:t xml:space="preserve">adaptam automaticamente a diferentes tamanhos de tela. Imagens são tratadas como responsivas mantendo </w:t>
+      </w:r>
+      <w:proofErr w:type="spellStart"/>
+      <w:r>
+        <w:t>aspect</w:t>
+      </w:r>
+      <w:proofErr w:type="spellEnd"/>
+      <w:r>
+        <w:t xml:space="preserve"> </w:t>
+      </w:r>
+      <w:proofErr w:type="spellStart"/>
+      <w:r>
+        <w:t>ratio</w:t>
+      </w:r>
+      <w:proofErr w:type="spellEnd"/>
+      <w:r>
+        <w:t>.</w:t>
+      </w:r>
+    </w:p>
+    <w:p>
+      <w:pPr>
+        <w:ind w:firstLine="0"/>
+      </w:pPr>
+    </w:p>
+    <w:p>
+      <w:pPr>
+        <w:pStyle w:val="Ttulo3"/>
+      </w:pPr>
+      <w:r>
+        <w:t xml:space="preserve">2.7.7. Validação </w:t>
+      </w:r>
+      <w:proofErr w:type="spellStart"/>
+      <w:r>
+        <w:t>Frontend</w:t>
+      </w:r>
+      <w:proofErr w:type="spellEnd"/>
+    </w:p>
+    <w:p>
+      <w:r>
+        <w:t xml:space="preserve">Validações ocorrem no </w:t>
+      </w:r>
+      <w:proofErr w:type="spellStart"/>
+      <w:r>
+        <w:t>frontend</w:t>
+      </w:r>
+      <w:proofErr w:type="spellEnd"/>
+      <w:r>
+        <w:t xml:space="preserve"> para melhorar experiência do usuário com feedback imediato e no </w:t>
+      </w:r>
+      <w:proofErr w:type="spellStart"/>
+      <w:r>
+        <w:t>backend</w:t>
+      </w:r>
+      <w:proofErr w:type="spellEnd"/>
+      <w:r>
+        <w:t xml:space="preserve"> para garantir segurança. Validações </w:t>
+      </w:r>
+      <w:proofErr w:type="spellStart"/>
+      <w:r>
+        <w:t>frontend</w:t>
+      </w:r>
+      <w:proofErr w:type="spellEnd"/>
+      <w:r>
+        <w:t xml:space="preserve"> incluem verificação de campos obrigatórios através de atributos HTML5, validação de formato de </w:t>
+      </w:r>
+      <w:proofErr w:type="spellStart"/>
+      <w:r>
+        <w:t>email</w:t>
+      </w:r>
+      <w:proofErr w:type="spellEnd"/>
+      <w:r>
+        <w:t xml:space="preserve">, validação de CPF utilizando algoritmo de dígito verificador, restrição de datas futuras em formulários de data, verificação de força de senha e validação em tempo real de unicidade de </w:t>
+      </w:r>
+      <w:proofErr w:type="spellStart"/>
+      <w:r>
+        <w:t>email</w:t>
+      </w:r>
+      <w:proofErr w:type="spellEnd"/>
+      <w:r>
+        <w:t xml:space="preserve"> através de requisições AJAX.</w:t>
+      </w:r>
+    </w:p>
+    <w:p>
+      <w:r>
+        <w:t xml:space="preserve">Todas as validações realizadas no </w:t>
+      </w:r>
+      <w:proofErr w:type="spellStart"/>
+      <w:r>
+        <w:t>frontend</w:t>
+      </w:r>
+      <w:proofErr w:type="spellEnd"/>
+      <w:r>
+        <w:t xml:space="preserve"> são duplicadas no </w:t>
+      </w:r>
+      <w:proofErr w:type="spellStart"/>
+      <w:r>
+        <w:t>backend</w:t>
+      </w:r>
+      <w:proofErr w:type="spellEnd"/>
+      <w:r>
+        <w:t xml:space="preserve">, garantindo segurança mesmo que o cliente contorne validações </w:t>
+      </w:r>
+      <w:proofErr w:type="spellStart"/>
+      <w:r>
+        <w:t>frontend</w:t>
+      </w:r>
+      <w:proofErr w:type="spellEnd"/>
+      <w:r>
+        <w:t>.</w:t>
+      </w:r>
+    </w:p>
+    <w:p>
+      <w:pPr>
+        <w:ind w:firstLine="0"/>
+      </w:pPr>
+    </w:p>
+    <w:p>
+      <w:pPr>
+        <w:pStyle w:val="Ttulo3"/>
+      </w:pPr>
+      <w:r>
+        <w:t>2.7.8. Acessibilidade</w:t>
+      </w:r>
+    </w:p>
+    <w:p>
+      <w:r>
+        <w:t xml:space="preserve">A aplicação foi desenvolvida com foco em acessibilidade, utilizando semântica HTML adequada com </w:t>
+      </w:r>
+      <w:proofErr w:type="spellStart"/>
+      <w:r>
+        <w:t>tags</w:t>
+      </w:r>
+      <w:proofErr w:type="spellEnd"/>
+      <w:r>
+        <w:t xml:space="preserve"> estruturais (header, </w:t>
+      </w:r>
+      <w:proofErr w:type="spellStart"/>
+      <w:r>
+        <w:t>nav</w:t>
+      </w:r>
+      <w:proofErr w:type="spellEnd"/>
+      <w:r>
+        <w:t xml:space="preserve">, </w:t>
+      </w:r>
+      <w:proofErr w:type="spellStart"/>
+      <w:r>
+        <w:t>main</w:t>
+      </w:r>
+      <w:proofErr w:type="spellEnd"/>
+      <w:r>
+        <w:t xml:space="preserve">, </w:t>
+      </w:r>
+      <w:proofErr w:type="spellStart"/>
+      <w:r>
+        <w:t>section</w:t>
+      </w:r>
+      <w:proofErr w:type="spellEnd"/>
+      <w:r>
+        <w:t xml:space="preserve">, </w:t>
+      </w:r>
+      <w:proofErr w:type="spellStart"/>
+      <w:r>
+        <w:t>article</w:t>
+      </w:r>
+      <w:proofErr w:type="spellEnd"/>
+      <w:r>
+        <w:t xml:space="preserve">), descrições </w:t>
+      </w:r>
+      <w:proofErr w:type="spellStart"/>
+      <w:r>
+        <w:t>alt</w:t>
+      </w:r>
+      <w:proofErr w:type="spellEnd"/>
+      <w:r>
+        <w:t xml:space="preserve"> em todas as imagens, </w:t>
+      </w:r>
+      <w:proofErr w:type="spellStart"/>
+      <w:r>
+        <w:t>labels</w:t>
+      </w:r>
+      <w:proofErr w:type="spellEnd"/>
+      <w:r>
+        <w:t xml:space="preserve"> associadas em formulários, contraste adequado entre texto e fundo, navegação completa via teclado (</w:t>
+      </w:r>
+      <w:proofErr w:type="spellStart"/>
+      <w:r>
+        <w:t>Tab</w:t>
+      </w:r>
+      <w:proofErr w:type="spellEnd"/>
+      <w:r>
+        <w:t xml:space="preserve"> e </w:t>
+      </w:r>
+      <w:proofErr w:type="spellStart"/>
+      <w:r>
+        <w:t>Enter</w:t>
+      </w:r>
+      <w:proofErr w:type="spellEnd"/>
+      <w:r>
+        <w:t>), e atributos ARIA em componentes customizados.</w:t>
+      </w:r>
+    </w:p>
+    <w:p>
+      <w:pPr>
+        <w:ind w:firstLine="0"/>
+      </w:pPr>
+    </w:p>
+    <w:p>
+      <w:pPr>
+        <w:pStyle w:val="Ttulo3"/>
+      </w:pPr>
+      <w:r>
+        <w:t>2.7.9. Performance</w:t>
+      </w:r>
+    </w:p>
+    <w:p>
+      <w:r>
+        <w:t xml:space="preserve">Otimizações de performance foram implementadas incluindo </w:t>
+      </w:r>
+      <w:proofErr w:type="spellStart"/>
+      <w:r>
+        <w:t>minificação</w:t>
+      </w:r>
+      <w:proofErr w:type="spellEnd"/>
+      <w:r>
+        <w:t xml:space="preserve"> de CSS e </w:t>
+      </w:r>
+      <w:proofErr w:type="spellStart"/>
+      <w:r>
+        <w:t>JavaScript</w:t>
+      </w:r>
+      <w:proofErr w:type="spellEnd"/>
+      <w:r>
+        <w:t xml:space="preserve"> em produção, </w:t>
+      </w:r>
+      <w:proofErr w:type="spellStart"/>
+      <w:r>
+        <w:t>lazy</w:t>
+      </w:r>
+      <w:proofErr w:type="spellEnd"/>
+      <w:r>
+        <w:t xml:space="preserve"> </w:t>
+      </w:r>
+      <w:proofErr w:type="spellStart"/>
+      <w:r>
+        <w:t>loading</w:t>
+      </w:r>
+      <w:proofErr w:type="spellEnd"/>
+      <w:r>
+        <w:t xml:space="preserve"> de imagens para carregar sob demanda, configuração de cache HTTP em </w:t>
+      </w:r>
+      <w:proofErr w:type="spellStart"/>
+      <w:r>
+        <w:t>static</w:t>
+      </w:r>
+      <w:proofErr w:type="spellEnd"/>
+      <w:r>
+        <w:t xml:space="preserve"> files, compressão </w:t>
+      </w:r>
+      <w:proofErr w:type="spellStart"/>
+      <w:r>
+        <w:t>gzip</w:t>
+      </w:r>
+      <w:proofErr w:type="spellEnd"/>
+      <w:r>
+        <w:t xml:space="preserve"> de respostas pelo servidor, redução de requisições HTTP agrupando recursos e implementação de paginação em listas longas.</w:t>
+      </w:r>
+    </w:p>
+    <w:p>
+      <w:pPr>
+        <w:ind w:firstLine="0"/>
+      </w:pPr>
+    </w:p>
+    <w:p>
+      <w:pPr>
+        <w:pStyle w:val="Ttulo3"/>
+      </w:pPr>
+      <w:r>
+        <w:t xml:space="preserve">2.7.10. Segurança </w:t>
+      </w:r>
+      <w:proofErr w:type="spellStart"/>
+      <w:r>
+        <w:t>Frontend</w:t>
+      </w:r>
+      <w:proofErr w:type="spellEnd"/>
+    </w:p>
+    <w:p>
+      <w:r>
+        <w:t xml:space="preserve">Medidas de segurança no </w:t>
+      </w:r>
+      <w:proofErr w:type="spellStart"/>
+      <w:r>
+        <w:t>frontend</w:t>
+      </w:r>
+      <w:proofErr w:type="spellEnd"/>
+      <w:r>
+        <w:t xml:space="preserve"> incluem inclusão de CSRF token em todos os formulários POST/PUT/DELETE, escape automático de variáveis em </w:t>
+      </w:r>
+      <w:proofErr w:type="spellStart"/>
+      <w:r>
+        <w:t>templates</w:t>
+      </w:r>
+      <w:proofErr w:type="spellEnd"/>
+      <w:r>
+        <w:t xml:space="preserve"> </w:t>
+      </w:r>
+      <w:r>
+        <w:lastRenderedPageBreak/>
+        <w:t xml:space="preserve">Django prevenindo XSS, não armazenamento de </w:t>
+      </w:r>
+      <w:proofErr w:type="spellStart"/>
+      <w:r>
+        <w:t>secrets</w:t>
+      </w:r>
+      <w:proofErr w:type="spellEnd"/>
+      <w:r>
+        <w:t xml:space="preserve"> em </w:t>
+      </w:r>
+      <w:proofErr w:type="spellStart"/>
+      <w:r>
+        <w:t>localStorage</w:t>
+      </w:r>
+      <w:proofErr w:type="spellEnd"/>
+      <w:r>
+        <w:t xml:space="preserve"> utilizando </w:t>
+      </w:r>
+      <w:proofErr w:type="spellStart"/>
+      <w:r>
+        <w:t>sessionStorage</w:t>
+      </w:r>
+      <w:proofErr w:type="spellEnd"/>
+      <w:r>
+        <w:t xml:space="preserve"> ou cookies HTTP-</w:t>
+      </w:r>
+      <w:proofErr w:type="spellStart"/>
+      <w:r>
+        <w:t>only</w:t>
+      </w:r>
+      <w:proofErr w:type="spellEnd"/>
+      <w:r>
+        <w:t>, validação dupla (</w:t>
+      </w:r>
+      <w:proofErr w:type="spellStart"/>
+      <w:r>
+        <w:t>frontend</w:t>
+      </w:r>
+      <w:proofErr w:type="spellEnd"/>
+      <w:r>
+        <w:t xml:space="preserve"> + </w:t>
+      </w:r>
+      <w:proofErr w:type="spellStart"/>
+      <w:r>
+        <w:t>backend</w:t>
+      </w:r>
+      <w:proofErr w:type="spellEnd"/>
+      <w:r>
+        <w:t xml:space="preserve">) em todos os formulários, e implementação de rate </w:t>
+      </w:r>
+      <w:proofErr w:type="spellStart"/>
+      <w:r>
+        <w:t>limiting</w:t>
+      </w:r>
+      <w:proofErr w:type="spellEnd"/>
+      <w:r>
+        <w:t xml:space="preserve"> em requisições para evitar requisições excessivas.</w:t>
+      </w:r>
+    </w:p>
+    <w:p>
+      <w:pPr>
+        <w:ind w:firstLine="0"/>
+      </w:pPr>
+    </w:p>
+    <w:p>
+      <w:pPr>
+        <w:pStyle w:val="Ttulo3"/>
+      </w:pPr>
+      <w:r>
+        <w:t>2.7.11. Integração com Requisitos Funcionais</w:t>
+      </w:r>
+    </w:p>
+    <w:p>
+      <w:r>
+        <w:t xml:space="preserve">A estrutura de </w:t>
+      </w:r>
+      <w:proofErr w:type="spellStart"/>
+      <w:r>
+        <w:t>templates</w:t>
+      </w:r>
+      <w:proofErr w:type="spellEnd"/>
+      <w:r>
+        <w:t xml:space="preserve"> e componentes implementa os requisitos funcionais especificados. Páginas de gestão de pacientes (novo_paciente.html) implementam RF03 (Manter Paciente), formulários de consulta implementam RF05 (Manter Consulta), página de check-in/</w:t>
+      </w:r>
+      <w:proofErr w:type="spellStart"/>
+      <w:r>
+        <w:t>check-out</w:t>
+      </w:r>
+      <w:proofErr w:type="spellEnd"/>
+      <w:r>
+        <w:t xml:space="preserve"> implementa RF06 (Registrar Ponto), diário de plantão implementa RF07 (Manter Diário), interface de organização de escala implementa RF08 (Organização de Escala), formulários de medicamento implementam RF10 (Manter Medicamento), e dashboard de visão geral implementa RF11 (Visualização da Rotina do Dia).</w:t>
+      </w:r>
+    </w:p>
+    <w:p>
+      <w:pPr>
+        <w:ind w:firstLine="0"/>
+      </w:pPr>
+    </w:p>
+    <w:p>
+      <w:pPr>
+        <w:pStyle w:val="Ttulo3"/>
+      </w:pPr>
+      <w:r>
+        <w:t xml:space="preserve">2.7.12. Resumo da Arquitetura </w:t>
+      </w:r>
+      <w:proofErr w:type="spellStart"/>
+      <w:r>
+        <w:t>Frontend</w:t>
+      </w:r>
+      <w:proofErr w:type="spellEnd"/>
+    </w:p>
+    <w:p>
+      <w:r>
+        <w:t xml:space="preserve">O </w:t>
+      </w:r>
+      <w:proofErr w:type="spellStart"/>
+      <w:r>
+        <w:t>frontend</w:t>
+      </w:r>
+      <w:proofErr w:type="spellEnd"/>
+      <w:r>
+        <w:t xml:space="preserve"> do </w:t>
+      </w:r>
+      <w:proofErr w:type="spellStart"/>
+      <w:r>
+        <w:t>CuidaCare</w:t>
+      </w:r>
+      <w:proofErr w:type="spellEnd"/>
+      <w:r>
+        <w:t xml:space="preserve"> implementa uma interface moderna, responsiva e acessível, construída sobre Django </w:t>
+      </w:r>
+      <w:proofErr w:type="spellStart"/>
+      <w:r>
+        <w:t>Templates</w:t>
+      </w:r>
+      <w:proofErr w:type="spellEnd"/>
+      <w:r>
+        <w:t xml:space="preserve"> com enriquecimento de </w:t>
+      </w:r>
+      <w:proofErr w:type="spellStart"/>
+      <w:r>
+        <w:t>JavaScript</w:t>
+      </w:r>
+      <w:proofErr w:type="spellEnd"/>
+      <w:r>
+        <w:t xml:space="preserve"> para interatividade. A separação em </w:t>
+      </w:r>
+      <w:proofErr w:type="spellStart"/>
+      <w:r>
+        <w:t>templates</w:t>
+      </w:r>
+      <w:proofErr w:type="spellEnd"/>
+      <w:r>
+        <w:t xml:space="preserve"> organizadas, componentes reutilizáveis e estilização modular facilita manutenção e escalabilidade.</w:t>
+      </w:r>
+    </w:p>
+    <w:p>
+      <w:r>
+        <w:t xml:space="preserve">A integração com </w:t>
+      </w:r>
+      <w:proofErr w:type="spellStart"/>
+      <w:r>
+        <w:t>backend</w:t>
+      </w:r>
+      <w:proofErr w:type="spellEnd"/>
+      <w:r>
+        <w:t xml:space="preserve"> ocorre de forma robusta através de formulários HTML tradicionais e requisições AJAX para operações </w:t>
+      </w:r>
+      <w:proofErr w:type="spellStart"/>
+      <w:r>
+        <w:t>assincronas</w:t>
+      </w:r>
+      <w:proofErr w:type="spellEnd"/>
+      <w:r>
+        <w:t>. Validações em múltiplas camadas, implementação de segurança e otimizações de performance garantem uma aplicação pronta para produção.</w:t>
+      </w:r>
+    </w:p>
+    <w:p>
+      <w:r>
+        <w:t xml:space="preserve">A interface diferenciada para Familiares e Cuidadores, com navegação e componentes específicos para cada perfil, implementa os requisitos de controle de acesso, atendendo às necessidades funcionais do </w:t>
+      </w:r>
+      <w:proofErr w:type="spellStart"/>
+      <w:r>
+        <w:t>CuidaCare</w:t>
+      </w:r>
+      <w:proofErr w:type="spellEnd"/>
+      <w:r>
+        <w:t xml:space="preserve"> de forma intuitiva e segura.</w:t>
+      </w:r>
+    </w:p>
+    <w:p/>
     <w:p>
       <w:pPr>
         <w:pStyle w:val="TtuloSeoPrimria"/>
@@ -5211,26 +9155,6 @@
     </w:p>
     <w:p>
       <w:pPr>
-        <w:pStyle w:val="TtuloSeoPrimria"/>
-      </w:pPr>
-    </w:p>
-    <w:p>
-      <w:pPr>
-        <w:pStyle w:val="TtuloSeoPrimria"/>
-      </w:pPr>
-    </w:p>
-    <w:p>
-      <w:pPr>
-        <w:pStyle w:val="TtuloSeoPrimria"/>
-      </w:pPr>
-    </w:p>
-    <w:p>
-      <w:pPr>
-        <w:pStyle w:val="TtuloSeoPrimria"/>
-      </w:pPr>
-    </w:p>
-    <w:p>
-      <w:pPr>
         <w:pStyle w:val="Ttulo1"/>
       </w:pPr>
       <w:bookmarkStart w:id="5" w:name="_Toc162896124"/>
@@ -5343,7 +9267,23 @@
           <w:rFonts w:cs="Arial"/>
           <w:color w:val="FF0000"/>
         </w:rPr>
-        <w:t>O texto do trabalho deve ser escrito em estilo Normal. Usar espaçamento 1,5 entre as linhas e 0 pts entre os parágrafos.</w:t>
+        <w:t xml:space="preserve">O texto do trabalho deve ser escrito em estilo Normal. Usar espaçamento 1,5 entre as linhas e 0 </w:t>
+      </w:r>
+      <w:proofErr w:type="spellStart"/>
+      <w:r>
+        <w:rPr>
+          <w:rFonts w:cs="Arial"/>
+          <w:color w:val="FF0000"/>
+        </w:rPr>
+        <w:t>pts</w:t>
+      </w:r>
+      <w:proofErr w:type="spellEnd"/>
+      <w:r>
+        <w:rPr>
+          <w:rFonts w:cs="Arial"/>
+          <w:color w:val="FF0000"/>
+        </w:rPr>
+        <w:t xml:space="preserve"> entre os parágrafos.</w:t>
       </w:r>
     </w:p>
     <w:p>
@@ -5569,8 +9509,8 @@
       </w:pPr>
     </w:p>
     <w:sectPr>
-      <w:headerReference w:type="even" r:id="rId13"/>
-      <w:headerReference w:type="default" r:id="rId14"/>
+      <w:headerReference w:type="even" r:id="rId14"/>
+      <w:headerReference w:type="default" r:id="rId15"/>
       <w:pgSz w:w="11906" w:h="16838" w:code="9"/>
       <w:pgMar w:top="1701" w:right="1134" w:bottom="1134" w:left="1701" w:header="709" w:footer="709" w:gutter="0"/>
       <w:cols w:space="708"/>
@@ -5792,6 +9732,95 @@
 <file path=word/numbering.xml><?xml version="1.0" encoding="utf-8"?>
 <w:numbering xmlns:wpc="http://schemas.microsoft.com/office/word/2010/wordprocessingCanvas" xmlns:cx="http://schemas.microsoft.com/office/drawing/2014/chartex" xmlns:cx1="http://schemas.microsoft.com/office/drawing/2015/9/8/chartex" xmlns:cx2="http://schemas.microsoft.com/office/drawing/2015/10/21/chartex" xmlns:cx3="http://schemas.microsoft.com/office/drawing/2016/5/9/chartex" xmlns:cx4="http://schemas.microsoft.com/office/drawing/2016/5/10/chartex" xmlns:cx5="http://schemas.microsoft.com/office/drawing/2016/5/11/chartex" xmlns:cx6="http://schemas.microsoft.com/office/drawing/2016/5/12/chartex" xmlns:cx7="http://schemas.microsoft.com/office/drawing/2016/5/13/chartex" xmlns:cx8="http://schemas.microsoft.com/office/drawing/2016/5/14/chartex" xmlns:mc="http://schemas.openxmlformats.org/markup-compatibility/2006" xmlns:aink="http://schemas.microsoft.com/office/drawing/2016/ink" xmlns:am3d="http://schemas.microsoft.com/office/drawing/2017/model3d" xmlns:o="urn:schemas-microsoft-com:office:office" xmlns:oel="http://schemas.microsoft.com/office/2019/extlst" xmlns:r="http://schemas.openxmlformats.org/officeDocument/2006/relationships" xmlns:m="http://schemas.openxmlformats.org/officeDocument/2006/math" xmlns:v="urn:schemas-microsoft-com:vml" xmlns:wp14="http://schemas.microsoft.com/office/word/2010/wordprocessingDrawing" xmlns:wp="http://schemas.openxmlformats.org/drawingml/2006/wordprocessingDrawing" xmlns:w10="urn:schemas-microsoft-com:office:word" xmlns:w="http://schemas.openxmlformats.org/wordprocessingml/2006/main" xmlns:w14="http://schemas.microsoft.com/office/word/2010/wordml" xmlns:w15="http://schemas.microsoft.com/office/word/2012/wordml" xmlns:w16cex="http://schemas.microsoft.com/office/word/2018/wordml/cex" xmlns:w16cid="http://schemas.microsoft.com/office/word/2016/wordml/cid" xmlns:w16="http://schemas.microsoft.com/office/word/2018/wordml" xmlns:w16du="http://schemas.microsoft.com/office/word/2023/wordml/word16du" xmlns:w16sdtdh="http://schemas.microsoft.com/office/word/2020/wordml/sdtdatahash" xmlns:w16sdtfl="http://schemas.microsoft.com/office/word/2024/wordml/sdtformatlock" xmlns:w16se="http://schemas.microsoft.com/office/word/2015/wordml/symex" xmlns:wpg="http://schemas.microsoft.com/office/word/2010/wordprocessingGroup" xmlns:wpi="http://schemas.microsoft.com/office/word/2010/wordprocessingInk" xmlns:wne="http://schemas.microsoft.com/office/word/2006/wordml" xmlns:wps="http://schemas.microsoft.com/office/word/2010/wordprocessingShape" mc:Ignorable="w14 w15 w16se w16cid w16 w16cex w16sdtdh w16sdtfl w16du wp14">
   <w:abstractNum w:abstractNumId="0" w15:restartNumberingAfterBreak="0">
+    <w:nsid w:val="08304215"/>
+    <w:multiLevelType w:val="hybridMultilevel"/>
+    <w:tmpl w:val="D1B2381E"/>
+    <w:lvl w:ilvl="0" w:tplc="04160017">
+      <w:start w:val="1"/>
+      <w:numFmt w:val="lowerLetter"/>
+      <w:lvlText w:val="%1)"/>
+      <w:lvlJc w:val="left"/>
+      <w:pPr>
+        <w:ind w:left="720" w:hanging="360"/>
+      </w:pPr>
+      <w:rPr>
+        <w:rFonts w:hint="default"/>
+      </w:rPr>
+    </w:lvl>
+    <w:lvl w:ilvl="1" w:tplc="04160019" w:tentative="1">
+      <w:start w:val="1"/>
+      <w:numFmt w:val="lowerLetter"/>
+      <w:lvlText w:val="%2."/>
+      <w:lvlJc w:val="left"/>
+      <w:pPr>
+        <w:ind w:left="1440" w:hanging="360"/>
+      </w:pPr>
+    </w:lvl>
+    <w:lvl w:ilvl="2" w:tplc="0416001B" w:tentative="1">
+      <w:start w:val="1"/>
+      <w:numFmt w:val="lowerRoman"/>
+      <w:lvlText w:val="%3."/>
+      <w:lvlJc w:val="right"/>
+      <w:pPr>
+        <w:ind w:left="2160" w:hanging="180"/>
+      </w:pPr>
+    </w:lvl>
+    <w:lvl w:ilvl="3" w:tplc="0416000F" w:tentative="1">
+      <w:start w:val="1"/>
+      <w:numFmt w:val="decimal"/>
+      <w:lvlText w:val="%4."/>
+      <w:lvlJc w:val="left"/>
+      <w:pPr>
+        <w:ind w:left="2880" w:hanging="360"/>
+      </w:pPr>
+    </w:lvl>
+    <w:lvl w:ilvl="4" w:tplc="04160019" w:tentative="1">
+      <w:start w:val="1"/>
+      <w:numFmt w:val="lowerLetter"/>
+      <w:lvlText w:val="%5."/>
+      <w:lvlJc w:val="left"/>
+      <w:pPr>
+        <w:ind w:left="3600" w:hanging="360"/>
+      </w:pPr>
+    </w:lvl>
+    <w:lvl w:ilvl="5" w:tplc="0416001B" w:tentative="1">
+      <w:start w:val="1"/>
+      <w:numFmt w:val="lowerRoman"/>
+      <w:lvlText w:val="%6."/>
+      <w:lvlJc w:val="right"/>
+      <w:pPr>
+        <w:ind w:left="4320" w:hanging="180"/>
+      </w:pPr>
+    </w:lvl>
+    <w:lvl w:ilvl="6" w:tplc="0416000F" w:tentative="1">
+      <w:start w:val="1"/>
+      <w:numFmt w:val="decimal"/>
+      <w:lvlText w:val="%7."/>
+      <w:lvlJc w:val="left"/>
+      <w:pPr>
+        <w:ind w:left="5040" w:hanging="360"/>
+      </w:pPr>
+    </w:lvl>
+    <w:lvl w:ilvl="7" w:tplc="04160019" w:tentative="1">
+      <w:start w:val="1"/>
+      <w:numFmt w:val="lowerLetter"/>
+      <w:lvlText w:val="%8."/>
+      <w:lvlJc w:val="left"/>
+      <w:pPr>
+        <w:ind w:left="5760" w:hanging="360"/>
+      </w:pPr>
+    </w:lvl>
+    <w:lvl w:ilvl="8" w:tplc="0416001B" w:tentative="1">
+      <w:start w:val="1"/>
+      <w:numFmt w:val="lowerRoman"/>
+      <w:lvlText w:val="%9."/>
+      <w:lvlJc w:val="right"/>
+      <w:pPr>
+        <w:ind w:left="6480" w:hanging="180"/>
+      </w:pPr>
+    </w:lvl>
+  </w:abstractNum>
+  <w:abstractNum w:abstractNumId="1" w15:restartNumberingAfterBreak="0">
     <w:nsid w:val="133B7C22"/>
     <w:multiLevelType w:val="hybridMultilevel"/>
     <w:tmpl w:val="E0744218"/>
@@ -5904,7 +9933,96 @@
       </w:rPr>
     </w:lvl>
   </w:abstractNum>
-  <w:abstractNum w:abstractNumId="1" w15:restartNumberingAfterBreak="0">
+  <w:abstractNum w:abstractNumId="2" w15:restartNumberingAfterBreak="0">
+    <w:nsid w:val="17246C29"/>
+    <w:multiLevelType w:val="hybridMultilevel"/>
+    <w:tmpl w:val="1D300568"/>
+    <w:lvl w:ilvl="0" w:tplc="A00689E2">
+      <w:start w:val="1"/>
+      <w:numFmt w:val="lowerLetter"/>
+      <w:lvlText w:val="%1)"/>
+      <w:lvlJc w:val="left"/>
+      <w:pPr>
+        <w:ind w:left="765" w:hanging="405"/>
+      </w:pPr>
+      <w:rPr>
+        <w:rFonts w:hint="default"/>
+      </w:rPr>
+    </w:lvl>
+    <w:lvl w:ilvl="1" w:tplc="04160019" w:tentative="1">
+      <w:start w:val="1"/>
+      <w:numFmt w:val="lowerLetter"/>
+      <w:lvlText w:val="%2."/>
+      <w:lvlJc w:val="left"/>
+      <w:pPr>
+        <w:ind w:left="1440" w:hanging="360"/>
+      </w:pPr>
+    </w:lvl>
+    <w:lvl w:ilvl="2" w:tplc="0416001B" w:tentative="1">
+      <w:start w:val="1"/>
+      <w:numFmt w:val="lowerRoman"/>
+      <w:lvlText w:val="%3."/>
+      <w:lvlJc w:val="right"/>
+      <w:pPr>
+        <w:ind w:left="2160" w:hanging="180"/>
+      </w:pPr>
+    </w:lvl>
+    <w:lvl w:ilvl="3" w:tplc="0416000F" w:tentative="1">
+      <w:start w:val="1"/>
+      <w:numFmt w:val="decimal"/>
+      <w:lvlText w:val="%4."/>
+      <w:lvlJc w:val="left"/>
+      <w:pPr>
+        <w:ind w:left="2880" w:hanging="360"/>
+      </w:pPr>
+    </w:lvl>
+    <w:lvl w:ilvl="4" w:tplc="04160019" w:tentative="1">
+      <w:start w:val="1"/>
+      <w:numFmt w:val="lowerLetter"/>
+      <w:lvlText w:val="%5."/>
+      <w:lvlJc w:val="left"/>
+      <w:pPr>
+        <w:ind w:left="3600" w:hanging="360"/>
+      </w:pPr>
+    </w:lvl>
+    <w:lvl w:ilvl="5" w:tplc="0416001B" w:tentative="1">
+      <w:start w:val="1"/>
+      <w:numFmt w:val="lowerRoman"/>
+      <w:lvlText w:val="%6."/>
+      <w:lvlJc w:val="right"/>
+      <w:pPr>
+        <w:ind w:left="4320" w:hanging="180"/>
+      </w:pPr>
+    </w:lvl>
+    <w:lvl w:ilvl="6" w:tplc="0416000F" w:tentative="1">
+      <w:start w:val="1"/>
+      <w:numFmt w:val="decimal"/>
+      <w:lvlText w:val="%7."/>
+      <w:lvlJc w:val="left"/>
+      <w:pPr>
+        <w:ind w:left="5040" w:hanging="360"/>
+      </w:pPr>
+    </w:lvl>
+    <w:lvl w:ilvl="7" w:tplc="04160019" w:tentative="1">
+      <w:start w:val="1"/>
+      <w:numFmt w:val="lowerLetter"/>
+      <w:lvlText w:val="%8."/>
+      <w:lvlJc w:val="left"/>
+      <w:pPr>
+        <w:ind w:left="5760" w:hanging="360"/>
+      </w:pPr>
+    </w:lvl>
+    <w:lvl w:ilvl="8" w:tplc="0416001B" w:tentative="1">
+      <w:start w:val="1"/>
+      <w:numFmt w:val="lowerRoman"/>
+      <w:lvlText w:val="%9."/>
+      <w:lvlJc w:val="right"/>
+      <w:pPr>
+        <w:ind w:left="6480" w:hanging="180"/>
+      </w:pPr>
+    </w:lvl>
+  </w:abstractNum>
+  <w:abstractNum w:abstractNumId="3" w15:restartNumberingAfterBreak="0">
     <w:nsid w:val="19C550EE"/>
     <w:multiLevelType w:val="hybridMultilevel"/>
     <w:tmpl w:val="10A4A68A"/>
@@ -6017,7 +10135,182 @@
       </w:rPr>
     </w:lvl>
   </w:abstractNum>
-  <w:abstractNum w:abstractNumId="2" w15:restartNumberingAfterBreak="0">
+  <w:abstractNum w:abstractNumId="4" w15:restartNumberingAfterBreak="0">
+    <w:nsid w:val="386E163B"/>
+    <w:multiLevelType w:val="hybridMultilevel"/>
+    <w:tmpl w:val="F5BCCF00"/>
+    <w:lvl w:ilvl="0" w:tplc="04160011">
+      <w:start w:val="1"/>
+      <w:numFmt w:val="decimal"/>
+      <w:lvlText w:val="%1)"/>
+      <w:lvlJc w:val="left"/>
+      <w:pPr>
+        <w:ind w:left="720" w:hanging="360"/>
+      </w:pPr>
+    </w:lvl>
+    <w:lvl w:ilvl="1" w:tplc="04160019" w:tentative="1">
+      <w:start w:val="1"/>
+      <w:numFmt w:val="lowerLetter"/>
+      <w:lvlText w:val="%2."/>
+      <w:lvlJc w:val="left"/>
+      <w:pPr>
+        <w:ind w:left="1440" w:hanging="360"/>
+      </w:pPr>
+    </w:lvl>
+    <w:lvl w:ilvl="2" w:tplc="0416001B" w:tentative="1">
+      <w:start w:val="1"/>
+      <w:numFmt w:val="lowerRoman"/>
+      <w:lvlText w:val="%3."/>
+      <w:lvlJc w:val="right"/>
+      <w:pPr>
+        <w:ind w:left="2160" w:hanging="180"/>
+      </w:pPr>
+    </w:lvl>
+    <w:lvl w:ilvl="3" w:tplc="0416000F" w:tentative="1">
+      <w:start w:val="1"/>
+      <w:numFmt w:val="decimal"/>
+      <w:lvlText w:val="%4."/>
+      <w:lvlJc w:val="left"/>
+      <w:pPr>
+        <w:ind w:left="2880" w:hanging="360"/>
+      </w:pPr>
+    </w:lvl>
+    <w:lvl w:ilvl="4" w:tplc="04160019" w:tentative="1">
+      <w:start w:val="1"/>
+      <w:numFmt w:val="lowerLetter"/>
+      <w:lvlText w:val="%5."/>
+      <w:lvlJc w:val="left"/>
+      <w:pPr>
+        <w:ind w:left="3600" w:hanging="360"/>
+      </w:pPr>
+    </w:lvl>
+    <w:lvl w:ilvl="5" w:tplc="0416001B" w:tentative="1">
+      <w:start w:val="1"/>
+      <w:numFmt w:val="lowerRoman"/>
+      <w:lvlText w:val="%6."/>
+      <w:lvlJc w:val="right"/>
+      <w:pPr>
+        <w:ind w:left="4320" w:hanging="180"/>
+      </w:pPr>
+    </w:lvl>
+    <w:lvl w:ilvl="6" w:tplc="0416000F" w:tentative="1">
+      <w:start w:val="1"/>
+      <w:numFmt w:val="decimal"/>
+      <w:lvlText w:val="%7."/>
+      <w:lvlJc w:val="left"/>
+      <w:pPr>
+        <w:ind w:left="5040" w:hanging="360"/>
+      </w:pPr>
+    </w:lvl>
+    <w:lvl w:ilvl="7" w:tplc="04160019" w:tentative="1">
+      <w:start w:val="1"/>
+      <w:numFmt w:val="lowerLetter"/>
+      <w:lvlText w:val="%8."/>
+      <w:lvlJc w:val="left"/>
+      <w:pPr>
+        <w:ind w:left="5760" w:hanging="360"/>
+      </w:pPr>
+    </w:lvl>
+    <w:lvl w:ilvl="8" w:tplc="0416001B" w:tentative="1">
+      <w:start w:val="1"/>
+      <w:numFmt w:val="lowerRoman"/>
+      <w:lvlText w:val="%9."/>
+      <w:lvlJc w:val="right"/>
+      <w:pPr>
+        <w:ind w:left="6480" w:hanging="180"/>
+      </w:pPr>
+    </w:lvl>
+  </w:abstractNum>
+  <w:abstractNum w:abstractNumId="5" w15:restartNumberingAfterBreak="0">
+    <w:nsid w:val="520D0666"/>
+    <w:multiLevelType w:val="hybridMultilevel"/>
+    <w:tmpl w:val="BB22B5E0"/>
+    <w:lvl w:ilvl="0" w:tplc="04160017">
+      <w:start w:val="1"/>
+      <w:numFmt w:val="lowerLetter"/>
+      <w:lvlText w:val="%1)"/>
+      <w:lvlJc w:val="left"/>
+      <w:pPr>
+        <w:ind w:left="720" w:hanging="360"/>
+      </w:pPr>
+      <w:rPr>
+        <w:rFonts w:hint="default"/>
+      </w:rPr>
+    </w:lvl>
+    <w:lvl w:ilvl="1" w:tplc="04160019" w:tentative="1">
+      <w:start w:val="1"/>
+      <w:numFmt w:val="lowerLetter"/>
+      <w:lvlText w:val="%2."/>
+      <w:lvlJc w:val="left"/>
+      <w:pPr>
+        <w:ind w:left="1440" w:hanging="360"/>
+      </w:pPr>
+    </w:lvl>
+    <w:lvl w:ilvl="2" w:tplc="0416001B" w:tentative="1">
+      <w:start w:val="1"/>
+      <w:numFmt w:val="lowerRoman"/>
+      <w:lvlText w:val="%3."/>
+      <w:lvlJc w:val="right"/>
+      <w:pPr>
+        <w:ind w:left="2160" w:hanging="180"/>
+      </w:pPr>
+    </w:lvl>
+    <w:lvl w:ilvl="3" w:tplc="0416000F" w:tentative="1">
+      <w:start w:val="1"/>
+      <w:numFmt w:val="decimal"/>
+      <w:lvlText w:val="%4."/>
+      <w:lvlJc w:val="left"/>
+      <w:pPr>
+        <w:ind w:left="2880" w:hanging="360"/>
+      </w:pPr>
+    </w:lvl>
+    <w:lvl w:ilvl="4" w:tplc="04160019" w:tentative="1">
+      <w:start w:val="1"/>
+      <w:numFmt w:val="lowerLetter"/>
+      <w:lvlText w:val="%5."/>
+      <w:lvlJc w:val="left"/>
+      <w:pPr>
+        <w:ind w:left="3600" w:hanging="360"/>
+      </w:pPr>
+    </w:lvl>
+    <w:lvl w:ilvl="5" w:tplc="0416001B" w:tentative="1">
+      <w:start w:val="1"/>
+      <w:numFmt w:val="lowerRoman"/>
+      <w:lvlText w:val="%6."/>
+      <w:lvlJc w:val="right"/>
+      <w:pPr>
+        <w:ind w:left="4320" w:hanging="180"/>
+      </w:pPr>
+    </w:lvl>
+    <w:lvl w:ilvl="6" w:tplc="0416000F" w:tentative="1">
+      <w:start w:val="1"/>
+      <w:numFmt w:val="decimal"/>
+      <w:lvlText w:val="%7."/>
+      <w:lvlJc w:val="left"/>
+      <w:pPr>
+        <w:ind w:left="5040" w:hanging="360"/>
+      </w:pPr>
+    </w:lvl>
+    <w:lvl w:ilvl="7" w:tplc="04160019" w:tentative="1">
+      <w:start w:val="1"/>
+      <w:numFmt w:val="lowerLetter"/>
+      <w:lvlText w:val="%8."/>
+      <w:lvlJc w:val="left"/>
+      <w:pPr>
+        <w:ind w:left="5760" w:hanging="360"/>
+      </w:pPr>
+    </w:lvl>
+    <w:lvl w:ilvl="8" w:tplc="0416001B" w:tentative="1">
+      <w:start w:val="1"/>
+      <w:numFmt w:val="lowerRoman"/>
+      <w:lvlText w:val="%9."/>
+      <w:lvlJc w:val="right"/>
+      <w:pPr>
+        <w:ind w:left="6480" w:hanging="180"/>
+      </w:pPr>
+    </w:lvl>
+  </w:abstractNum>
+  <w:abstractNum w:abstractNumId="6" w15:restartNumberingAfterBreak="0">
     <w:nsid w:val="5ABA6C0D"/>
     <w:multiLevelType w:val="hybridMultilevel"/>
     <w:tmpl w:val="DDE64B4C"/>
@@ -6130,14 +10423,747 @@
       </w:rPr>
     </w:lvl>
   </w:abstractNum>
+  <w:abstractNum w:abstractNumId="7" w15:restartNumberingAfterBreak="0">
+    <w:nsid w:val="5C6E3A63"/>
+    <w:multiLevelType w:val="hybridMultilevel"/>
+    <w:tmpl w:val="F9BAE8BC"/>
+    <w:lvl w:ilvl="0" w:tplc="04160017">
+      <w:start w:val="1"/>
+      <w:numFmt w:val="lowerLetter"/>
+      <w:lvlText w:val="%1)"/>
+      <w:lvlJc w:val="left"/>
+      <w:pPr>
+        <w:ind w:left="720" w:hanging="360"/>
+      </w:pPr>
+      <w:rPr>
+        <w:rFonts w:hint="default"/>
+      </w:rPr>
+    </w:lvl>
+    <w:lvl w:ilvl="1" w:tplc="04160019" w:tentative="1">
+      <w:start w:val="1"/>
+      <w:numFmt w:val="lowerLetter"/>
+      <w:lvlText w:val="%2."/>
+      <w:lvlJc w:val="left"/>
+      <w:pPr>
+        <w:ind w:left="1440" w:hanging="360"/>
+      </w:pPr>
+    </w:lvl>
+    <w:lvl w:ilvl="2" w:tplc="0416001B" w:tentative="1">
+      <w:start w:val="1"/>
+      <w:numFmt w:val="lowerRoman"/>
+      <w:lvlText w:val="%3."/>
+      <w:lvlJc w:val="right"/>
+      <w:pPr>
+        <w:ind w:left="2160" w:hanging="180"/>
+      </w:pPr>
+    </w:lvl>
+    <w:lvl w:ilvl="3" w:tplc="0416000F" w:tentative="1">
+      <w:start w:val="1"/>
+      <w:numFmt w:val="decimal"/>
+      <w:lvlText w:val="%4."/>
+      <w:lvlJc w:val="left"/>
+      <w:pPr>
+        <w:ind w:left="2880" w:hanging="360"/>
+      </w:pPr>
+    </w:lvl>
+    <w:lvl w:ilvl="4" w:tplc="04160019" w:tentative="1">
+      <w:start w:val="1"/>
+      <w:numFmt w:val="lowerLetter"/>
+      <w:lvlText w:val="%5."/>
+      <w:lvlJc w:val="left"/>
+      <w:pPr>
+        <w:ind w:left="3600" w:hanging="360"/>
+      </w:pPr>
+    </w:lvl>
+    <w:lvl w:ilvl="5" w:tplc="0416001B" w:tentative="1">
+      <w:start w:val="1"/>
+      <w:numFmt w:val="lowerRoman"/>
+      <w:lvlText w:val="%6."/>
+      <w:lvlJc w:val="right"/>
+      <w:pPr>
+        <w:ind w:left="4320" w:hanging="180"/>
+      </w:pPr>
+    </w:lvl>
+    <w:lvl w:ilvl="6" w:tplc="0416000F" w:tentative="1">
+      <w:start w:val="1"/>
+      <w:numFmt w:val="decimal"/>
+      <w:lvlText w:val="%7."/>
+      <w:lvlJc w:val="left"/>
+      <w:pPr>
+        <w:ind w:left="5040" w:hanging="360"/>
+      </w:pPr>
+    </w:lvl>
+    <w:lvl w:ilvl="7" w:tplc="04160019" w:tentative="1">
+      <w:start w:val="1"/>
+      <w:numFmt w:val="lowerLetter"/>
+      <w:lvlText w:val="%8."/>
+      <w:lvlJc w:val="left"/>
+      <w:pPr>
+        <w:ind w:left="5760" w:hanging="360"/>
+      </w:pPr>
+    </w:lvl>
+    <w:lvl w:ilvl="8" w:tplc="0416001B" w:tentative="1">
+      <w:start w:val="1"/>
+      <w:numFmt w:val="lowerRoman"/>
+      <w:lvlText w:val="%9."/>
+      <w:lvlJc w:val="right"/>
+      <w:pPr>
+        <w:ind w:left="6480" w:hanging="180"/>
+      </w:pPr>
+    </w:lvl>
+  </w:abstractNum>
+  <w:abstractNum w:abstractNumId="8" w15:restartNumberingAfterBreak="0">
+    <w:nsid w:val="63AD3ED0"/>
+    <w:multiLevelType w:val="hybridMultilevel"/>
+    <w:tmpl w:val="013495AC"/>
+    <w:lvl w:ilvl="0" w:tplc="04160017">
+      <w:start w:val="1"/>
+      <w:numFmt w:val="lowerLetter"/>
+      <w:lvlText w:val="%1)"/>
+      <w:lvlJc w:val="left"/>
+      <w:pPr>
+        <w:ind w:left="720" w:hanging="360"/>
+      </w:pPr>
+    </w:lvl>
+    <w:lvl w:ilvl="1" w:tplc="04160019" w:tentative="1">
+      <w:start w:val="1"/>
+      <w:numFmt w:val="lowerLetter"/>
+      <w:lvlText w:val="%2."/>
+      <w:lvlJc w:val="left"/>
+      <w:pPr>
+        <w:ind w:left="1440" w:hanging="360"/>
+      </w:pPr>
+    </w:lvl>
+    <w:lvl w:ilvl="2" w:tplc="0416001B" w:tentative="1">
+      <w:start w:val="1"/>
+      <w:numFmt w:val="lowerRoman"/>
+      <w:lvlText w:val="%3."/>
+      <w:lvlJc w:val="right"/>
+      <w:pPr>
+        <w:ind w:left="2160" w:hanging="180"/>
+      </w:pPr>
+    </w:lvl>
+    <w:lvl w:ilvl="3" w:tplc="0416000F" w:tentative="1">
+      <w:start w:val="1"/>
+      <w:numFmt w:val="decimal"/>
+      <w:lvlText w:val="%4."/>
+      <w:lvlJc w:val="left"/>
+      <w:pPr>
+        <w:ind w:left="2880" w:hanging="360"/>
+      </w:pPr>
+    </w:lvl>
+    <w:lvl w:ilvl="4" w:tplc="04160019" w:tentative="1">
+      <w:start w:val="1"/>
+      <w:numFmt w:val="lowerLetter"/>
+      <w:lvlText w:val="%5."/>
+      <w:lvlJc w:val="left"/>
+      <w:pPr>
+        <w:ind w:left="3600" w:hanging="360"/>
+      </w:pPr>
+    </w:lvl>
+    <w:lvl w:ilvl="5" w:tplc="0416001B" w:tentative="1">
+      <w:start w:val="1"/>
+      <w:numFmt w:val="lowerRoman"/>
+      <w:lvlText w:val="%6."/>
+      <w:lvlJc w:val="right"/>
+      <w:pPr>
+        <w:ind w:left="4320" w:hanging="180"/>
+      </w:pPr>
+    </w:lvl>
+    <w:lvl w:ilvl="6" w:tplc="0416000F" w:tentative="1">
+      <w:start w:val="1"/>
+      <w:numFmt w:val="decimal"/>
+      <w:lvlText w:val="%7."/>
+      <w:lvlJc w:val="left"/>
+      <w:pPr>
+        <w:ind w:left="5040" w:hanging="360"/>
+      </w:pPr>
+    </w:lvl>
+    <w:lvl w:ilvl="7" w:tplc="04160019" w:tentative="1">
+      <w:start w:val="1"/>
+      <w:numFmt w:val="lowerLetter"/>
+      <w:lvlText w:val="%8."/>
+      <w:lvlJc w:val="left"/>
+      <w:pPr>
+        <w:ind w:left="5760" w:hanging="360"/>
+      </w:pPr>
+    </w:lvl>
+    <w:lvl w:ilvl="8" w:tplc="0416001B" w:tentative="1">
+      <w:start w:val="1"/>
+      <w:numFmt w:val="lowerRoman"/>
+      <w:lvlText w:val="%9."/>
+      <w:lvlJc w:val="right"/>
+      <w:pPr>
+        <w:ind w:left="6480" w:hanging="180"/>
+      </w:pPr>
+    </w:lvl>
+  </w:abstractNum>
+  <w:abstractNum w:abstractNumId="9" w15:restartNumberingAfterBreak="0">
+    <w:nsid w:val="655F2B66"/>
+    <w:multiLevelType w:val="hybridMultilevel"/>
+    <w:tmpl w:val="56F45118"/>
+    <w:lvl w:ilvl="0" w:tplc="04160017">
+      <w:start w:val="1"/>
+      <w:numFmt w:val="lowerLetter"/>
+      <w:lvlText w:val="%1)"/>
+      <w:lvlJc w:val="left"/>
+      <w:pPr>
+        <w:ind w:left="720" w:hanging="360"/>
+      </w:pPr>
+    </w:lvl>
+    <w:lvl w:ilvl="1" w:tplc="04160019" w:tentative="1">
+      <w:start w:val="1"/>
+      <w:numFmt w:val="lowerLetter"/>
+      <w:lvlText w:val="%2."/>
+      <w:lvlJc w:val="left"/>
+      <w:pPr>
+        <w:ind w:left="1440" w:hanging="360"/>
+      </w:pPr>
+    </w:lvl>
+    <w:lvl w:ilvl="2" w:tplc="0416001B" w:tentative="1">
+      <w:start w:val="1"/>
+      <w:numFmt w:val="lowerRoman"/>
+      <w:lvlText w:val="%3."/>
+      <w:lvlJc w:val="right"/>
+      <w:pPr>
+        <w:ind w:left="2160" w:hanging="180"/>
+      </w:pPr>
+    </w:lvl>
+    <w:lvl w:ilvl="3" w:tplc="0416000F" w:tentative="1">
+      <w:start w:val="1"/>
+      <w:numFmt w:val="decimal"/>
+      <w:lvlText w:val="%4."/>
+      <w:lvlJc w:val="left"/>
+      <w:pPr>
+        <w:ind w:left="2880" w:hanging="360"/>
+      </w:pPr>
+    </w:lvl>
+    <w:lvl w:ilvl="4" w:tplc="04160019" w:tentative="1">
+      <w:start w:val="1"/>
+      <w:numFmt w:val="lowerLetter"/>
+      <w:lvlText w:val="%5."/>
+      <w:lvlJc w:val="left"/>
+      <w:pPr>
+        <w:ind w:left="3600" w:hanging="360"/>
+      </w:pPr>
+    </w:lvl>
+    <w:lvl w:ilvl="5" w:tplc="0416001B" w:tentative="1">
+      <w:start w:val="1"/>
+      <w:numFmt w:val="lowerRoman"/>
+      <w:lvlText w:val="%6."/>
+      <w:lvlJc w:val="right"/>
+      <w:pPr>
+        <w:ind w:left="4320" w:hanging="180"/>
+      </w:pPr>
+    </w:lvl>
+    <w:lvl w:ilvl="6" w:tplc="0416000F" w:tentative="1">
+      <w:start w:val="1"/>
+      <w:numFmt w:val="decimal"/>
+      <w:lvlText w:val="%7."/>
+      <w:lvlJc w:val="left"/>
+      <w:pPr>
+        <w:ind w:left="5040" w:hanging="360"/>
+      </w:pPr>
+    </w:lvl>
+    <w:lvl w:ilvl="7" w:tplc="04160019" w:tentative="1">
+      <w:start w:val="1"/>
+      <w:numFmt w:val="lowerLetter"/>
+      <w:lvlText w:val="%8."/>
+      <w:lvlJc w:val="left"/>
+      <w:pPr>
+        <w:ind w:left="5760" w:hanging="360"/>
+      </w:pPr>
+    </w:lvl>
+    <w:lvl w:ilvl="8" w:tplc="0416001B" w:tentative="1">
+      <w:start w:val="1"/>
+      <w:numFmt w:val="lowerRoman"/>
+      <w:lvlText w:val="%9."/>
+      <w:lvlJc w:val="right"/>
+      <w:pPr>
+        <w:ind w:left="6480" w:hanging="180"/>
+      </w:pPr>
+    </w:lvl>
+  </w:abstractNum>
+  <w:abstractNum w:abstractNumId="10" w15:restartNumberingAfterBreak="0">
+    <w:nsid w:val="66853D63"/>
+    <w:multiLevelType w:val="hybridMultilevel"/>
+    <w:tmpl w:val="9F88D3E0"/>
+    <w:lvl w:ilvl="0" w:tplc="04160017">
+      <w:start w:val="1"/>
+      <w:numFmt w:val="lowerLetter"/>
+      <w:lvlText w:val="%1)"/>
+      <w:lvlJc w:val="left"/>
+      <w:pPr>
+        <w:ind w:left="720" w:hanging="360"/>
+      </w:pPr>
+    </w:lvl>
+    <w:lvl w:ilvl="1" w:tplc="04160019" w:tentative="1">
+      <w:start w:val="1"/>
+      <w:numFmt w:val="lowerLetter"/>
+      <w:lvlText w:val="%2."/>
+      <w:lvlJc w:val="left"/>
+      <w:pPr>
+        <w:ind w:left="1440" w:hanging="360"/>
+      </w:pPr>
+    </w:lvl>
+    <w:lvl w:ilvl="2" w:tplc="0416001B" w:tentative="1">
+      <w:start w:val="1"/>
+      <w:numFmt w:val="lowerRoman"/>
+      <w:lvlText w:val="%3."/>
+      <w:lvlJc w:val="right"/>
+      <w:pPr>
+        <w:ind w:left="2160" w:hanging="180"/>
+      </w:pPr>
+    </w:lvl>
+    <w:lvl w:ilvl="3" w:tplc="0416000F" w:tentative="1">
+      <w:start w:val="1"/>
+      <w:numFmt w:val="decimal"/>
+      <w:lvlText w:val="%4."/>
+      <w:lvlJc w:val="left"/>
+      <w:pPr>
+        <w:ind w:left="2880" w:hanging="360"/>
+      </w:pPr>
+    </w:lvl>
+    <w:lvl w:ilvl="4" w:tplc="04160019" w:tentative="1">
+      <w:start w:val="1"/>
+      <w:numFmt w:val="lowerLetter"/>
+      <w:lvlText w:val="%5."/>
+      <w:lvlJc w:val="left"/>
+      <w:pPr>
+        <w:ind w:left="3600" w:hanging="360"/>
+      </w:pPr>
+    </w:lvl>
+    <w:lvl w:ilvl="5" w:tplc="0416001B" w:tentative="1">
+      <w:start w:val="1"/>
+      <w:numFmt w:val="lowerRoman"/>
+      <w:lvlText w:val="%6."/>
+      <w:lvlJc w:val="right"/>
+      <w:pPr>
+        <w:ind w:left="4320" w:hanging="180"/>
+      </w:pPr>
+    </w:lvl>
+    <w:lvl w:ilvl="6" w:tplc="0416000F" w:tentative="1">
+      <w:start w:val="1"/>
+      <w:numFmt w:val="decimal"/>
+      <w:lvlText w:val="%7."/>
+      <w:lvlJc w:val="left"/>
+      <w:pPr>
+        <w:ind w:left="5040" w:hanging="360"/>
+      </w:pPr>
+    </w:lvl>
+    <w:lvl w:ilvl="7" w:tplc="04160019" w:tentative="1">
+      <w:start w:val="1"/>
+      <w:numFmt w:val="lowerLetter"/>
+      <w:lvlText w:val="%8."/>
+      <w:lvlJc w:val="left"/>
+      <w:pPr>
+        <w:ind w:left="5760" w:hanging="360"/>
+      </w:pPr>
+    </w:lvl>
+    <w:lvl w:ilvl="8" w:tplc="0416001B" w:tentative="1">
+      <w:start w:val="1"/>
+      <w:numFmt w:val="lowerRoman"/>
+      <w:lvlText w:val="%9."/>
+      <w:lvlJc w:val="right"/>
+      <w:pPr>
+        <w:ind w:left="6480" w:hanging="180"/>
+      </w:pPr>
+    </w:lvl>
+  </w:abstractNum>
+  <w:abstractNum w:abstractNumId="11" w15:restartNumberingAfterBreak="0">
+    <w:nsid w:val="70D56608"/>
+    <w:multiLevelType w:val="hybridMultilevel"/>
+    <w:tmpl w:val="33383D18"/>
+    <w:lvl w:ilvl="0" w:tplc="04160011">
+      <w:start w:val="1"/>
+      <w:numFmt w:val="decimal"/>
+      <w:lvlText w:val="%1)"/>
+      <w:lvlJc w:val="left"/>
+      <w:pPr>
+        <w:ind w:left="720" w:hanging="360"/>
+      </w:pPr>
+    </w:lvl>
+    <w:lvl w:ilvl="1" w:tplc="04160019" w:tentative="1">
+      <w:start w:val="1"/>
+      <w:numFmt w:val="lowerLetter"/>
+      <w:lvlText w:val="%2."/>
+      <w:lvlJc w:val="left"/>
+      <w:pPr>
+        <w:ind w:left="1440" w:hanging="360"/>
+      </w:pPr>
+    </w:lvl>
+    <w:lvl w:ilvl="2" w:tplc="0416001B" w:tentative="1">
+      <w:start w:val="1"/>
+      <w:numFmt w:val="lowerRoman"/>
+      <w:lvlText w:val="%3."/>
+      <w:lvlJc w:val="right"/>
+      <w:pPr>
+        <w:ind w:left="2160" w:hanging="180"/>
+      </w:pPr>
+    </w:lvl>
+    <w:lvl w:ilvl="3" w:tplc="0416000F" w:tentative="1">
+      <w:start w:val="1"/>
+      <w:numFmt w:val="decimal"/>
+      <w:lvlText w:val="%4."/>
+      <w:lvlJc w:val="left"/>
+      <w:pPr>
+        <w:ind w:left="2880" w:hanging="360"/>
+      </w:pPr>
+    </w:lvl>
+    <w:lvl w:ilvl="4" w:tplc="04160019" w:tentative="1">
+      <w:start w:val="1"/>
+      <w:numFmt w:val="lowerLetter"/>
+      <w:lvlText w:val="%5."/>
+      <w:lvlJc w:val="left"/>
+      <w:pPr>
+        <w:ind w:left="3600" w:hanging="360"/>
+      </w:pPr>
+    </w:lvl>
+    <w:lvl w:ilvl="5" w:tplc="0416001B" w:tentative="1">
+      <w:start w:val="1"/>
+      <w:numFmt w:val="lowerRoman"/>
+      <w:lvlText w:val="%6."/>
+      <w:lvlJc w:val="right"/>
+      <w:pPr>
+        <w:ind w:left="4320" w:hanging="180"/>
+      </w:pPr>
+    </w:lvl>
+    <w:lvl w:ilvl="6" w:tplc="0416000F" w:tentative="1">
+      <w:start w:val="1"/>
+      <w:numFmt w:val="decimal"/>
+      <w:lvlText w:val="%7."/>
+      <w:lvlJc w:val="left"/>
+      <w:pPr>
+        <w:ind w:left="5040" w:hanging="360"/>
+      </w:pPr>
+    </w:lvl>
+    <w:lvl w:ilvl="7" w:tplc="04160019" w:tentative="1">
+      <w:start w:val="1"/>
+      <w:numFmt w:val="lowerLetter"/>
+      <w:lvlText w:val="%8."/>
+      <w:lvlJc w:val="left"/>
+      <w:pPr>
+        <w:ind w:left="5760" w:hanging="360"/>
+      </w:pPr>
+    </w:lvl>
+    <w:lvl w:ilvl="8" w:tplc="0416001B" w:tentative="1">
+      <w:start w:val="1"/>
+      <w:numFmt w:val="lowerRoman"/>
+      <w:lvlText w:val="%9."/>
+      <w:lvlJc w:val="right"/>
+      <w:pPr>
+        <w:ind w:left="6480" w:hanging="180"/>
+      </w:pPr>
+    </w:lvl>
+  </w:abstractNum>
+  <w:abstractNum w:abstractNumId="12" w15:restartNumberingAfterBreak="0">
+    <w:nsid w:val="747B5641"/>
+    <w:multiLevelType w:val="hybridMultilevel"/>
+    <w:tmpl w:val="B12C7FBA"/>
+    <w:lvl w:ilvl="0" w:tplc="04160017">
+      <w:start w:val="1"/>
+      <w:numFmt w:val="lowerLetter"/>
+      <w:lvlText w:val="%1)"/>
+      <w:lvlJc w:val="left"/>
+      <w:pPr>
+        <w:ind w:left="720" w:hanging="360"/>
+      </w:pPr>
+      <w:rPr>
+        <w:rFonts w:hint="default"/>
+      </w:rPr>
+    </w:lvl>
+    <w:lvl w:ilvl="1" w:tplc="04160019" w:tentative="1">
+      <w:start w:val="1"/>
+      <w:numFmt w:val="lowerLetter"/>
+      <w:lvlText w:val="%2."/>
+      <w:lvlJc w:val="left"/>
+      <w:pPr>
+        <w:ind w:left="1440" w:hanging="360"/>
+      </w:pPr>
+    </w:lvl>
+    <w:lvl w:ilvl="2" w:tplc="0416001B" w:tentative="1">
+      <w:start w:val="1"/>
+      <w:numFmt w:val="lowerRoman"/>
+      <w:lvlText w:val="%3."/>
+      <w:lvlJc w:val="right"/>
+      <w:pPr>
+        <w:ind w:left="2160" w:hanging="180"/>
+      </w:pPr>
+    </w:lvl>
+    <w:lvl w:ilvl="3" w:tplc="0416000F" w:tentative="1">
+      <w:start w:val="1"/>
+      <w:numFmt w:val="decimal"/>
+      <w:lvlText w:val="%4."/>
+      <w:lvlJc w:val="left"/>
+      <w:pPr>
+        <w:ind w:left="2880" w:hanging="360"/>
+      </w:pPr>
+    </w:lvl>
+    <w:lvl w:ilvl="4" w:tplc="04160019" w:tentative="1">
+      <w:start w:val="1"/>
+      <w:numFmt w:val="lowerLetter"/>
+      <w:lvlText w:val="%5."/>
+      <w:lvlJc w:val="left"/>
+      <w:pPr>
+        <w:ind w:left="3600" w:hanging="360"/>
+      </w:pPr>
+    </w:lvl>
+    <w:lvl w:ilvl="5" w:tplc="0416001B" w:tentative="1">
+      <w:start w:val="1"/>
+      <w:numFmt w:val="lowerRoman"/>
+      <w:lvlText w:val="%6."/>
+      <w:lvlJc w:val="right"/>
+      <w:pPr>
+        <w:ind w:left="4320" w:hanging="180"/>
+      </w:pPr>
+    </w:lvl>
+    <w:lvl w:ilvl="6" w:tplc="0416000F" w:tentative="1">
+      <w:start w:val="1"/>
+      <w:numFmt w:val="decimal"/>
+      <w:lvlText w:val="%7."/>
+      <w:lvlJc w:val="left"/>
+      <w:pPr>
+        <w:ind w:left="5040" w:hanging="360"/>
+      </w:pPr>
+    </w:lvl>
+    <w:lvl w:ilvl="7" w:tplc="04160019" w:tentative="1">
+      <w:start w:val="1"/>
+      <w:numFmt w:val="lowerLetter"/>
+      <w:lvlText w:val="%8."/>
+      <w:lvlJc w:val="left"/>
+      <w:pPr>
+        <w:ind w:left="5760" w:hanging="360"/>
+      </w:pPr>
+    </w:lvl>
+    <w:lvl w:ilvl="8" w:tplc="0416001B" w:tentative="1">
+      <w:start w:val="1"/>
+      <w:numFmt w:val="lowerRoman"/>
+      <w:lvlText w:val="%9."/>
+      <w:lvlJc w:val="right"/>
+      <w:pPr>
+        <w:ind w:left="6480" w:hanging="180"/>
+      </w:pPr>
+    </w:lvl>
+  </w:abstractNum>
+  <w:abstractNum w:abstractNumId="13" w15:restartNumberingAfterBreak="0">
+    <w:nsid w:val="789B172B"/>
+    <w:multiLevelType w:val="hybridMultilevel"/>
+    <w:tmpl w:val="1F289398"/>
+    <w:lvl w:ilvl="0" w:tplc="04160017">
+      <w:start w:val="1"/>
+      <w:numFmt w:val="lowerLetter"/>
+      <w:lvlText w:val="%1)"/>
+      <w:lvlJc w:val="left"/>
+      <w:pPr>
+        <w:ind w:left="720" w:hanging="360"/>
+      </w:pPr>
+    </w:lvl>
+    <w:lvl w:ilvl="1" w:tplc="04160019" w:tentative="1">
+      <w:start w:val="1"/>
+      <w:numFmt w:val="lowerLetter"/>
+      <w:lvlText w:val="%2."/>
+      <w:lvlJc w:val="left"/>
+      <w:pPr>
+        <w:ind w:left="1440" w:hanging="360"/>
+      </w:pPr>
+    </w:lvl>
+    <w:lvl w:ilvl="2" w:tplc="0416001B" w:tentative="1">
+      <w:start w:val="1"/>
+      <w:numFmt w:val="lowerRoman"/>
+      <w:lvlText w:val="%3."/>
+      <w:lvlJc w:val="right"/>
+      <w:pPr>
+        <w:ind w:left="2160" w:hanging="180"/>
+      </w:pPr>
+    </w:lvl>
+    <w:lvl w:ilvl="3" w:tplc="0416000F" w:tentative="1">
+      <w:start w:val="1"/>
+      <w:numFmt w:val="decimal"/>
+      <w:lvlText w:val="%4."/>
+      <w:lvlJc w:val="left"/>
+      <w:pPr>
+        <w:ind w:left="2880" w:hanging="360"/>
+      </w:pPr>
+    </w:lvl>
+    <w:lvl w:ilvl="4" w:tplc="04160019" w:tentative="1">
+      <w:start w:val="1"/>
+      <w:numFmt w:val="lowerLetter"/>
+      <w:lvlText w:val="%5."/>
+      <w:lvlJc w:val="left"/>
+      <w:pPr>
+        <w:ind w:left="3600" w:hanging="360"/>
+      </w:pPr>
+    </w:lvl>
+    <w:lvl w:ilvl="5" w:tplc="0416001B" w:tentative="1">
+      <w:start w:val="1"/>
+      <w:numFmt w:val="lowerRoman"/>
+      <w:lvlText w:val="%6."/>
+      <w:lvlJc w:val="right"/>
+      <w:pPr>
+        <w:ind w:left="4320" w:hanging="180"/>
+      </w:pPr>
+    </w:lvl>
+    <w:lvl w:ilvl="6" w:tplc="0416000F" w:tentative="1">
+      <w:start w:val="1"/>
+      <w:numFmt w:val="decimal"/>
+      <w:lvlText w:val="%7."/>
+      <w:lvlJc w:val="left"/>
+      <w:pPr>
+        <w:ind w:left="5040" w:hanging="360"/>
+      </w:pPr>
+    </w:lvl>
+    <w:lvl w:ilvl="7" w:tplc="04160019" w:tentative="1">
+      <w:start w:val="1"/>
+      <w:numFmt w:val="lowerLetter"/>
+      <w:lvlText w:val="%8."/>
+      <w:lvlJc w:val="left"/>
+      <w:pPr>
+        <w:ind w:left="5760" w:hanging="360"/>
+      </w:pPr>
+    </w:lvl>
+    <w:lvl w:ilvl="8" w:tplc="0416001B" w:tentative="1">
+      <w:start w:val="1"/>
+      <w:numFmt w:val="lowerRoman"/>
+      <w:lvlText w:val="%9."/>
+      <w:lvlJc w:val="right"/>
+      <w:pPr>
+        <w:ind w:left="6480" w:hanging="180"/>
+      </w:pPr>
+    </w:lvl>
+  </w:abstractNum>
+  <w:abstractNum w:abstractNumId="14" w15:restartNumberingAfterBreak="0">
+    <w:nsid w:val="79BB405E"/>
+    <w:multiLevelType w:val="hybridMultilevel"/>
+    <w:tmpl w:val="CC00C872"/>
+    <w:lvl w:ilvl="0" w:tplc="A4ACEFD8">
+      <w:start w:val="1"/>
+      <w:numFmt w:val="lowerLetter"/>
+      <w:lvlText w:val="%1)"/>
+      <w:lvlJc w:val="left"/>
+      <w:pPr>
+        <w:ind w:left="795" w:hanging="435"/>
+      </w:pPr>
+      <w:rPr>
+        <w:rFonts w:hint="default"/>
+      </w:rPr>
+    </w:lvl>
+    <w:lvl w:ilvl="1" w:tplc="04160019" w:tentative="1">
+      <w:start w:val="1"/>
+      <w:numFmt w:val="lowerLetter"/>
+      <w:lvlText w:val="%2."/>
+      <w:lvlJc w:val="left"/>
+      <w:pPr>
+        <w:ind w:left="1440" w:hanging="360"/>
+      </w:pPr>
+    </w:lvl>
+    <w:lvl w:ilvl="2" w:tplc="0416001B" w:tentative="1">
+      <w:start w:val="1"/>
+      <w:numFmt w:val="lowerRoman"/>
+      <w:lvlText w:val="%3."/>
+      <w:lvlJc w:val="right"/>
+      <w:pPr>
+        <w:ind w:left="2160" w:hanging="180"/>
+      </w:pPr>
+    </w:lvl>
+    <w:lvl w:ilvl="3" w:tplc="0416000F" w:tentative="1">
+      <w:start w:val="1"/>
+      <w:numFmt w:val="decimal"/>
+      <w:lvlText w:val="%4."/>
+      <w:lvlJc w:val="left"/>
+      <w:pPr>
+        <w:ind w:left="2880" w:hanging="360"/>
+      </w:pPr>
+    </w:lvl>
+    <w:lvl w:ilvl="4" w:tplc="04160019" w:tentative="1">
+      <w:start w:val="1"/>
+      <w:numFmt w:val="lowerLetter"/>
+      <w:lvlText w:val="%5."/>
+      <w:lvlJc w:val="left"/>
+      <w:pPr>
+        <w:ind w:left="3600" w:hanging="360"/>
+      </w:pPr>
+    </w:lvl>
+    <w:lvl w:ilvl="5" w:tplc="0416001B" w:tentative="1">
+      <w:start w:val="1"/>
+      <w:numFmt w:val="lowerRoman"/>
+      <w:lvlText w:val="%6."/>
+      <w:lvlJc w:val="right"/>
+      <w:pPr>
+        <w:ind w:left="4320" w:hanging="180"/>
+      </w:pPr>
+    </w:lvl>
+    <w:lvl w:ilvl="6" w:tplc="0416000F" w:tentative="1">
+      <w:start w:val="1"/>
+      <w:numFmt w:val="decimal"/>
+      <w:lvlText w:val="%7."/>
+      <w:lvlJc w:val="left"/>
+      <w:pPr>
+        <w:ind w:left="5040" w:hanging="360"/>
+      </w:pPr>
+    </w:lvl>
+    <w:lvl w:ilvl="7" w:tplc="04160019" w:tentative="1">
+      <w:start w:val="1"/>
+      <w:numFmt w:val="lowerLetter"/>
+      <w:lvlText w:val="%8."/>
+      <w:lvlJc w:val="left"/>
+      <w:pPr>
+        <w:ind w:left="5760" w:hanging="360"/>
+      </w:pPr>
+    </w:lvl>
+    <w:lvl w:ilvl="8" w:tplc="0416001B" w:tentative="1">
+      <w:start w:val="1"/>
+      <w:numFmt w:val="lowerRoman"/>
+      <w:lvlText w:val="%9."/>
+      <w:lvlJc w:val="right"/>
+      <w:pPr>
+        <w:ind w:left="6480" w:hanging="180"/>
+      </w:pPr>
+    </w:lvl>
+  </w:abstractNum>
   <w:num w:numId="1" w16cid:durableId="1319504534">
+    <w:abstractNumId w:val="6"/>
+  </w:num>
+  <w:num w:numId="2" w16cid:durableId="819733906">
+    <w:abstractNumId w:val="3"/>
+  </w:num>
+  <w:num w:numId="3" w16cid:durableId="330376471">
+    <w:abstractNumId w:val="1"/>
+  </w:num>
+  <w:num w:numId="4" w16cid:durableId="1338576008">
+    <w:abstractNumId w:val="13"/>
+  </w:num>
+  <w:num w:numId="5" w16cid:durableId="1525628380">
     <w:abstractNumId w:val="2"/>
   </w:num>
-  <w:num w:numId="2" w16cid:durableId="819733906">
-    <w:abstractNumId w:val="1"/>
+  <w:num w:numId="6" w16cid:durableId="1127042182">
+    <w:abstractNumId w:val="10"/>
   </w:num>
-  <w:num w:numId="3" w16cid:durableId="330376471">
+  <w:num w:numId="7" w16cid:durableId="164054707">
+    <w:abstractNumId w:val="7"/>
+  </w:num>
+  <w:num w:numId="8" w16cid:durableId="22948395">
+    <w:abstractNumId w:val="8"/>
+  </w:num>
+  <w:num w:numId="9" w16cid:durableId="456601998">
+    <w:abstractNumId w:val="5"/>
+  </w:num>
+  <w:num w:numId="10" w16cid:durableId="47068946">
+    <w:abstractNumId w:val="11"/>
+  </w:num>
+  <w:num w:numId="11" w16cid:durableId="8878767">
     <w:abstractNumId w:val="0"/>
+  </w:num>
+  <w:num w:numId="12" w16cid:durableId="815223355">
+    <w:abstractNumId w:val="9"/>
+  </w:num>
+  <w:num w:numId="13" w16cid:durableId="291523907">
+    <w:abstractNumId w:val="14"/>
+  </w:num>
+  <w:num w:numId="14" w16cid:durableId="743071271">
+    <w:abstractNumId w:val="4"/>
+  </w:num>
+  <w:num w:numId="15" w16cid:durableId="1834374104">
+    <w:abstractNumId w:val="12"/>
   </w:num>
 </w:numbering>
 </file>
@@ -6442,7 +11468,7 @@
   <w:style w:type="paragraph" w:default="1" w:styleId="Normal">
     <w:name w:val="Normal"/>
     <w:qFormat/>
-    <w:rsid w:val="00875146"/>
+    <w:rsid w:val="004C0FB9"/>
     <w:pPr>
       <w:spacing w:line="360" w:lineRule="auto"/>
       <w:ind w:firstLine="709"/>
